--- a/discoverer-neo/docs/user-guide/manual/Discoverer-Neo-USER-Guide-Quick-es-ES.docx
+++ b/discoverer-neo/docs/user-guide/manual/Discoverer-Neo-USER-Guide-Quick-es-ES.docx
@@ -54,7 +54,7 @@
           <w:sz w:val="22"/>
           <w:szCs w:val="22"/>
         </w:rPr>
-        <w:t>Versión 2.0.0</w:t>
+        <w:t>Versión 2.0.1</w:t>
       </w:r>
     </w:p>
     <w:p>
@@ -74,7 +74,7 @@
     <w:sdt>
       <w:sdtPr>
         <w:alias w:val="Índice"/>
-        <w:id w:val="500234415"/>
+        <w:id w:val="-544055186"/>
       </w:sdtPr>
       <w:sdtEndPr/>
       <w:sdtContent>
@@ -102,7 +102,7 @@
           <w:r>
             <w:fldChar w:fldCharType="separate"/>
           </w:r>
-          <w:hyperlink w:anchor="_Toc241669140" w:history="1">
+          <w:hyperlink w:anchor="_Toc241671671" w:history="1">
             <w:r>
               <w:rPr>
                 <w:rStyle w:val="Hiperligao"/>
@@ -126,7 +126,7 @@
               <w:rPr>
                 <w:noProof/>
               </w:rPr>
-              <w:instrText xml:space="preserve"> PAGEREF _Toc241669140 \h </w:instrText>
+              <w:instrText xml:space="preserve"> PAGEREF _Toc241671671 \h </w:instrText>
             </w:r>
             <w:r>
               <w:rPr>
@@ -168,7 +168,7 @@
               <w14:ligatures w14:val="standardContextual"/>
             </w:rPr>
           </w:pPr>
-          <w:hyperlink w:anchor="_Toc241669141" w:history="1">
+          <w:hyperlink w:anchor="_Toc241671672" w:history="1">
             <w:r>
               <w:rPr>
                 <w:rStyle w:val="Hiperligao"/>
@@ -192,7 +192,7 @@
               <w:rPr>
                 <w:noProof/>
               </w:rPr>
-              <w:instrText xml:space="preserve"> PAGEREF _Toc241669141 \h </w:instrText>
+              <w:instrText xml:space="preserve"> PAGEREF _Toc241671672 \h </w:instrText>
             </w:r>
             <w:r>
               <w:rPr>
@@ -234,7 +234,7 @@
               <w14:ligatures w14:val="standardContextual"/>
             </w:rPr>
           </w:pPr>
-          <w:hyperlink w:anchor="_Toc241669142" w:history="1">
+          <w:hyperlink w:anchor="_Toc241671673" w:history="1">
             <w:r>
               <w:rPr>
                 <w:rStyle w:val="Hiperligao"/>
@@ -258,7 +258,7 @@
               <w:rPr>
                 <w:noProof/>
               </w:rPr>
-              <w:instrText xml:space="preserve"> PAGEREF _Toc241669142 \h </w:instrText>
+              <w:instrText xml:space="preserve"> PAGEREF _Toc241671673 \h </w:instrText>
             </w:r>
             <w:r>
               <w:rPr>
@@ -300,7 +300,7 @@
               <w14:ligatures w14:val="standardContextual"/>
             </w:rPr>
           </w:pPr>
-          <w:hyperlink w:anchor="_Toc241669143" w:history="1">
+          <w:hyperlink w:anchor="_Toc241671674" w:history="1">
             <w:r>
               <w:rPr>
                 <w:rStyle w:val="Hiperligao"/>
@@ -324,7 +324,7 @@
               <w:rPr>
                 <w:noProof/>
               </w:rPr>
-              <w:instrText xml:space="preserve"> PAGEREF _Toc241669143 \h </w:instrText>
+              <w:instrText xml:space="preserve"> PAGEREF _Toc241671674 \h </w:instrText>
             </w:r>
             <w:r>
               <w:rPr>
@@ -366,7 +366,7 @@
               <w14:ligatures w14:val="standardContextual"/>
             </w:rPr>
           </w:pPr>
-          <w:hyperlink w:anchor="_Toc241669144" w:history="1">
+          <w:hyperlink w:anchor="_Toc241671675" w:history="1">
             <w:r>
               <w:rPr>
                 <w:rStyle w:val="Hiperligao"/>
@@ -390,7 +390,7 @@
               <w:rPr>
                 <w:noProof/>
               </w:rPr>
-              <w:instrText xml:space="preserve"> PAGEREF _Toc241669144 \h </w:instrText>
+              <w:instrText xml:space="preserve"> PAGEREF _Toc241671675 \h </w:instrText>
             </w:r>
             <w:r>
               <w:rPr>
@@ -432,7 +432,7 @@
               <w14:ligatures w14:val="standardContextual"/>
             </w:rPr>
           </w:pPr>
-          <w:hyperlink w:anchor="_Toc241669145" w:history="1">
+          <w:hyperlink w:anchor="_Toc241671676" w:history="1">
             <w:r>
               <w:rPr>
                 <w:rStyle w:val="Hiperligao"/>
@@ -456,7 +456,7 @@
               <w:rPr>
                 <w:noProof/>
               </w:rPr>
-              <w:instrText xml:space="preserve"> PAGEREF _Toc241669145 \h </w:instrText>
+              <w:instrText xml:space="preserve"> PAGEREF _Toc241671676 \h </w:instrText>
             </w:r>
             <w:r>
               <w:rPr>
@@ -498,7 +498,7 @@
               <w14:ligatures w14:val="standardContextual"/>
             </w:rPr>
           </w:pPr>
-          <w:hyperlink w:anchor="_Toc241669146" w:history="1">
+          <w:hyperlink w:anchor="_Toc241671677" w:history="1">
             <w:r>
               <w:rPr>
                 <w:rStyle w:val="Hiperligao"/>
@@ -522,7 +522,7 @@
               <w:rPr>
                 <w:noProof/>
               </w:rPr>
-              <w:instrText xml:space="preserve"> PAGEREF _Toc241669146 \h </w:instrText>
+              <w:instrText xml:space="preserve"> PAGEREF _Toc241671677 \h </w:instrText>
             </w:r>
             <w:r>
               <w:rPr>
@@ -564,7 +564,7 @@
               <w14:ligatures w14:val="standardContextual"/>
             </w:rPr>
           </w:pPr>
-          <w:hyperlink w:anchor="_Toc241669147" w:history="1">
+          <w:hyperlink w:anchor="_Toc241671678" w:history="1">
             <w:r>
               <w:rPr>
                 <w:rStyle w:val="Hiperligao"/>
@@ -588,7 +588,7 @@
               <w:rPr>
                 <w:noProof/>
               </w:rPr>
-              <w:instrText xml:space="preserve"> PAGEREF _Toc241669147 \h </w:instrText>
+              <w:instrText xml:space="preserve"> PAGEREF _Toc241671678 \h </w:instrText>
             </w:r>
             <w:r>
               <w:rPr>
@@ -636,7 +636,7 @@
       <w:pPr>
         <w:pStyle w:val="Ttulo1"/>
       </w:pPr>
-      <w:bookmarkStart w:id="0" w:name="_Toc241669140"/>
+      <w:bookmarkStart w:id="0" w:name="_Toc241671671"/>
       <w:r>
         <w:lastRenderedPageBreak/>
         <w:t>Su rol en una página</w:t>
@@ -1256,7 +1256,7 @@
           <w:noProof/>
         </w:rPr>
         <w:drawing>
-          <wp:inline distT="0" distB="0" distL="0" distR="0">
+          <wp:inline distT="0" distB="0" distL="0" distR="0" wp14:anchorId="7A63C3D7" wp14:editId="605D13E0">
             <wp:extent cx="5715000" cy="3571875"/>
             <wp:effectExtent l="0" t="0" r="0" b="0"/>
             <wp:docPr id="403" name="01-login.png" descr="La página de inicio de sesión con Correo electrónico, Contraseña, Recordarme y el botón Iniciar sesión." title="La página de inicio de sesión con Correo electrónico, Contraseña, Recordarme y el botón Iniciar sesión."/>
@@ -1309,7 +1309,7 @@
         <w:pStyle w:val="Ttulo1"/>
         <w:pageBreakBefore/>
       </w:pPr>
-      <w:bookmarkStart w:id="1" w:name="_Toc241669141"/>
+      <w:bookmarkStart w:id="1" w:name="_Toc241671672"/>
       <w:r>
         <w:lastRenderedPageBreak/>
         <w:t>Panel</w:t>
@@ -1332,7 +1332,7 @@
           <w:noProof/>
         </w:rPr>
         <w:drawing>
-          <wp:inline distT="0" distB="0" distL="0" distR="0">
+          <wp:inline distT="0" distB="0" distL="0" distR="0" wp14:anchorId="6DD0737B" wp14:editId="70EB203B">
             <wp:extent cx="5715000" cy="3571875"/>
             <wp:effectExtent l="0" t="0" r="0" b="0"/>
             <wp:docPr id="404" name="45-dashboard.png" descr="El panel con las tarjetas de resumen y la lista Mapas recientes." title="El panel con las tarjetas de resumen y la lista Mapas recientes."/>
@@ -1484,7 +1484,7 @@
         <w:pStyle w:val="Ttulo1"/>
         <w:pageBreakBefore/>
       </w:pPr>
-      <w:bookmarkStart w:id="2" w:name="_Toc241669142"/>
+      <w:bookmarkStart w:id="2" w:name="_Toc241671673"/>
       <w:r>
         <w:lastRenderedPageBreak/>
         <w:t>Mapas</w:t>
@@ -1537,7 +1537,7 @@
           <w:noProof/>
         </w:rPr>
         <w:drawing>
-          <wp:inline distT="0" distB="0" distL="0" distR="0">
+          <wp:inline distT="0" distB="0" distL="0" distR="0" wp14:anchorId="07405CAA" wp14:editId="4B2FA885">
             <wp:extent cx="5715000" cy="3429000"/>
             <wp:effectExtent l="0" t="0" r="0" b="0"/>
             <wp:docPr id="405" name="03-maps-mine.png" descr="La lista de Mapas, pestaña Míos, con los iconos de acción en la fila del mapa." title="La lista de Mapas, pestaña Míos, con los iconos de acción en la fila del mapa."/>
@@ -2218,7 +2218,7 @@
         <w:pStyle w:val="Ttulo1"/>
         <w:pageBreakBefore/>
       </w:pPr>
-      <w:bookmarkStart w:id="3" w:name="_Toc241669143"/>
+      <w:bookmarkStart w:id="3" w:name="_Toc241671674"/>
       <w:r>
         <w:lastRenderedPageBreak/>
         <w:t>Ejecutar y exportar</w:t>
@@ -2241,7 +2241,7 @@
           <w:noProof/>
         </w:rPr>
         <w:drawing>
-          <wp:inline distT="0" distB="0" distL="0" distR="0">
+          <wp:inline distT="0" distB="0" distL="0" distR="0" wp14:anchorId="7E60CA15" wp14:editId="62358AAD">
             <wp:extent cx="5715000" cy="3571875"/>
             <wp:effectExtent l="0" t="0" r="0" b="0"/>
             <wp:docPr id="406" name="25-viewer-results.png" descr="El visor de mapas tras una ejecución completada, con la cuadrícula de resultados y los botones de exportación." title="El visor de mapas tras una ejecución completada, con la cuadrícula de resultados y los botones de exportación."/>
@@ -2770,7 +2770,7 @@
         <w:pStyle w:val="Ttulo1"/>
         <w:pageBreakBefore/>
       </w:pPr>
-      <w:bookmarkStart w:id="4" w:name="_Toc241669144"/>
+      <w:bookmarkStart w:id="4" w:name="_Toc241671675"/>
       <w:r>
         <w:lastRenderedPageBreak/>
         <w:t>Crear y editar un mapa</w:t>
@@ -2793,7 +2793,7 @@
           <w:noProof/>
         </w:rPr>
         <w:drawing>
-          <wp:inline distT="0" distB="0" distL="0" distR="0">
+          <wp:inline distT="0" distB="0" distL="0" distR="0" wp14:anchorId="3B160336" wp14:editId="56860BD4">
             <wp:extent cx="5715000" cy="3571875"/>
             <wp:effectExtent l="0" t="0" r="0" b="0"/>
             <wp:docPr id="407" name="05-builder-overview.png" descr="El generador de mapas con el árbol Áreas de negocio, el lienzo de columnas y el panel Propiedades." title="El generador de mapas con el árbol Áreas de negocio, el lienzo de columnas y el panel Propiedades."/>
@@ -3455,7 +3455,7 @@
         <w:pStyle w:val="Ttulo1"/>
         <w:pageBreakBefore/>
       </w:pPr>
-      <w:bookmarkStart w:id="5" w:name="_Toc241669145"/>
+      <w:bookmarkStart w:id="5" w:name="_Toc241671676"/>
       <w:r>
         <w:lastRenderedPageBreak/>
         <w:t>Ejecuciones y Exportaciones</w:t>
@@ -3495,7 +3495,7 @@
           <w:noProof/>
         </w:rPr>
         <w:drawing>
-          <wp:inline distT="0" distB="0" distL="0" distR="0">
+          <wp:inline distT="0" distB="0" distL="0" distR="0" wp14:anchorId="6F809C5A" wp14:editId="33FB2ED1">
             <wp:extent cx="5715000" cy="3571875"/>
             <wp:effectExtent l="0" t="0" r="0" b="0"/>
             <wp:docPr id="408" name="41-runs.png" descr="La página Ejecuciones con los filtros y la tabla de ejecuciones con sus botones de exportación." title="La página Ejecuciones con los filtros y la tabla de ejecuciones con sus botones de exportación."/>
@@ -3996,7 +3996,7 @@
         </w:rPr>
         <w:lastRenderedPageBreak/>
         <w:drawing>
-          <wp:inline distT="0" distB="0" distL="0" distR="0">
+          <wp:inline distT="0" distB="0" distL="0" distR="0" wp14:anchorId="463FE729" wp14:editId="1C93E491">
             <wp:extent cx="5715000" cy="3571875"/>
             <wp:effectExtent l="0" t="0" r="0" b="0"/>
             <wp:docPr id="409" name="44-exports.png" descr="La página Exportaciones con la lista de trabajos de exportación y un botón Descargar en los terminados." title="La página Exportaciones con la lista de trabajos de exportación y un botón Descargar en los terminados."/>
@@ -4049,7 +4049,7 @@
         <w:pStyle w:val="Ttulo1"/>
         <w:pageBreakBefore/>
       </w:pPr>
-      <w:bookmarkStart w:id="6" w:name="_Toc241669146"/>
+      <w:bookmarkStart w:id="6" w:name="_Toc241671677"/>
       <w:r>
         <w:lastRenderedPageBreak/>
         <w:t>Programaciones</w:t>
@@ -4072,7 +4072,7 @@
           <w:noProof/>
         </w:rPr>
         <w:drawing>
-          <wp:inline distT="0" distB="0" distL="0" distR="0">
+          <wp:inline distT="0" distB="0" distL="0" distR="0" wp14:anchorId="70B44BE4" wp14:editId="4FD05307">
             <wp:extent cx="3743325" cy="4676775"/>
             <wp:effectExtent l="0" t="0" r="0" b="0"/>
             <wp:docPr id="410" name="32-schedule-new-dialog.png" descr="El cuadro Nueva programación con mapa, nombre, frecuencia, zona horaria y formato de salida." title="El cuadro Nueva programación con mapa, nombre, frecuencia, zona horaria y formato de salida."/>
@@ -4699,7 +4699,7 @@
         <w:pStyle w:val="Ttulo1"/>
         <w:pageBreakBefore/>
       </w:pPr>
-      <w:bookmarkStart w:id="7" w:name="_Toc241669147"/>
+      <w:bookmarkStart w:id="7" w:name="_Toc241671678"/>
       <w:r>
         <w:lastRenderedPageBreak/>
         <w:t>Configuración</w:t>
@@ -4732,7 +4732,7 @@
           <w:noProof/>
         </w:rPr>
         <w:drawing>
-          <wp:inline distT="0" distB="0" distL="0" distR="0">
+          <wp:inline distT="0" distB="0" distL="0" distR="0" wp14:anchorId="060E0E49" wp14:editId="6446B8B8">
             <wp:extent cx="5715000" cy="3571875"/>
             <wp:effectExtent l="0" t="0" r="0" b="0"/>
             <wp:docPr id="411" name="04-settings.png" descr="La página Configuración con las tarjetas Idioma, Tema y Paleta de colores." title="La página Configuración con las tarjetas Idioma, Tema y Paleta de colores."/>
@@ -5041,7 +5041,7 @@
         <w:sz w:val="16"/>
         <w:szCs w:val="16"/>
       </w:rPr>
-      <w:t>Discoverer Neo 2.0.0 · Guía rápida · USER</w:t>
+      <w:t>Discoverer Neo 2.0.1 · Guía rápida · USER</w:t>
     </w:r>
   </w:p>
 </w:hdr>
@@ -5050,10 +5050,10 @@
 <file path=word/numbering.xml><?xml version="1.0" encoding="utf-8"?>
 <w:numbering xmlns:wpc="http://schemas.microsoft.com/office/word/2010/wordprocessingCanvas" xmlns:cx="http://schemas.microsoft.com/office/drawing/2014/chartex" xmlns:cx1="http://schemas.microsoft.com/office/drawing/2015/9/8/chartex" xmlns:cx2="http://schemas.microsoft.com/office/drawing/2015/10/21/chartex" xmlns:cx3="http://schemas.microsoft.com/office/drawing/2016/5/9/chartex" xmlns:cx4="http://schemas.microsoft.com/office/drawing/2016/5/10/chartex" xmlns:cx5="http://schemas.microsoft.com/office/drawing/2016/5/11/chartex" xmlns:cx6="http://schemas.microsoft.com/office/drawing/2016/5/12/chartex" xmlns:cx7="http://schemas.microsoft.com/office/drawing/2016/5/13/chartex" xmlns:cx8="http://schemas.microsoft.com/office/drawing/2016/5/14/chartex" xmlns:mc="http://schemas.openxmlformats.org/markup-compatibility/2006" xmlns:aink="http://schemas.microsoft.com/office/drawing/2016/ink" xmlns:am3d="http://schemas.microsoft.com/office/drawing/2017/model3d" xmlns:o="urn:schemas-microsoft-com:office:office" xmlns:oel="http://schemas.microsoft.com/office/2019/extlst" xmlns:r="http://schemas.openxmlformats.org/officeDocument/2006/relationships" xmlns:m="http://schemas.openxmlformats.org/officeDocument/2006/math" xmlns:v="urn:schemas-microsoft-com:vml" xmlns:wp14="http://schemas.microsoft.com/office/word/2010/wordprocessingDrawing" xmlns:wp="http://schemas.openxmlformats.org/drawingml/2006/wordprocessingDrawing" xmlns:w10="urn:schemas-microsoft-com:office:word" xmlns:w="http://schemas.openxmlformats.org/wordprocessingml/2006/main" xmlns:w14="http://schemas.microsoft.com/office/word/2010/wordml" xmlns:w15="http://schemas.microsoft.com/office/word/2012/wordml" xmlns:w16cex="http://schemas.microsoft.com/office/word/2018/wordml/cex" xmlns:w16cid="http://schemas.microsoft.com/office/word/2016/wordml/cid" xmlns:w16="http://schemas.microsoft.com/office/word/2018/wordml" xmlns:w16sdtdh="http://schemas.microsoft.com/office/word/2020/wordml/sdtdatahash" xmlns:w16se="http://schemas.microsoft.com/office/word/2015/wordml/symex" xmlns:wpg="http://schemas.microsoft.com/office/word/2010/wordprocessingGroup" xmlns:wpi="http://schemas.microsoft.com/office/word/2010/wordprocessingInk" xmlns:wne="http://schemas.microsoft.com/office/word/2006/wordml" xmlns:wps="http://schemas.microsoft.com/office/word/2010/wordprocessingShape" mc:Ignorable="w14 w15 w16se w16cid w16 w16cex w16sdtdh wp14">
   <w:abstractNum w:abstractNumId="0" w15:restartNumberingAfterBreak="0">
-    <w:nsid w:val="0B9B5E6B"/>
+    <w:nsid w:val="0F2D6297"/>
     <w:multiLevelType w:val="hybridMultilevel"/>
-    <w:tmpl w:val="EA5A396C"/>
-    <w:lvl w:ilvl="0" w:tplc="58565BE6">
+    <w:tmpl w:val="1E9CAEB6"/>
+    <w:lvl w:ilvl="0" w:tplc="18F6F104">
       <w:start w:val="1"/>
       <w:numFmt w:val="decimal"/>
       <w:lvlText w:val="%1."/>
@@ -5062,7 +5062,7 @@
         <w:ind w:left="360" w:hanging="300"/>
       </w:pPr>
     </w:lvl>
-    <w:lvl w:ilvl="1" w:tplc="17B4C548" w:tentative="1">
+    <w:lvl w:ilvl="1" w:tplc="D5AA7120" w:tentative="1">
       <w:start w:val="1"/>
       <w:numFmt w:val="lowerLetter"/>
       <w:lvlText w:val="%2."/>
@@ -5071,47 +5071,47 @@
         <w:ind w:left="720" w:hanging="300"/>
       </w:pPr>
     </w:lvl>
-    <w:lvl w:ilvl="2" w:tplc="E11A64B2">
+    <w:lvl w:ilvl="2" w:tplc="6A48C2A2">
       <w:numFmt w:val="decimal"/>
       <w:lvlText w:val=""/>
       <w:lvlJc w:val="left"/>
     </w:lvl>
-    <w:lvl w:ilvl="3" w:tplc="86643242">
+    <w:lvl w:ilvl="3" w:tplc="7B54A676">
       <w:numFmt w:val="decimal"/>
       <w:lvlText w:val=""/>
       <w:lvlJc w:val="left"/>
     </w:lvl>
-    <w:lvl w:ilvl="4" w:tplc="64E6223A">
+    <w:lvl w:ilvl="4" w:tplc="B058BA7E">
       <w:numFmt w:val="decimal"/>
       <w:lvlText w:val=""/>
       <w:lvlJc w:val="left"/>
     </w:lvl>
-    <w:lvl w:ilvl="5" w:tplc="78B2CC68">
+    <w:lvl w:ilvl="5" w:tplc="23281708">
       <w:numFmt w:val="decimal"/>
       <w:lvlText w:val=""/>
       <w:lvlJc w:val="left"/>
     </w:lvl>
-    <w:lvl w:ilvl="6" w:tplc="64BC1874">
+    <w:lvl w:ilvl="6" w:tplc="136EAFDC">
       <w:numFmt w:val="decimal"/>
       <w:lvlText w:val=""/>
       <w:lvlJc w:val="left"/>
     </w:lvl>
-    <w:lvl w:ilvl="7" w:tplc="789677A0">
+    <w:lvl w:ilvl="7" w:tplc="17D6BC34">
       <w:numFmt w:val="decimal"/>
       <w:lvlText w:val=""/>
       <w:lvlJc w:val="left"/>
     </w:lvl>
-    <w:lvl w:ilvl="8" w:tplc="92BCAE28">
+    <w:lvl w:ilvl="8" w:tplc="9C3069E0">
       <w:numFmt w:val="decimal"/>
       <w:lvlText w:val=""/>
       <w:lvlJc w:val="left"/>
     </w:lvl>
   </w:abstractNum>
   <w:abstractNum w:abstractNumId="1" w15:restartNumberingAfterBreak="0">
-    <w:nsid w:val="0F136FCC"/>
+    <w:nsid w:val="191C0FEB"/>
     <w:multiLevelType w:val="hybridMultilevel"/>
-    <w:tmpl w:val="63507F20"/>
-    <w:lvl w:ilvl="0" w:tplc="7A4877C8">
+    <w:tmpl w:val="BC823AE2"/>
+    <w:lvl w:ilvl="0" w:tplc="5BF8BEB0">
       <w:start w:val="1"/>
       <w:numFmt w:val="decimal"/>
       <w:lvlText w:val="%1."/>
@@ -5120,7 +5120,7 @@
         <w:ind w:left="360" w:hanging="300"/>
       </w:pPr>
     </w:lvl>
-    <w:lvl w:ilvl="1" w:tplc="B7EC8D56" w:tentative="1">
+    <w:lvl w:ilvl="1" w:tplc="E110D06A" w:tentative="1">
       <w:start w:val="1"/>
       <w:numFmt w:val="lowerLetter"/>
       <w:lvlText w:val="%2."/>
@@ -5129,47 +5129,47 @@
         <w:ind w:left="720" w:hanging="300"/>
       </w:pPr>
     </w:lvl>
-    <w:lvl w:ilvl="2" w:tplc="7D3A8FFE">
+    <w:lvl w:ilvl="2" w:tplc="EC309808">
       <w:numFmt w:val="decimal"/>
       <w:lvlText w:val=""/>
       <w:lvlJc w:val="left"/>
     </w:lvl>
-    <w:lvl w:ilvl="3" w:tplc="9E2A2F74">
+    <w:lvl w:ilvl="3" w:tplc="E4BA41C2">
       <w:numFmt w:val="decimal"/>
       <w:lvlText w:val=""/>
       <w:lvlJc w:val="left"/>
     </w:lvl>
-    <w:lvl w:ilvl="4" w:tplc="E8A497B0">
+    <w:lvl w:ilvl="4" w:tplc="41EECF28">
       <w:numFmt w:val="decimal"/>
       <w:lvlText w:val=""/>
       <w:lvlJc w:val="left"/>
     </w:lvl>
-    <w:lvl w:ilvl="5" w:tplc="A1107B80">
+    <w:lvl w:ilvl="5" w:tplc="F0B054B2">
       <w:numFmt w:val="decimal"/>
       <w:lvlText w:val=""/>
       <w:lvlJc w:val="left"/>
     </w:lvl>
-    <w:lvl w:ilvl="6" w:tplc="5CA0C35E">
+    <w:lvl w:ilvl="6" w:tplc="B4D87002">
       <w:numFmt w:val="decimal"/>
       <w:lvlText w:val=""/>
       <w:lvlJc w:val="left"/>
     </w:lvl>
-    <w:lvl w:ilvl="7" w:tplc="64C65E7C">
+    <w:lvl w:ilvl="7" w:tplc="726898EE">
       <w:numFmt w:val="decimal"/>
       <w:lvlText w:val=""/>
       <w:lvlJc w:val="left"/>
     </w:lvl>
-    <w:lvl w:ilvl="8" w:tplc="19D0B95A">
+    <w:lvl w:ilvl="8" w:tplc="8A788DC0">
       <w:numFmt w:val="decimal"/>
       <w:lvlText w:val=""/>
       <w:lvlJc w:val="left"/>
     </w:lvl>
   </w:abstractNum>
   <w:abstractNum w:abstractNumId="2" w15:restartNumberingAfterBreak="0">
-    <w:nsid w:val="301D0A80"/>
+    <w:nsid w:val="200E7D1A"/>
     <w:multiLevelType w:val="hybridMultilevel"/>
-    <w:tmpl w:val="F7A28F74"/>
-    <w:lvl w:ilvl="0" w:tplc="F2CC261C">
+    <w:tmpl w:val="3E7C8574"/>
+    <w:lvl w:ilvl="0" w:tplc="3D08C6E2">
       <w:start w:val="1"/>
       <w:numFmt w:val="decimal"/>
       <w:lvlText w:val="%1."/>
@@ -5178,7 +5178,7 @@
         <w:ind w:left="360" w:hanging="300"/>
       </w:pPr>
     </w:lvl>
-    <w:lvl w:ilvl="1" w:tplc="57DABCEE" w:tentative="1">
+    <w:lvl w:ilvl="1" w:tplc="61FC908C" w:tentative="1">
       <w:start w:val="1"/>
       <w:numFmt w:val="lowerLetter"/>
       <w:lvlText w:val="%2."/>
@@ -5187,47 +5187,279 @@
         <w:ind w:left="720" w:hanging="300"/>
       </w:pPr>
     </w:lvl>
-    <w:lvl w:ilvl="2" w:tplc="6C50A09A">
+    <w:lvl w:ilvl="2" w:tplc="BB7C1B70">
       <w:numFmt w:val="decimal"/>
       <w:lvlText w:val=""/>
       <w:lvlJc w:val="left"/>
     </w:lvl>
-    <w:lvl w:ilvl="3" w:tplc="C0A61E9E">
+    <w:lvl w:ilvl="3" w:tplc="FD38F4AE">
       <w:numFmt w:val="decimal"/>
       <w:lvlText w:val=""/>
       <w:lvlJc w:val="left"/>
     </w:lvl>
-    <w:lvl w:ilvl="4" w:tplc="093240A0">
+    <w:lvl w:ilvl="4" w:tplc="80D4D898">
       <w:numFmt w:val="decimal"/>
       <w:lvlText w:val=""/>
       <w:lvlJc w:val="left"/>
     </w:lvl>
-    <w:lvl w:ilvl="5" w:tplc="CDA49A88">
+    <w:lvl w:ilvl="5" w:tplc="D67E40BC">
       <w:numFmt w:val="decimal"/>
       <w:lvlText w:val=""/>
       <w:lvlJc w:val="left"/>
     </w:lvl>
-    <w:lvl w:ilvl="6" w:tplc="CF5C73AA">
+    <w:lvl w:ilvl="6" w:tplc="C172EED2">
       <w:numFmt w:val="decimal"/>
       <w:lvlText w:val=""/>
       <w:lvlJc w:val="left"/>
     </w:lvl>
-    <w:lvl w:ilvl="7" w:tplc="B22E28E2">
+    <w:lvl w:ilvl="7" w:tplc="700CD502">
       <w:numFmt w:val="decimal"/>
       <w:lvlText w:val=""/>
       <w:lvlJc w:val="left"/>
     </w:lvl>
-    <w:lvl w:ilvl="8" w:tplc="B94C0CCC">
+    <w:lvl w:ilvl="8" w:tplc="5A8663B0">
       <w:numFmt w:val="decimal"/>
       <w:lvlText w:val=""/>
       <w:lvlJc w:val="left"/>
     </w:lvl>
   </w:abstractNum>
   <w:abstractNum w:abstractNumId="3" w15:restartNumberingAfterBreak="0">
-    <w:nsid w:val="3C914819"/>
+    <w:nsid w:val="278B45C9"/>
     <w:multiLevelType w:val="hybridMultilevel"/>
-    <w:tmpl w:val="6CCC6B0E"/>
-    <w:lvl w:ilvl="0" w:tplc="8CB200B4" w:tentative="1">
+    <w:tmpl w:val="0B609C74"/>
+    <w:lvl w:ilvl="0" w:tplc="B5806E12">
+      <w:start w:val="1"/>
+      <w:numFmt w:val="decimal"/>
+      <w:lvlText w:val="%1."/>
+      <w:lvlJc w:val="left"/>
+      <w:pPr>
+        <w:ind w:left="360" w:hanging="300"/>
+      </w:pPr>
+    </w:lvl>
+    <w:lvl w:ilvl="1" w:tplc="3CE21C72" w:tentative="1">
+      <w:start w:val="1"/>
+      <w:numFmt w:val="lowerLetter"/>
+      <w:lvlText w:val="%2."/>
+      <w:lvlJc w:val="left"/>
+      <w:pPr>
+        <w:ind w:left="720" w:hanging="300"/>
+      </w:pPr>
+    </w:lvl>
+    <w:lvl w:ilvl="2" w:tplc="90884954">
+      <w:numFmt w:val="decimal"/>
+      <w:lvlText w:val=""/>
+      <w:lvlJc w:val="left"/>
+    </w:lvl>
+    <w:lvl w:ilvl="3" w:tplc="B372BA0E">
+      <w:numFmt w:val="decimal"/>
+      <w:lvlText w:val=""/>
+      <w:lvlJc w:val="left"/>
+    </w:lvl>
+    <w:lvl w:ilvl="4" w:tplc="5D7CE6AC">
+      <w:numFmt w:val="decimal"/>
+      <w:lvlText w:val=""/>
+      <w:lvlJc w:val="left"/>
+    </w:lvl>
+    <w:lvl w:ilvl="5" w:tplc="E4681528">
+      <w:numFmt w:val="decimal"/>
+      <w:lvlText w:val=""/>
+      <w:lvlJc w:val="left"/>
+    </w:lvl>
+    <w:lvl w:ilvl="6" w:tplc="1F0A0F74">
+      <w:numFmt w:val="decimal"/>
+      <w:lvlText w:val=""/>
+      <w:lvlJc w:val="left"/>
+    </w:lvl>
+    <w:lvl w:ilvl="7" w:tplc="29E8340C">
+      <w:numFmt w:val="decimal"/>
+      <w:lvlText w:val=""/>
+      <w:lvlJc w:val="left"/>
+    </w:lvl>
+    <w:lvl w:ilvl="8" w:tplc="1A5E07D0">
+      <w:numFmt w:val="decimal"/>
+      <w:lvlText w:val=""/>
+      <w:lvlJc w:val="left"/>
+    </w:lvl>
+  </w:abstractNum>
+  <w:abstractNum w:abstractNumId="4" w15:restartNumberingAfterBreak="0">
+    <w:nsid w:val="492714EB"/>
+    <w:multiLevelType w:val="hybridMultilevel"/>
+    <w:tmpl w:val="51A4851E"/>
+    <w:lvl w:ilvl="0" w:tplc="38AA231A">
+      <w:start w:val="1"/>
+      <w:numFmt w:val="decimal"/>
+      <w:lvlText w:val="%1."/>
+      <w:lvlJc w:val="left"/>
+      <w:pPr>
+        <w:ind w:left="360" w:hanging="300"/>
+      </w:pPr>
+    </w:lvl>
+    <w:lvl w:ilvl="1" w:tplc="19285198" w:tentative="1">
+      <w:start w:val="1"/>
+      <w:numFmt w:val="lowerLetter"/>
+      <w:lvlText w:val="%2."/>
+      <w:lvlJc w:val="left"/>
+      <w:pPr>
+        <w:ind w:left="720" w:hanging="300"/>
+      </w:pPr>
+    </w:lvl>
+    <w:lvl w:ilvl="2" w:tplc="9B440A00">
+      <w:numFmt w:val="decimal"/>
+      <w:lvlText w:val=""/>
+      <w:lvlJc w:val="left"/>
+    </w:lvl>
+    <w:lvl w:ilvl="3" w:tplc="19F0520A">
+      <w:numFmt w:val="decimal"/>
+      <w:lvlText w:val=""/>
+      <w:lvlJc w:val="left"/>
+    </w:lvl>
+    <w:lvl w:ilvl="4" w:tplc="A99E908A">
+      <w:numFmt w:val="decimal"/>
+      <w:lvlText w:val=""/>
+      <w:lvlJc w:val="left"/>
+    </w:lvl>
+    <w:lvl w:ilvl="5" w:tplc="7BAE5680">
+      <w:numFmt w:val="decimal"/>
+      <w:lvlText w:val=""/>
+      <w:lvlJc w:val="left"/>
+    </w:lvl>
+    <w:lvl w:ilvl="6" w:tplc="F09AF75C">
+      <w:numFmt w:val="decimal"/>
+      <w:lvlText w:val=""/>
+      <w:lvlJc w:val="left"/>
+    </w:lvl>
+    <w:lvl w:ilvl="7" w:tplc="50A05EAE">
+      <w:numFmt w:val="decimal"/>
+      <w:lvlText w:val=""/>
+      <w:lvlJc w:val="left"/>
+    </w:lvl>
+    <w:lvl w:ilvl="8" w:tplc="8C763624">
+      <w:numFmt w:val="decimal"/>
+      <w:lvlText w:val=""/>
+      <w:lvlJc w:val="left"/>
+    </w:lvl>
+  </w:abstractNum>
+  <w:abstractNum w:abstractNumId="5" w15:restartNumberingAfterBreak="0">
+    <w:nsid w:val="65925A56"/>
+    <w:multiLevelType w:val="hybridMultilevel"/>
+    <w:tmpl w:val="C5B2DDFA"/>
+    <w:lvl w:ilvl="0" w:tplc="57221152">
+      <w:start w:val="1"/>
+      <w:numFmt w:val="decimal"/>
+      <w:lvlText w:val="%1."/>
+      <w:lvlJc w:val="left"/>
+      <w:pPr>
+        <w:ind w:left="360" w:hanging="300"/>
+      </w:pPr>
+    </w:lvl>
+    <w:lvl w:ilvl="1" w:tplc="E8DE1032" w:tentative="1">
+      <w:start w:val="1"/>
+      <w:numFmt w:val="lowerLetter"/>
+      <w:lvlText w:val="%2."/>
+      <w:lvlJc w:val="left"/>
+      <w:pPr>
+        <w:ind w:left="720" w:hanging="300"/>
+      </w:pPr>
+    </w:lvl>
+    <w:lvl w:ilvl="2" w:tplc="ACE435BC">
+      <w:numFmt w:val="decimal"/>
+      <w:lvlText w:val=""/>
+      <w:lvlJc w:val="left"/>
+    </w:lvl>
+    <w:lvl w:ilvl="3" w:tplc="FEA48652">
+      <w:numFmt w:val="decimal"/>
+      <w:lvlText w:val=""/>
+      <w:lvlJc w:val="left"/>
+    </w:lvl>
+    <w:lvl w:ilvl="4" w:tplc="57ACD788">
+      <w:numFmt w:val="decimal"/>
+      <w:lvlText w:val=""/>
+      <w:lvlJc w:val="left"/>
+    </w:lvl>
+    <w:lvl w:ilvl="5" w:tplc="298645F0">
+      <w:numFmt w:val="decimal"/>
+      <w:lvlText w:val=""/>
+      <w:lvlJc w:val="left"/>
+    </w:lvl>
+    <w:lvl w:ilvl="6" w:tplc="8EFE32A6">
+      <w:numFmt w:val="decimal"/>
+      <w:lvlText w:val=""/>
+      <w:lvlJc w:val="left"/>
+    </w:lvl>
+    <w:lvl w:ilvl="7" w:tplc="8E4EB1B0">
+      <w:numFmt w:val="decimal"/>
+      <w:lvlText w:val=""/>
+      <w:lvlJc w:val="left"/>
+    </w:lvl>
+    <w:lvl w:ilvl="8" w:tplc="3A8A43BE">
+      <w:numFmt w:val="decimal"/>
+      <w:lvlText w:val=""/>
+      <w:lvlJc w:val="left"/>
+    </w:lvl>
+  </w:abstractNum>
+  <w:abstractNum w:abstractNumId="6" w15:restartNumberingAfterBreak="0">
+    <w:nsid w:val="6FC47524"/>
+    <w:multiLevelType w:val="hybridMultilevel"/>
+    <w:tmpl w:val="6F0C7DF0"/>
+    <w:lvl w:ilvl="0" w:tplc="F3B4F382">
+      <w:start w:val="1"/>
+      <w:numFmt w:val="decimal"/>
+      <w:lvlText w:val="%1."/>
+      <w:lvlJc w:val="left"/>
+      <w:pPr>
+        <w:ind w:left="360" w:hanging="300"/>
+      </w:pPr>
+    </w:lvl>
+    <w:lvl w:ilvl="1" w:tplc="545A56B4" w:tentative="1">
+      <w:start w:val="1"/>
+      <w:numFmt w:val="lowerLetter"/>
+      <w:lvlText w:val="%2."/>
+      <w:lvlJc w:val="left"/>
+      <w:pPr>
+        <w:ind w:left="720" w:hanging="300"/>
+      </w:pPr>
+    </w:lvl>
+    <w:lvl w:ilvl="2" w:tplc="C572230C">
+      <w:numFmt w:val="decimal"/>
+      <w:lvlText w:val=""/>
+      <w:lvlJc w:val="left"/>
+    </w:lvl>
+    <w:lvl w:ilvl="3" w:tplc="EB023ED8">
+      <w:numFmt w:val="decimal"/>
+      <w:lvlText w:val=""/>
+      <w:lvlJc w:val="left"/>
+    </w:lvl>
+    <w:lvl w:ilvl="4" w:tplc="5E50B08A">
+      <w:numFmt w:val="decimal"/>
+      <w:lvlText w:val=""/>
+      <w:lvlJc w:val="left"/>
+    </w:lvl>
+    <w:lvl w:ilvl="5" w:tplc="10FCF6E0">
+      <w:numFmt w:val="decimal"/>
+      <w:lvlText w:val=""/>
+      <w:lvlJc w:val="left"/>
+    </w:lvl>
+    <w:lvl w:ilvl="6" w:tplc="85D01526">
+      <w:numFmt w:val="decimal"/>
+      <w:lvlText w:val=""/>
+      <w:lvlJc w:val="left"/>
+    </w:lvl>
+    <w:lvl w:ilvl="7" w:tplc="CDE6931E">
+      <w:numFmt w:val="decimal"/>
+      <w:lvlText w:val=""/>
+      <w:lvlJc w:val="left"/>
+    </w:lvl>
+    <w:lvl w:ilvl="8" w:tplc="5816DB60">
+      <w:numFmt w:val="decimal"/>
+      <w:lvlText w:val=""/>
+      <w:lvlJc w:val="left"/>
+    </w:lvl>
+  </w:abstractNum>
+  <w:abstractNum w:abstractNumId="7" w15:restartNumberingAfterBreak="0">
+    <w:nsid w:val="76A86B88"/>
+    <w:multiLevelType w:val="hybridMultilevel"/>
+    <w:tmpl w:val="14508D84"/>
+    <w:lvl w:ilvl="0" w:tplc="6408F8B8" w:tentative="1">
       <w:start w:val="1"/>
       <w:numFmt w:val="bullet"/>
       <w:lvlText w:val="●"/>
@@ -5236,7 +5468,7 @@
         <w:ind w:left="720" w:hanging="360"/>
       </w:pPr>
     </w:lvl>
-    <w:lvl w:ilvl="1" w:tplc="43C2E332" w:tentative="1">
+    <w:lvl w:ilvl="1" w:tplc="5AE219A2" w:tentative="1">
       <w:start w:val="1"/>
       <w:numFmt w:val="bullet"/>
       <w:lvlText w:val="○"/>
@@ -5245,7 +5477,7 @@
         <w:ind w:left="1440" w:hanging="360"/>
       </w:pPr>
     </w:lvl>
-    <w:lvl w:ilvl="2" w:tplc="8068A348" w:tentative="1">
+    <w:lvl w:ilvl="2" w:tplc="E0B64A78" w:tentative="1">
       <w:start w:val="1"/>
       <w:numFmt w:val="bullet"/>
       <w:lvlText w:val="■"/>
@@ -5254,7 +5486,7 @@
         <w:ind w:left="2160" w:hanging="360"/>
       </w:pPr>
     </w:lvl>
-    <w:lvl w:ilvl="3" w:tplc="70CCCD46" w:tentative="1">
+    <w:lvl w:ilvl="3" w:tplc="39F84F36" w:tentative="1">
       <w:start w:val="1"/>
       <w:numFmt w:val="bullet"/>
       <w:lvlText w:val="●"/>
@@ -5263,7 +5495,7 @@
         <w:ind w:left="2880" w:hanging="360"/>
       </w:pPr>
     </w:lvl>
-    <w:lvl w:ilvl="4" w:tplc="6F2EA58C" w:tentative="1">
+    <w:lvl w:ilvl="4" w:tplc="1FEADA42" w:tentative="1">
       <w:start w:val="1"/>
       <w:numFmt w:val="bullet"/>
       <w:lvlText w:val="○"/>
@@ -5272,7 +5504,7 @@
         <w:ind w:left="3600" w:hanging="360"/>
       </w:pPr>
     </w:lvl>
-    <w:lvl w:ilvl="5" w:tplc="5CE08306" w:tentative="1">
+    <w:lvl w:ilvl="5" w:tplc="B8483D5A" w:tentative="1">
       <w:start w:val="1"/>
       <w:numFmt w:val="bullet"/>
       <w:lvlText w:val="■"/>
@@ -5281,7 +5513,7 @@
         <w:ind w:left="4320" w:hanging="360"/>
       </w:pPr>
     </w:lvl>
-    <w:lvl w:ilvl="6" w:tplc="EA566B20" w:tentative="1">
+    <w:lvl w:ilvl="6" w:tplc="064A7D18" w:tentative="1">
       <w:start w:val="1"/>
       <w:numFmt w:val="bullet"/>
       <w:lvlText w:val="●"/>
@@ -5290,7 +5522,7 @@
         <w:ind w:left="5040" w:hanging="360"/>
       </w:pPr>
     </w:lvl>
-    <w:lvl w:ilvl="7" w:tplc="356E0D6A" w:tentative="1">
+    <w:lvl w:ilvl="7" w:tplc="97DA03F0" w:tentative="1">
       <w:start w:val="1"/>
       <w:numFmt w:val="bullet"/>
       <w:lvlText w:val="●"/>
@@ -5299,7 +5531,7 @@
         <w:ind w:left="5760" w:hanging="360"/>
       </w:pPr>
     </w:lvl>
-    <w:lvl w:ilvl="8" w:tplc="0D5CC114" w:tentative="1">
+    <w:lvl w:ilvl="8" w:tplc="59E63294" w:tentative="1">
       <w:start w:val="1"/>
       <w:numFmt w:val="bullet"/>
       <w:lvlText w:val="●"/>
@@ -5309,11 +5541,11 @@
       </w:pPr>
     </w:lvl>
   </w:abstractNum>
-  <w:abstractNum w:abstractNumId="4" w15:restartNumberingAfterBreak="0">
-    <w:nsid w:val="415802C2"/>
+  <w:abstractNum w:abstractNumId="8" w15:restartNumberingAfterBreak="0">
+    <w:nsid w:val="7DDA657B"/>
     <w:multiLevelType w:val="hybridMultilevel"/>
-    <w:tmpl w:val="E2964624"/>
-    <w:lvl w:ilvl="0" w:tplc="4A06496A" w:tentative="1">
+    <w:tmpl w:val="B5FC3C82"/>
+    <w:lvl w:ilvl="0" w:tplc="D7405930" w:tentative="1">
       <w:start w:val="1"/>
       <w:numFmt w:val="bullet"/>
       <w:lvlText w:val="•"/>
@@ -5322,7 +5554,7 @@
         <w:ind w:left="360" w:hanging="260"/>
       </w:pPr>
     </w:lvl>
-    <w:lvl w:ilvl="1" w:tplc="BD2E0760" w:tentative="1">
+    <w:lvl w:ilvl="1" w:tplc="D8CCB74C" w:tentative="1">
       <w:start w:val="1"/>
       <w:numFmt w:val="bullet"/>
       <w:lvlText w:val="–"/>
@@ -5331,318 +5563,86 @@
         <w:ind w:left="720" w:hanging="260"/>
       </w:pPr>
     </w:lvl>
-    <w:lvl w:ilvl="2" w:tplc="3E8295F4">
+    <w:lvl w:ilvl="2" w:tplc="621A0DD6">
       <w:numFmt w:val="decimal"/>
       <w:lvlText w:val=""/>
       <w:lvlJc w:val="left"/>
     </w:lvl>
-    <w:lvl w:ilvl="3" w:tplc="21981B66">
+    <w:lvl w:ilvl="3" w:tplc="20D85E5E">
       <w:numFmt w:val="decimal"/>
       <w:lvlText w:val=""/>
       <w:lvlJc w:val="left"/>
     </w:lvl>
-    <w:lvl w:ilvl="4" w:tplc="6ACCA884">
+    <w:lvl w:ilvl="4" w:tplc="D1D0AF90">
       <w:numFmt w:val="decimal"/>
       <w:lvlText w:val=""/>
       <w:lvlJc w:val="left"/>
     </w:lvl>
-    <w:lvl w:ilvl="5" w:tplc="65608B7E">
+    <w:lvl w:ilvl="5" w:tplc="AE9AC470">
       <w:numFmt w:val="decimal"/>
       <w:lvlText w:val=""/>
       <w:lvlJc w:val="left"/>
     </w:lvl>
-    <w:lvl w:ilvl="6" w:tplc="F84E8C4E">
+    <w:lvl w:ilvl="6" w:tplc="950EDCAE">
       <w:numFmt w:val="decimal"/>
       <w:lvlText w:val=""/>
       <w:lvlJc w:val="left"/>
     </w:lvl>
-    <w:lvl w:ilvl="7" w:tplc="24EE1508">
+    <w:lvl w:ilvl="7" w:tplc="89F03A30">
       <w:numFmt w:val="decimal"/>
       <w:lvlText w:val=""/>
       <w:lvlJc w:val="left"/>
     </w:lvl>
-    <w:lvl w:ilvl="8" w:tplc="44447626">
+    <w:lvl w:ilvl="8" w:tplc="8DD45FF6">
       <w:numFmt w:val="decimal"/>
       <w:lvlText w:val=""/>
       <w:lvlJc w:val="left"/>
     </w:lvl>
   </w:abstractNum>
-  <w:abstractNum w:abstractNumId="5" w15:restartNumberingAfterBreak="0">
-    <w:nsid w:val="618C79F7"/>
-    <w:multiLevelType w:val="hybridMultilevel"/>
-    <w:tmpl w:val="80B88A9C"/>
-    <w:lvl w:ilvl="0" w:tplc="282C855C">
-      <w:start w:val="1"/>
-      <w:numFmt w:val="decimal"/>
-      <w:lvlText w:val="%1."/>
-      <w:lvlJc w:val="left"/>
-      <w:pPr>
-        <w:ind w:left="360" w:hanging="300"/>
-      </w:pPr>
-    </w:lvl>
-    <w:lvl w:ilvl="1" w:tplc="86C6C17E" w:tentative="1">
-      <w:start w:val="1"/>
-      <w:numFmt w:val="lowerLetter"/>
-      <w:lvlText w:val="%2."/>
-      <w:lvlJc w:val="left"/>
-      <w:pPr>
-        <w:ind w:left="720" w:hanging="300"/>
-      </w:pPr>
-    </w:lvl>
-    <w:lvl w:ilvl="2" w:tplc="867852D8">
-      <w:numFmt w:val="decimal"/>
-      <w:lvlText w:val=""/>
-      <w:lvlJc w:val="left"/>
-    </w:lvl>
-    <w:lvl w:ilvl="3" w:tplc="799AA386">
-      <w:numFmt w:val="decimal"/>
-      <w:lvlText w:val=""/>
-      <w:lvlJc w:val="left"/>
-    </w:lvl>
-    <w:lvl w:ilvl="4" w:tplc="BDE6DBBA">
-      <w:numFmt w:val="decimal"/>
-      <w:lvlText w:val=""/>
-      <w:lvlJc w:val="left"/>
-    </w:lvl>
-    <w:lvl w:ilvl="5" w:tplc="0186EC80">
-      <w:numFmt w:val="decimal"/>
-      <w:lvlText w:val=""/>
-      <w:lvlJc w:val="left"/>
-    </w:lvl>
-    <w:lvl w:ilvl="6" w:tplc="92B82E4E">
-      <w:numFmt w:val="decimal"/>
-      <w:lvlText w:val=""/>
-      <w:lvlJc w:val="left"/>
-    </w:lvl>
-    <w:lvl w:ilvl="7" w:tplc="CB8C50EA">
-      <w:numFmt w:val="decimal"/>
-      <w:lvlText w:val=""/>
-      <w:lvlJc w:val="left"/>
-    </w:lvl>
-    <w:lvl w:ilvl="8" w:tplc="94DE819E">
-      <w:numFmt w:val="decimal"/>
-      <w:lvlText w:val=""/>
-      <w:lvlJc w:val="left"/>
-    </w:lvl>
-  </w:abstractNum>
-  <w:abstractNum w:abstractNumId="6" w15:restartNumberingAfterBreak="0">
-    <w:nsid w:val="633E7CD7"/>
-    <w:multiLevelType w:val="hybridMultilevel"/>
-    <w:tmpl w:val="1034090A"/>
-    <w:lvl w:ilvl="0" w:tplc="0B922500">
-      <w:start w:val="1"/>
-      <w:numFmt w:val="decimal"/>
-      <w:lvlText w:val="%1."/>
-      <w:lvlJc w:val="left"/>
-      <w:pPr>
-        <w:ind w:left="360" w:hanging="300"/>
-      </w:pPr>
-    </w:lvl>
-    <w:lvl w:ilvl="1" w:tplc="D7B4CB18" w:tentative="1">
-      <w:start w:val="1"/>
-      <w:numFmt w:val="lowerLetter"/>
-      <w:lvlText w:val="%2."/>
-      <w:lvlJc w:val="left"/>
-      <w:pPr>
-        <w:ind w:left="720" w:hanging="300"/>
-      </w:pPr>
-    </w:lvl>
-    <w:lvl w:ilvl="2" w:tplc="D5023C44">
-      <w:numFmt w:val="decimal"/>
-      <w:lvlText w:val=""/>
-      <w:lvlJc w:val="left"/>
-    </w:lvl>
-    <w:lvl w:ilvl="3" w:tplc="61243296">
-      <w:numFmt w:val="decimal"/>
-      <w:lvlText w:val=""/>
-      <w:lvlJc w:val="left"/>
-    </w:lvl>
-    <w:lvl w:ilvl="4" w:tplc="105C0DB4">
-      <w:numFmt w:val="decimal"/>
-      <w:lvlText w:val=""/>
-      <w:lvlJc w:val="left"/>
-    </w:lvl>
-    <w:lvl w:ilvl="5" w:tplc="1B7498B2">
-      <w:numFmt w:val="decimal"/>
-      <w:lvlText w:val=""/>
-      <w:lvlJc w:val="left"/>
-    </w:lvl>
-    <w:lvl w:ilvl="6" w:tplc="8104F09E">
-      <w:numFmt w:val="decimal"/>
-      <w:lvlText w:val=""/>
-      <w:lvlJc w:val="left"/>
-    </w:lvl>
-    <w:lvl w:ilvl="7" w:tplc="86F4C2F2">
-      <w:numFmt w:val="decimal"/>
-      <w:lvlText w:val=""/>
-      <w:lvlJc w:val="left"/>
-    </w:lvl>
-    <w:lvl w:ilvl="8" w:tplc="480691C0">
-      <w:numFmt w:val="decimal"/>
-      <w:lvlText w:val=""/>
-      <w:lvlJc w:val="left"/>
-    </w:lvl>
-  </w:abstractNum>
-  <w:abstractNum w:abstractNumId="7" w15:restartNumberingAfterBreak="0">
-    <w:nsid w:val="638E075D"/>
-    <w:multiLevelType w:val="hybridMultilevel"/>
-    <w:tmpl w:val="687A9C40"/>
-    <w:lvl w:ilvl="0" w:tplc="B3B01AEC">
-      <w:start w:val="1"/>
-      <w:numFmt w:val="decimal"/>
-      <w:lvlText w:val="%1."/>
-      <w:lvlJc w:val="left"/>
-      <w:pPr>
-        <w:ind w:left="360" w:hanging="300"/>
-      </w:pPr>
-    </w:lvl>
-    <w:lvl w:ilvl="1" w:tplc="5464F096" w:tentative="1">
-      <w:start w:val="1"/>
-      <w:numFmt w:val="lowerLetter"/>
-      <w:lvlText w:val="%2."/>
-      <w:lvlJc w:val="left"/>
-      <w:pPr>
-        <w:ind w:left="720" w:hanging="300"/>
-      </w:pPr>
-    </w:lvl>
-    <w:lvl w:ilvl="2" w:tplc="4DA88098">
-      <w:numFmt w:val="decimal"/>
-      <w:lvlText w:val=""/>
-      <w:lvlJc w:val="left"/>
-    </w:lvl>
-    <w:lvl w:ilvl="3" w:tplc="AF0C0A60">
-      <w:numFmt w:val="decimal"/>
-      <w:lvlText w:val=""/>
-      <w:lvlJc w:val="left"/>
-    </w:lvl>
-    <w:lvl w:ilvl="4" w:tplc="7FD69490">
-      <w:numFmt w:val="decimal"/>
-      <w:lvlText w:val=""/>
-      <w:lvlJc w:val="left"/>
-    </w:lvl>
-    <w:lvl w:ilvl="5" w:tplc="F804417C">
-      <w:numFmt w:val="decimal"/>
-      <w:lvlText w:val=""/>
-      <w:lvlJc w:val="left"/>
-    </w:lvl>
-    <w:lvl w:ilvl="6" w:tplc="9CC8273E">
-      <w:numFmt w:val="decimal"/>
-      <w:lvlText w:val=""/>
-      <w:lvlJc w:val="left"/>
-    </w:lvl>
-    <w:lvl w:ilvl="7" w:tplc="EDBCDBC8">
-      <w:numFmt w:val="decimal"/>
-      <w:lvlText w:val=""/>
-      <w:lvlJc w:val="left"/>
-    </w:lvl>
-    <w:lvl w:ilvl="8" w:tplc="498C1502">
-      <w:numFmt w:val="decimal"/>
-      <w:lvlText w:val=""/>
-      <w:lvlJc w:val="left"/>
-    </w:lvl>
-  </w:abstractNum>
-  <w:abstractNum w:abstractNumId="8" w15:restartNumberingAfterBreak="0">
-    <w:nsid w:val="669072BF"/>
-    <w:multiLevelType w:val="hybridMultilevel"/>
-    <w:tmpl w:val="B5F87DC4"/>
-    <w:lvl w:ilvl="0" w:tplc="4014B3DC">
-      <w:start w:val="1"/>
-      <w:numFmt w:val="decimal"/>
-      <w:lvlText w:val="%1."/>
-      <w:lvlJc w:val="left"/>
-      <w:pPr>
-        <w:ind w:left="360" w:hanging="300"/>
-      </w:pPr>
-    </w:lvl>
-    <w:lvl w:ilvl="1" w:tplc="B5B44EF8" w:tentative="1">
-      <w:start w:val="1"/>
-      <w:numFmt w:val="lowerLetter"/>
-      <w:lvlText w:val="%2."/>
-      <w:lvlJc w:val="left"/>
-      <w:pPr>
-        <w:ind w:left="720" w:hanging="300"/>
-      </w:pPr>
-    </w:lvl>
-    <w:lvl w:ilvl="2" w:tplc="026C6732">
-      <w:numFmt w:val="decimal"/>
-      <w:lvlText w:val=""/>
-      <w:lvlJc w:val="left"/>
-    </w:lvl>
-    <w:lvl w:ilvl="3" w:tplc="4C248F46">
-      <w:numFmt w:val="decimal"/>
-      <w:lvlText w:val=""/>
-      <w:lvlJc w:val="left"/>
-    </w:lvl>
-    <w:lvl w:ilvl="4" w:tplc="148A3204">
-      <w:numFmt w:val="decimal"/>
-      <w:lvlText w:val=""/>
-      <w:lvlJc w:val="left"/>
-    </w:lvl>
-    <w:lvl w:ilvl="5" w:tplc="13A60D1C">
-      <w:numFmt w:val="decimal"/>
-      <w:lvlText w:val=""/>
-      <w:lvlJc w:val="left"/>
-    </w:lvl>
-    <w:lvl w:ilvl="6" w:tplc="55D679C2">
-      <w:numFmt w:val="decimal"/>
-      <w:lvlText w:val=""/>
-      <w:lvlJc w:val="left"/>
-    </w:lvl>
-    <w:lvl w:ilvl="7" w:tplc="A1024262">
-      <w:numFmt w:val="decimal"/>
-      <w:lvlText w:val=""/>
-      <w:lvlJc w:val="left"/>
-    </w:lvl>
-    <w:lvl w:ilvl="8" w:tplc="35E01F20">
-      <w:numFmt w:val="decimal"/>
-      <w:lvlText w:val=""/>
-      <w:lvlJc w:val="left"/>
-    </w:lvl>
-  </w:abstractNum>
-  <w:num w:numId="1" w16cid:durableId="1464545741">
-    <w:abstractNumId w:val="3"/>
+  <w:num w:numId="1" w16cid:durableId="2089767191">
+    <w:abstractNumId w:val="7"/>
     <w:lvlOverride w:ilvl="0">
       <w:startOverride w:val="1"/>
     </w:lvlOverride>
   </w:num>
-  <w:num w:numId="2" w16cid:durableId="811798442">
+  <w:num w:numId="2" w16cid:durableId="971210052">
+    <w:abstractNumId w:val="2"/>
+    <w:lvlOverride w:ilvl="0">
+      <w:startOverride w:val="1"/>
+    </w:lvlOverride>
+  </w:num>
+  <w:num w:numId="3" w16cid:durableId="2006929340">
+    <w:abstractNumId w:val="0"/>
+    <w:lvlOverride w:ilvl="0">
+      <w:startOverride w:val="1"/>
+    </w:lvlOverride>
+  </w:num>
+  <w:num w:numId="4" w16cid:durableId="1661807375">
+    <w:abstractNumId w:val="4"/>
+    <w:lvlOverride w:ilvl="0">
+      <w:startOverride w:val="1"/>
+    </w:lvlOverride>
+  </w:num>
+  <w:num w:numId="5" w16cid:durableId="827601666">
+    <w:abstractNumId w:val="6"/>
+    <w:lvlOverride w:ilvl="0">
+      <w:startOverride w:val="1"/>
+    </w:lvlOverride>
+  </w:num>
+  <w:num w:numId="6" w16cid:durableId="661785506">
+    <w:abstractNumId w:val="5"/>
+    <w:lvlOverride w:ilvl="0">
+      <w:startOverride w:val="1"/>
+    </w:lvlOverride>
+  </w:num>
+  <w:num w:numId="7" w16cid:durableId="945119490">
     <w:abstractNumId w:val="1"/>
     <w:lvlOverride w:ilvl="0">
       <w:startOverride w:val="1"/>
     </w:lvlOverride>
   </w:num>
-  <w:num w:numId="3" w16cid:durableId="191067873">
-    <w:abstractNumId w:val="6"/>
-    <w:lvlOverride w:ilvl="0">
-      <w:startOverride w:val="1"/>
-    </w:lvlOverride>
-  </w:num>
-  <w:num w:numId="4" w16cid:durableId="1322733891">
-    <w:abstractNumId w:val="5"/>
-    <w:lvlOverride w:ilvl="0">
-      <w:startOverride w:val="1"/>
-    </w:lvlOverride>
-  </w:num>
-  <w:num w:numId="5" w16cid:durableId="1852640605">
-    <w:abstractNumId w:val="8"/>
-    <w:lvlOverride w:ilvl="0">
-      <w:startOverride w:val="1"/>
-    </w:lvlOverride>
-  </w:num>
-  <w:num w:numId="6" w16cid:durableId="2058429305">
-    <w:abstractNumId w:val="2"/>
-    <w:lvlOverride w:ilvl="0">
-      <w:startOverride w:val="1"/>
-    </w:lvlOverride>
-  </w:num>
-  <w:num w:numId="7" w16cid:durableId="48921558">
-    <w:abstractNumId w:val="7"/>
-    <w:lvlOverride w:ilvl="0">
-      <w:startOverride w:val="1"/>
-    </w:lvlOverride>
-  </w:num>
-  <w:num w:numId="8" w16cid:durableId="553929988">
-    <w:abstractNumId w:val="0"/>
+  <w:num w:numId="8" w16cid:durableId="1688827704">
+    <w:abstractNumId w:val="3"/>
     <w:lvlOverride w:ilvl="0">
       <w:startOverride w:val="1"/>
     </w:lvlOverride>
@@ -6323,7 +6323,7 @@
     <w:autoRedefine/>
     <w:uiPriority w:val="39"/>
     <w:unhideWhenUsed/>
-    <w:rsid w:val="00FA04D3"/>
+    <w:rsid w:val="00481F94"/>
     <w:pPr>
       <w:spacing w:after="100"/>
     </w:pPr>

--- a/discoverer-neo/docs/user-guide/manual/Discoverer-Neo-USER-Guide-Quick-es-ES.docx
+++ b/discoverer-neo/docs/user-guide/manual/Discoverer-Neo-USER-Guide-Quick-es-ES.docx
@@ -54,7 +54,7 @@
           <w:sz w:val="22"/>
           <w:szCs w:val="22"/>
         </w:rPr>
-        <w:t>Versión 2.0.1</w:t>
+        <w:t>Versión 2.1.0</w:t>
       </w:r>
     </w:p>
     <w:p>
@@ -74,7 +74,7 @@
     <w:sdt>
       <w:sdtPr>
         <w:alias w:val="Índice"/>
-        <w:id w:val="-544055186"/>
+        <w:id w:val="1918041169"/>
       </w:sdtPr>
       <w:sdtEndPr/>
       <w:sdtContent>
@@ -102,7 +102,7 @@
           <w:r>
             <w:fldChar w:fldCharType="separate"/>
           </w:r>
-          <w:hyperlink w:anchor="_Toc241671671" w:history="1">
+          <w:hyperlink w:anchor="_Toc241696988" w:history="1">
             <w:r>
               <w:rPr>
                 <w:rStyle w:val="Hiperligao"/>
@@ -126,7 +126,7 @@
               <w:rPr>
                 <w:noProof/>
               </w:rPr>
-              <w:instrText xml:space="preserve"> PAGEREF _Toc241671671 \h </w:instrText>
+              <w:instrText xml:space="preserve"> PAGEREF _Toc241696988 \h </w:instrText>
             </w:r>
             <w:r>
               <w:rPr>
@@ -168,7 +168,7 @@
               <w14:ligatures w14:val="standardContextual"/>
             </w:rPr>
           </w:pPr>
-          <w:hyperlink w:anchor="_Toc241671672" w:history="1">
+          <w:hyperlink w:anchor="_Toc241696989" w:history="1">
             <w:r>
               <w:rPr>
                 <w:rStyle w:val="Hiperligao"/>
@@ -192,7 +192,7 @@
               <w:rPr>
                 <w:noProof/>
               </w:rPr>
-              <w:instrText xml:space="preserve"> PAGEREF _Toc241671672 \h </w:instrText>
+              <w:instrText xml:space="preserve"> PAGEREF _Toc241696989 \h </w:instrText>
             </w:r>
             <w:r>
               <w:rPr>
@@ -234,7 +234,7 @@
               <w14:ligatures w14:val="standardContextual"/>
             </w:rPr>
           </w:pPr>
-          <w:hyperlink w:anchor="_Toc241671673" w:history="1">
+          <w:hyperlink w:anchor="_Toc241696990" w:history="1">
             <w:r>
               <w:rPr>
                 <w:rStyle w:val="Hiperligao"/>
@@ -258,7 +258,7 @@
               <w:rPr>
                 <w:noProof/>
               </w:rPr>
-              <w:instrText xml:space="preserve"> PAGEREF _Toc241671673 \h </w:instrText>
+              <w:instrText xml:space="preserve"> PAGEREF _Toc241696990 \h </w:instrText>
             </w:r>
             <w:r>
               <w:rPr>
@@ -300,7 +300,7 @@
               <w14:ligatures w14:val="standardContextual"/>
             </w:rPr>
           </w:pPr>
-          <w:hyperlink w:anchor="_Toc241671674" w:history="1">
+          <w:hyperlink w:anchor="_Toc241696991" w:history="1">
             <w:r>
               <w:rPr>
                 <w:rStyle w:val="Hiperligao"/>
@@ -324,7 +324,7 @@
               <w:rPr>
                 <w:noProof/>
               </w:rPr>
-              <w:instrText xml:space="preserve"> PAGEREF _Toc241671674 \h </w:instrText>
+              <w:instrText xml:space="preserve"> PAGEREF _Toc241696991 \h </w:instrText>
             </w:r>
             <w:r>
               <w:rPr>
@@ -366,7 +366,7 @@
               <w14:ligatures w14:val="standardContextual"/>
             </w:rPr>
           </w:pPr>
-          <w:hyperlink w:anchor="_Toc241671675" w:history="1">
+          <w:hyperlink w:anchor="_Toc241696992" w:history="1">
             <w:r>
               <w:rPr>
                 <w:rStyle w:val="Hiperligao"/>
@@ -390,7 +390,7 @@
               <w:rPr>
                 <w:noProof/>
               </w:rPr>
-              <w:instrText xml:space="preserve"> PAGEREF _Toc241671675 \h </w:instrText>
+              <w:instrText xml:space="preserve"> PAGEREF _Toc241696992 \h </w:instrText>
             </w:r>
             <w:r>
               <w:rPr>
@@ -432,7 +432,7 @@
               <w14:ligatures w14:val="standardContextual"/>
             </w:rPr>
           </w:pPr>
-          <w:hyperlink w:anchor="_Toc241671676" w:history="1">
+          <w:hyperlink w:anchor="_Toc241696993" w:history="1">
             <w:r>
               <w:rPr>
                 <w:rStyle w:val="Hiperligao"/>
@@ -456,7 +456,7 @@
               <w:rPr>
                 <w:noProof/>
               </w:rPr>
-              <w:instrText xml:space="preserve"> PAGEREF _Toc241671676 \h </w:instrText>
+              <w:instrText xml:space="preserve"> PAGEREF _Toc241696993 \h </w:instrText>
             </w:r>
             <w:r>
               <w:rPr>
@@ -498,7 +498,7 @@
               <w14:ligatures w14:val="standardContextual"/>
             </w:rPr>
           </w:pPr>
-          <w:hyperlink w:anchor="_Toc241671677" w:history="1">
+          <w:hyperlink w:anchor="_Toc241696994" w:history="1">
             <w:r>
               <w:rPr>
                 <w:rStyle w:val="Hiperligao"/>
@@ -522,7 +522,7 @@
               <w:rPr>
                 <w:noProof/>
               </w:rPr>
-              <w:instrText xml:space="preserve"> PAGEREF _Toc241671677 \h </w:instrText>
+              <w:instrText xml:space="preserve"> PAGEREF _Toc241696994 \h </w:instrText>
             </w:r>
             <w:r>
               <w:rPr>
@@ -564,7 +564,7 @@
               <w14:ligatures w14:val="standardContextual"/>
             </w:rPr>
           </w:pPr>
-          <w:hyperlink w:anchor="_Toc241671678" w:history="1">
+          <w:hyperlink w:anchor="_Toc241696995" w:history="1">
             <w:r>
               <w:rPr>
                 <w:rStyle w:val="Hiperligao"/>
@@ -588,7 +588,7 @@
               <w:rPr>
                 <w:noProof/>
               </w:rPr>
-              <w:instrText xml:space="preserve"> PAGEREF _Toc241671678 \h </w:instrText>
+              <w:instrText xml:space="preserve"> PAGEREF _Toc241696995 \h </w:instrText>
             </w:r>
             <w:r>
               <w:rPr>
@@ -636,7 +636,7 @@
       <w:pPr>
         <w:pStyle w:val="Ttulo1"/>
       </w:pPr>
-      <w:bookmarkStart w:id="0" w:name="_Toc241671671"/>
+      <w:bookmarkStart w:id="0" w:name="_Toc241696988"/>
       <w:r>
         <w:lastRenderedPageBreak/>
         <w:t>Su rol en una página</w:t>
@@ -1256,10 +1256,10 @@
           <w:noProof/>
         </w:rPr>
         <w:drawing>
-          <wp:inline distT="0" distB="0" distL="0" distR="0" wp14:anchorId="7A63C3D7" wp14:editId="605D13E0">
+          <wp:inline distT="0" distB="0" distL="0" distR="0" wp14:anchorId="11D89B3F" wp14:editId="3DC88785">
             <wp:extent cx="5715000" cy="3571875"/>
             <wp:effectExtent l="0" t="0" r="0" b="0"/>
-            <wp:docPr id="403" name="01-login.png" descr="La página de inicio de sesión con Correo electrónico, Contraseña, Recordarme y el botón Iniciar sesión." title="La página de inicio de sesión con Correo electrónico, Contraseña, Recordarme y el botón Iniciar sesión."/>
+            <wp:docPr id="367" name="01-login.png" descr="La página de inicio de sesión con Correo electrónico, Contraseña, Recordarme y el botón Iniciar sesión." title="La página de inicio de sesión con Correo electrónico, Contraseña, Recordarme y el botón Iniciar sesión."/>
             <wp:cNvGraphicFramePr>
               <a:graphicFrameLocks xmlns:a="http://schemas.openxmlformats.org/drawingml/2006/main" noChangeAspect="1"/>
             </wp:cNvGraphicFramePr>
@@ -1309,7 +1309,7 @@
         <w:pStyle w:val="Ttulo1"/>
         <w:pageBreakBefore/>
       </w:pPr>
-      <w:bookmarkStart w:id="1" w:name="_Toc241671672"/>
+      <w:bookmarkStart w:id="1" w:name="_Toc241696989"/>
       <w:r>
         <w:lastRenderedPageBreak/>
         <w:t>Panel</w:t>
@@ -1332,10 +1332,10 @@
           <w:noProof/>
         </w:rPr>
         <w:drawing>
-          <wp:inline distT="0" distB="0" distL="0" distR="0" wp14:anchorId="6DD0737B" wp14:editId="70EB203B">
+          <wp:inline distT="0" distB="0" distL="0" distR="0" wp14:anchorId="5103C5AB" wp14:editId="18C30E7C">
             <wp:extent cx="5715000" cy="3571875"/>
             <wp:effectExtent l="0" t="0" r="0" b="0"/>
-            <wp:docPr id="404" name="45-dashboard.png" descr="El panel con las tarjetas de resumen y la lista Mapas recientes." title="El panel con las tarjetas de resumen y la lista Mapas recientes."/>
+            <wp:docPr id="368" name="45-dashboard.png" descr="El panel con las tarjetas de resumen y la lista Mapas recientes." title="El panel con las tarjetas de resumen y la lista Mapas recientes."/>
             <wp:cNvGraphicFramePr>
               <a:graphicFrameLocks xmlns:a="http://schemas.openxmlformats.org/drawingml/2006/main" noChangeAspect="1"/>
             </wp:cNvGraphicFramePr>
@@ -1484,7 +1484,7 @@
         <w:pStyle w:val="Ttulo1"/>
         <w:pageBreakBefore/>
       </w:pPr>
-      <w:bookmarkStart w:id="2" w:name="_Toc241671673"/>
+      <w:bookmarkStart w:id="2" w:name="_Toc241696990"/>
       <w:r>
         <w:lastRenderedPageBreak/>
         <w:t>Mapas</w:t>
@@ -1537,10 +1537,10 @@
           <w:noProof/>
         </w:rPr>
         <w:drawing>
-          <wp:inline distT="0" distB="0" distL="0" distR="0" wp14:anchorId="07405CAA" wp14:editId="4B2FA885">
+          <wp:inline distT="0" distB="0" distL="0" distR="0" wp14:anchorId="0E0F6AF7" wp14:editId="008736E3">
             <wp:extent cx="5715000" cy="3429000"/>
             <wp:effectExtent l="0" t="0" r="0" b="0"/>
-            <wp:docPr id="405" name="03-maps-mine.png" descr="La lista de Mapas, pestaña Míos, con los iconos de acción en la fila del mapa." title="La lista de Mapas, pestaña Míos, con los iconos de acción en la fila del mapa."/>
+            <wp:docPr id="369" name="03-maps-mine.png" descr="La lista de Mapas, pestaña Míos, con los iconos de acción en la fila del mapa." title="La lista de Mapas, pestaña Míos, con los iconos de acción en la fila del mapa."/>
             <wp:cNvGraphicFramePr>
               <a:graphicFrameLocks xmlns:a="http://schemas.openxmlformats.org/drawingml/2006/main" noChangeAspect="1"/>
             </wp:cNvGraphicFramePr>
@@ -2218,7 +2218,7 @@
         <w:pStyle w:val="Ttulo1"/>
         <w:pageBreakBefore/>
       </w:pPr>
-      <w:bookmarkStart w:id="3" w:name="_Toc241671674"/>
+      <w:bookmarkStart w:id="3" w:name="_Toc241696991"/>
       <w:r>
         <w:lastRenderedPageBreak/>
         <w:t>Ejecutar y exportar</w:t>
@@ -2241,10 +2241,10 @@
           <w:noProof/>
         </w:rPr>
         <w:drawing>
-          <wp:inline distT="0" distB="0" distL="0" distR="0" wp14:anchorId="7E60CA15" wp14:editId="62358AAD">
+          <wp:inline distT="0" distB="0" distL="0" distR="0" wp14:anchorId="5E515BEF" wp14:editId="7240C5E0">
             <wp:extent cx="5715000" cy="3571875"/>
             <wp:effectExtent l="0" t="0" r="0" b="0"/>
-            <wp:docPr id="406" name="25-viewer-results.png" descr="El visor de mapas tras una ejecución completada, con la cuadrícula de resultados y los botones de exportación." title="El visor de mapas tras una ejecución completada, con la cuadrícula de resultados y los botones de exportación."/>
+            <wp:docPr id="370" name="25-viewer-results.png" descr="El visor de mapas tras una ejecución completada, con la cuadrícula de resultados y los botones de exportación." title="El visor de mapas tras una ejecución completada, con la cuadrícula de resultados y los botones de exportación."/>
             <wp:cNvGraphicFramePr>
               <a:graphicFrameLocks xmlns:a="http://schemas.openxmlformats.org/drawingml/2006/main" noChangeAspect="1"/>
             </wp:cNvGraphicFramePr>
@@ -2770,7 +2770,7 @@
         <w:pStyle w:val="Ttulo1"/>
         <w:pageBreakBefore/>
       </w:pPr>
-      <w:bookmarkStart w:id="4" w:name="_Toc241671675"/>
+      <w:bookmarkStart w:id="4" w:name="_Toc241696992"/>
       <w:r>
         <w:lastRenderedPageBreak/>
         <w:t>Crear y editar un mapa</w:t>
@@ -2793,10 +2793,10 @@
           <w:noProof/>
         </w:rPr>
         <w:drawing>
-          <wp:inline distT="0" distB="0" distL="0" distR="0" wp14:anchorId="3B160336" wp14:editId="56860BD4">
+          <wp:inline distT="0" distB="0" distL="0" distR="0" wp14:anchorId="39F416D0" wp14:editId="641C0DE4">
             <wp:extent cx="5715000" cy="3571875"/>
             <wp:effectExtent l="0" t="0" r="0" b="0"/>
-            <wp:docPr id="407" name="05-builder-overview.png" descr="El generador de mapas con el árbol Áreas de negocio, el lienzo de columnas y el panel Propiedades." title="El generador de mapas con el árbol Áreas de negocio, el lienzo de columnas y el panel Propiedades."/>
+            <wp:docPr id="371" name="05-builder-overview.png" descr="El generador de mapas con el árbol Áreas de negocio, el lienzo de columnas y el panel Propiedades." title="El generador de mapas con el árbol Áreas de negocio, el lienzo de columnas y el panel Propiedades."/>
             <wp:cNvGraphicFramePr>
               <a:graphicFrameLocks xmlns:a="http://schemas.openxmlformats.org/drawingml/2006/main" noChangeAspect="1"/>
             </wp:cNvGraphicFramePr>
@@ -3455,7 +3455,7 @@
         <w:pStyle w:val="Ttulo1"/>
         <w:pageBreakBefore/>
       </w:pPr>
-      <w:bookmarkStart w:id="5" w:name="_Toc241671676"/>
+      <w:bookmarkStart w:id="5" w:name="_Toc241696993"/>
       <w:r>
         <w:lastRenderedPageBreak/>
         <w:t>Ejecuciones y Exportaciones</w:t>
@@ -3495,10 +3495,10 @@
           <w:noProof/>
         </w:rPr>
         <w:drawing>
-          <wp:inline distT="0" distB="0" distL="0" distR="0" wp14:anchorId="6F809C5A" wp14:editId="33FB2ED1">
+          <wp:inline distT="0" distB="0" distL="0" distR="0" wp14:anchorId="234DC5FC" wp14:editId="79B12C6F">
             <wp:extent cx="5715000" cy="3571875"/>
             <wp:effectExtent l="0" t="0" r="0" b="0"/>
-            <wp:docPr id="408" name="41-runs.png" descr="La página Ejecuciones con los filtros y la tabla de ejecuciones con sus botones de exportación." title="La página Ejecuciones con los filtros y la tabla de ejecuciones con sus botones de exportación."/>
+            <wp:docPr id="372" name="41-runs.png" descr="La página Ejecuciones con los filtros y la tabla de ejecuciones con sus botones de exportación." title="La página Ejecuciones con los filtros y la tabla de ejecuciones con sus botones de exportación."/>
             <wp:cNvGraphicFramePr>
               <a:graphicFrameLocks xmlns:a="http://schemas.openxmlformats.org/drawingml/2006/main" noChangeAspect="1"/>
             </wp:cNvGraphicFramePr>
@@ -3996,10 +3996,10 @@
         </w:rPr>
         <w:lastRenderedPageBreak/>
         <w:drawing>
-          <wp:inline distT="0" distB="0" distL="0" distR="0" wp14:anchorId="463FE729" wp14:editId="1C93E491">
+          <wp:inline distT="0" distB="0" distL="0" distR="0" wp14:anchorId="1D02A100" wp14:editId="08E74E73">
             <wp:extent cx="5715000" cy="3571875"/>
             <wp:effectExtent l="0" t="0" r="0" b="0"/>
-            <wp:docPr id="409" name="44-exports.png" descr="La página Exportaciones con la lista de trabajos de exportación y un botón Descargar en los terminados." title="La página Exportaciones con la lista de trabajos de exportación y un botón Descargar en los terminados."/>
+            <wp:docPr id="373" name="44-exports.png" descr="La página Exportaciones con la lista de trabajos de exportación y un botón Descargar en los terminados." title="La página Exportaciones con la lista de trabajos de exportación y un botón Descargar en los terminados."/>
             <wp:cNvGraphicFramePr>
               <a:graphicFrameLocks xmlns:a="http://schemas.openxmlformats.org/drawingml/2006/main" noChangeAspect="1"/>
             </wp:cNvGraphicFramePr>
@@ -4049,7 +4049,7 @@
         <w:pStyle w:val="Ttulo1"/>
         <w:pageBreakBefore/>
       </w:pPr>
-      <w:bookmarkStart w:id="6" w:name="_Toc241671677"/>
+      <w:bookmarkStart w:id="6" w:name="_Toc241696994"/>
       <w:r>
         <w:lastRenderedPageBreak/>
         <w:t>Programaciones</w:t>
@@ -4072,10 +4072,10 @@
           <w:noProof/>
         </w:rPr>
         <w:drawing>
-          <wp:inline distT="0" distB="0" distL="0" distR="0" wp14:anchorId="70B44BE4" wp14:editId="4FD05307">
+          <wp:inline distT="0" distB="0" distL="0" distR="0" wp14:anchorId="2CB95643" wp14:editId="5D2F22ED">
             <wp:extent cx="3743325" cy="4676775"/>
             <wp:effectExtent l="0" t="0" r="0" b="0"/>
-            <wp:docPr id="410" name="32-schedule-new-dialog.png" descr="El cuadro Nueva programación con mapa, nombre, frecuencia, zona horaria y formato de salida." title="El cuadro Nueva programación con mapa, nombre, frecuencia, zona horaria y formato de salida."/>
+            <wp:docPr id="374" name="32-schedule-new-dialog.png" descr="El cuadro Nueva programación con mapa, nombre, frecuencia, zona horaria y formato de salida." title="El cuadro Nueva programación con mapa, nombre, frecuencia, zona horaria y formato de salida."/>
             <wp:cNvGraphicFramePr>
               <a:graphicFrameLocks xmlns:a="http://schemas.openxmlformats.org/drawingml/2006/main" noChangeAspect="1"/>
             </wp:cNvGraphicFramePr>
@@ -4699,7 +4699,7 @@
         <w:pStyle w:val="Ttulo1"/>
         <w:pageBreakBefore/>
       </w:pPr>
-      <w:bookmarkStart w:id="7" w:name="_Toc241671678"/>
+      <w:bookmarkStart w:id="7" w:name="_Toc241696995"/>
       <w:r>
         <w:lastRenderedPageBreak/>
         <w:t>Configuración</w:t>
@@ -4732,10 +4732,10 @@
           <w:noProof/>
         </w:rPr>
         <w:drawing>
-          <wp:inline distT="0" distB="0" distL="0" distR="0" wp14:anchorId="060E0E49" wp14:editId="6446B8B8">
+          <wp:inline distT="0" distB="0" distL="0" distR="0" wp14:anchorId="745BCF16" wp14:editId="01247BE7">
             <wp:extent cx="5715000" cy="3571875"/>
             <wp:effectExtent l="0" t="0" r="0" b="0"/>
-            <wp:docPr id="411" name="04-settings.png" descr="La página Configuración con las tarjetas Idioma, Tema y Paleta de colores." title="La página Configuración con las tarjetas Idioma, Tema y Paleta de colores."/>
+            <wp:docPr id="375" name="04-settings.png" descr="La página Configuración con las tarjetas Idioma, Tema y Paleta de colores." title="La página Configuración con las tarjetas Idioma, Tema y Paleta de colores."/>
             <wp:cNvGraphicFramePr>
               <a:graphicFrameLocks xmlns:a="http://schemas.openxmlformats.org/drawingml/2006/main" noChangeAspect="1"/>
             </wp:cNvGraphicFramePr>
@@ -5041,7 +5041,7 @@
         <w:sz w:val="16"/>
         <w:szCs w:val="16"/>
       </w:rPr>
-      <w:t>Discoverer Neo 2.0.1 · Guía rápida · USER</w:t>
+      <w:t>Discoverer Neo 2.1.0 · Guía rápida · USER</w:t>
     </w:r>
   </w:p>
 </w:hdr>
@@ -5050,10 +5050,68 @@
 <file path=word/numbering.xml><?xml version="1.0" encoding="utf-8"?>
 <w:numbering xmlns:wpc="http://schemas.microsoft.com/office/word/2010/wordprocessingCanvas" xmlns:cx="http://schemas.microsoft.com/office/drawing/2014/chartex" xmlns:cx1="http://schemas.microsoft.com/office/drawing/2015/9/8/chartex" xmlns:cx2="http://schemas.microsoft.com/office/drawing/2015/10/21/chartex" xmlns:cx3="http://schemas.microsoft.com/office/drawing/2016/5/9/chartex" xmlns:cx4="http://schemas.microsoft.com/office/drawing/2016/5/10/chartex" xmlns:cx5="http://schemas.microsoft.com/office/drawing/2016/5/11/chartex" xmlns:cx6="http://schemas.microsoft.com/office/drawing/2016/5/12/chartex" xmlns:cx7="http://schemas.microsoft.com/office/drawing/2016/5/13/chartex" xmlns:cx8="http://schemas.microsoft.com/office/drawing/2016/5/14/chartex" xmlns:mc="http://schemas.openxmlformats.org/markup-compatibility/2006" xmlns:aink="http://schemas.microsoft.com/office/drawing/2016/ink" xmlns:am3d="http://schemas.microsoft.com/office/drawing/2017/model3d" xmlns:o="urn:schemas-microsoft-com:office:office" xmlns:oel="http://schemas.microsoft.com/office/2019/extlst" xmlns:r="http://schemas.openxmlformats.org/officeDocument/2006/relationships" xmlns:m="http://schemas.openxmlformats.org/officeDocument/2006/math" xmlns:v="urn:schemas-microsoft-com:vml" xmlns:wp14="http://schemas.microsoft.com/office/word/2010/wordprocessingDrawing" xmlns:wp="http://schemas.openxmlformats.org/drawingml/2006/wordprocessingDrawing" xmlns:w10="urn:schemas-microsoft-com:office:word" xmlns:w="http://schemas.openxmlformats.org/wordprocessingml/2006/main" xmlns:w14="http://schemas.microsoft.com/office/word/2010/wordml" xmlns:w15="http://schemas.microsoft.com/office/word/2012/wordml" xmlns:w16cex="http://schemas.microsoft.com/office/word/2018/wordml/cex" xmlns:w16cid="http://schemas.microsoft.com/office/word/2016/wordml/cid" xmlns:w16="http://schemas.microsoft.com/office/word/2018/wordml" xmlns:w16sdtdh="http://schemas.microsoft.com/office/word/2020/wordml/sdtdatahash" xmlns:w16se="http://schemas.microsoft.com/office/word/2015/wordml/symex" xmlns:wpg="http://schemas.microsoft.com/office/word/2010/wordprocessingGroup" xmlns:wpi="http://schemas.microsoft.com/office/word/2010/wordprocessingInk" xmlns:wne="http://schemas.microsoft.com/office/word/2006/wordml" xmlns:wps="http://schemas.microsoft.com/office/word/2010/wordprocessingShape" mc:Ignorable="w14 w15 w16se w16cid w16 w16cex w16sdtdh wp14">
   <w:abstractNum w:abstractNumId="0" w15:restartNumberingAfterBreak="0">
-    <w:nsid w:val="0F2D6297"/>
+    <w:nsid w:val="00A32864"/>
     <w:multiLevelType w:val="hybridMultilevel"/>
-    <w:tmpl w:val="1E9CAEB6"/>
-    <w:lvl w:ilvl="0" w:tplc="18F6F104">
+    <w:tmpl w:val="78E0C6A6"/>
+    <w:lvl w:ilvl="0" w:tplc="70644C0E" w:tentative="1">
+      <w:start w:val="1"/>
+      <w:numFmt w:val="bullet"/>
+      <w:lvlText w:val="•"/>
+      <w:lvlJc w:val="left"/>
+      <w:pPr>
+        <w:ind w:left="360" w:hanging="260"/>
+      </w:pPr>
+    </w:lvl>
+    <w:lvl w:ilvl="1" w:tplc="1D661D60" w:tentative="1">
+      <w:start w:val="1"/>
+      <w:numFmt w:val="bullet"/>
+      <w:lvlText w:val="–"/>
+      <w:lvlJc w:val="left"/>
+      <w:pPr>
+        <w:ind w:left="720" w:hanging="260"/>
+      </w:pPr>
+    </w:lvl>
+    <w:lvl w:ilvl="2" w:tplc="71A67172">
+      <w:numFmt w:val="decimal"/>
+      <w:lvlText w:val=""/>
+      <w:lvlJc w:val="left"/>
+    </w:lvl>
+    <w:lvl w:ilvl="3" w:tplc="9482C592">
+      <w:numFmt w:val="decimal"/>
+      <w:lvlText w:val=""/>
+      <w:lvlJc w:val="left"/>
+    </w:lvl>
+    <w:lvl w:ilvl="4" w:tplc="092AD82E">
+      <w:numFmt w:val="decimal"/>
+      <w:lvlText w:val=""/>
+      <w:lvlJc w:val="left"/>
+    </w:lvl>
+    <w:lvl w:ilvl="5" w:tplc="EEF279B6">
+      <w:numFmt w:val="decimal"/>
+      <w:lvlText w:val=""/>
+      <w:lvlJc w:val="left"/>
+    </w:lvl>
+    <w:lvl w:ilvl="6" w:tplc="A90802F4">
+      <w:numFmt w:val="decimal"/>
+      <w:lvlText w:val=""/>
+      <w:lvlJc w:val="left"/>
+    </w:lvl>
+    <w:lvl w:ilvl="7" w:tplc="A04AB676">
+      <w:numFmt w:val="decimal"/>
+      <w:lvlText w:val=""/>
+      <w:lvlJc w:val="left"/>
+    </w:lvl>
+    <w:lvl w:ilvl="8" w:tplc="80D84B6C">
+      <w:numFmt w:val="decimal"/>
+      <w:lvlText w:val=""/>
+      <w:lvlJc w:val="left"/>
+    </w:lvl>
+  </w:abstractNum>
+  <w:abstractNum w:abstractNumId="1" w15:restartNumberingAfterBreak="0">
+    <w:nsid w:val="0620281D"/>
+    <w:multiLevelType w:val="hybridMultilevel"/>
+    <w:tmpl w:val="2856B100"/>
+    <w:lvl w:ilvl="0" w:tplc="F21CAFF0">
       <w:start w:val="1"/>
       <w:numFmt w:val="decimal"/>
       <w:lvlText w:val="%1."/>
@@ -5062,7 +5120,7 @@
         <w:ind w:left="360" w:hanging="300"/>
       </w:pPr>
     </w:lvl>
-    <w:lvl w:ilvl="1" w:tplc="D5AA7120" w:tentative="1">
+    <w:lvl w:ilvl="1" w:tplc="308CE476" w:tentative="1">
       <w:start w:val="1"/>
       <w:numFmt w:val="lowerLetter"/>
       <w:lvlText w:val="%2."/>
@@ -5071,47 +5129,47 @@
         <w:ind w:left="720" w:hanging="300"/>
       </w:pPr>
     </w:lvl>
-    <w:lvl w:ilvl="2" w:tplc="6A48C2A2">
+    <w:lvl w:ilvl="2" w:tplc="2D66ECCC">
       <w:numFmt w:val="decimal"/>
       <w:lvlText w:val=""/>
       <w:lvlJc w:val="left"/>
     </w:lvl>
-    <w:lvl w:ilvl="3" w:tplc="7B54A676">
+    <w:lvl w:ilvl="3" w:tplc="0212B220">
       <w:numFmt w:val="decimal"/>
       <w:lvlText w:val=""/>
       <w:lvlJc w:val="left"/>
     </w:lvl>
-    <w:lvl w:ilvl="4" w:tplc="B058BA7E">
+    <w:lvl w:ilvl="4" w:tplc="26E47576">
       <w:numFmt w:val="decimal"/>
       <w:lvlText w:val=""/>
       <w:lvlJc w:val="left"/>
     </w:lvl>
-    <w:lvl w:ilvl="5" w:tplc="23281708">
+    <w:lvl w:ilvl="5" w:tplc="CFD00D30">
       <w:numFmt w:val="decimal"/>
       <w:lvlText w:val=""/>
       <w:lvlJc w:val="left"/>
     </w:lvl>
-    <w:lvl w:ilvl="6" w:tplc="136EAFDC">
+    <w:lvl w:ilvl="6" w:tplc="630E7148">
       <w:numFmt w:val="decimal"/>
       <w:lvlText w:val=""/>
       <w:lvlJc w:val="left"/>
     </w:lvl>
-    <w:lvl w:ilvl="7" w:tplc="17D6BC34">
+    <w:lvl w:ilvl="7" w:tplc="5B74C50C">
       <w:numFmt w:val="decimal"/>
       <w:lvlText w:val=""/>
       <w:lvlJc w:val="left"/>
     </w:lvl>
-    <w:lvl w:ilvl="8" w:tplc="9C3069E0">
+    <w:lvl w:ilvl="8" w:tplc="1646F480">
       <w:numFmt w:val="decimal"/>
       <w:lvlText w:val=""/>
       <w:lvlJc w:val="left"/>
     </w:lvl>
   </w:abstractNum>
-  <w:abstractNum w:abstractNumId="1" w15:restartNumberingAfterBreak="0">
-    <w:nsid w:val="191C0FEB"/>
+  <w:abstractNum w:abstractNumId="2" w15:restartNumberingAfterBreak="0">
+    <w:nsid w:val="11DC6710"/>
     <w:multiLevelType w:val="hybridMultilevel"/>
-    <w:tmpl w:val="BC823AE2"/>
-    <w:lvl w:ilvl="0" w:tplc="5BF8BEB0">
+    <w:tmpl w:val="3508CEBC"/>
+    <w:lvl w:ilvl="0" w:tplc="7992584C">
       <w:start w:val="1"/>
       <w:numFmt w:val="decimal"/>
       <w:lvlText w:val="%1."/>
@@ -5120,7 +5178,7 @@
         <w:ind w:left="360" w:hanging="300"/>
       </w:pPr>
     </w:lvl>
-    <w:lvl w:ilvl="1" w:tplc="E110D06A" w:tentative="1">
+    <w:lvl w:ilvl="1" w:tplc="E0164974" w:tentative="1">
       <w:start w:val="1"/>
       <w:numFmt w:val="lowerLetter"/>
       <w:lvlText w:val="%2."/>
@@ -5129,47 +5187,47 @@
         <w:ind w:left="720" w:hanging="300"/>
       </w:pPr>
     </w:lvl>
-    <w:lvl w:ilvl="2" w:tplc="EC309808">
+    <w:lvl w:ilvl="2" w:tplc="7B6C53BC">
       <w:numFmt w:val="decimal"/>
       <w:lvlText w:val=""/>
       <w:lvlJc w:val="left"/>
     </w:lvl>
-    <w:lvl w:ilvl="3" w:tplc="E4BA41C2">
+    <w:lvl w:ilvl="3" w:tplc="DAF22E8A">
       <w:numFmt w:val="decimal"/>
       <w:lvlText w:val=""/>
       <w:lvlJc w:val="left"/>
     </w:lvl>
-    <w:lvl w:ilvl="4" w:tplc="41EECF28">
+    <w:lvl w:ilvl="4" w:tplc="AC746A88">
       <w:numFmt w:val="decimal"/>
       <w:lvlText w:val=""/>
       <w:lvlJc w:val="left"/>
     </w:lvl>
-    <w:lvl w:ilvl="5" w:tplc="F0B054B2">
+    <w:lvl w:ilvl="5" w:tplc="4B6CCA70">
       <w:numFmt w:val="decimal"/>
       <w:lvlText w:val=""/>
       <w:lvlJc w:val="left"/>
     </w:lvl>
-    <w:lvl w:ilvl="6" w:tplc="B4D87002">
+    <w:lvl w:ilvl="6" w:tplc="B6D48274">
       <w:numFmt w:val="decimal"/>
       <w:lvlText w:val=""/>
       <w:lvlJc w:val="left"/>
     </w:lvl>
-    <w:lvl w:ilvl="7" w:tplc="726898EE">
+    <w:lvl w:ilvl="7" w:tplc="3A541C1A">
       <w:numFmt w:val="decimal"/>
       <w:lvlText w:val=""/>
       <w:lvlJc w:val="left"/>
     </w:lvl>
-    <w:lvl w:ilvl="8" w:tplc="8A788DC0">
+    <w:lvl w:ilvl="8" w:tplc="97A4F948">
       <w:numFmt w:val="decimal"/>
       <w:lvlText w:val=""/>
       <w:lvlJc w:val="left"/>
     </w:lvl>
   </w:abstractNum>
-  <w:abstractNum w:abstractNumId="2" w15:restartNumberingAfterBreak="0">
-    <w:nsid w:val="200E7D1A"/>
+  <w:abstractNum w:abstractNumId="3" w15:restartNumberingAfterBreak="0">
+    <w:nsid w:val="26D9073C"/>
     <w:multiLevelType w:val="hybridMultilevel"/>
-    <w:tmpl w:val="3E7C8574"/>
-    <w:lvl w:ilvl="0" w:tplc="3D08C6E2">
+    <w:tmpl w:val="72EE7530"/>
+    <w:lvl w:ilvl="0" w:tplc="21C278FE">
       <w:start w:val="1"/>
       <w:numFmt w:val="decimal"/>
       <w:lvlText w:val="%1."/>
@@ -5178,7 +5236,7 @@
         <w:ind w:left="360" w:hanging="300"/>
       </w:pPr>
     </w:lvl>
-    <w:lvl w:ilvl="1" w:tplc="61FC908C" w:tentative="1">
+    <w:lvl w:ilvl="1" w:tplc="192E60E4" w:tentative="1">
       <w:start w:val="1"/>
       <w:numFmt w:val="lowerLetter"/>
       <w:lvlText w:val="%2."/>
@@ -5187,47 +5245,47 @@
         <w:ind w:left="720" w:hanging="300"/>
       </w:pPr>
     </w:lvl>
-    <w:lvl w:ilvl="2" w:tplc="BB7C1B70">
+    <w:lvl w:ilvl="2" w:tplc="9C607CD6">
       <w:numFmt w:val="decimal"/>
       <w:lvlText w:val=""/>
       <w:lvlJc w:val="left"/>
     </w:lvl>
-    <w:lvl w:ilvl="3" w:tplc="FD38F4AE">
+    <w:lvl w:ilvl="3" w:tplc="806A019C">
       <w:numFmt w:val="decimal"/>
       <w:lvlText w:val=""/>
       <w:lvlJc w:val="left"/>
     </w:lvl>
-    <w:lvl w:ilvl="4" w:tplc="80D4D898">
+    <w:lvl w:ilvl="4" w:tplc="02EEAF42">
       <w:numFmt w:val="decimal"/>
       <w:lvlText w:val=""/>
       <w:lvlJc w:val="left"/>
     </w:lvl>
-    <w:lvl w:ilvl="5" w:tplc="D67E40BC">
+    <w:lvl w:ilvl="5" w:tplc="0A64FC78">
       <w:numFmt w:val="decimal"/>
       <w:lvlText w:val=""/>
       <w:lvlJc w:val="left"/>
     </w:lvl>
-    <w:lvl w:ilvl="6" w:tplc="C172EED2">
+    <w:lvl w:ilvl="6" w:tplc="4F361C98">
       <w:numFmt w:val="decimal"/>
       <w:lvlText w:val=""/>
       <w:lvlJc w:val="left"/>
     </w:lvl>
-    <w:lvl w:ilvl="7" w:tplc="700CD502">
+    <w:lvl w:ilvl="7" w:tplc="73E22E60">
       <w:numFmt w:val="decimal"/>
       <w:lvlText w:val=""/>
       <w:lvlJc w:val="left"/>
     </w:lvl>
-    <w:lvl w:ilvl="8" w:tplc="5A8663B0">
+    <w:lvl w:ilvl="8" w:tplc="9932A8EE">
       <w:numFmt w:val="decimal"/>
       <w:lvlText w:val=""/>
       <w:lvlJc w:val="left"/>
     </w:lvl>
   </w:abstractNum>
-  <w:abstractNum w:abstractNumId="3" w15:restartNumberingAfterBreak="0">
-    <w:nsid w:val="278B45C9"/>
+  <w:abstractNum w:abstractNumId="4" w15:restartNumberingAfterBreak="0">
+    <w:nsid w:val="3C1419FB"/>
     <w:multiLevelType w:val="hybridMultilevel"/>
-    <w:tmpl w:val="0B609C74"/>
-    <w:lvl w:ilvl="0" w:tplc="B5806E12">
+    <w:tmpl w:val="D046C136"/>
+    <w:lvl w:ilvl="0" w:tplc="EF7E60F6">
       <w:start w:val="1"/>
       <w:numFmt w:val="decimal"/>
       <w:lvlText w:val="%1."/>
@@ -5236,7 +5294,7 @@
         <w:ind w:left="360" w:hanging="300"/>
       </w:pPr>
     </w:lvl>
-    <w:lvl w:ilvl="1" w:tplc="3CE21C72" w:tentative="1">
+    <w:lvl w:ilvl="1" w:tplc="56822642" w:tentative="1">
       <w:start w:val="1"/>
       <w:numFmt w:val="lowerLetter"/>
       <w:lvlText w:val="%2."/>
@@ -5245,47 +5303,133 @@
         <w:ind w:left="720" w:hanging="300"/>
       </w:pPr>
     </w:lvl>
-    <w:lvl w:ilvl="2" w:tplc="90884954">
+    <w:lvl w:ilvl="2" w:tplc="F63AC750">
       <w:numFmt w:val="decimal"/>
       <w:lvlText w:val=""/>
       <w:lvlJc w:val="left"/>
     </w:lvl>
-    <w:lvl w:ilvl="3" w:tplc="B372BA0E">
+    <w:lvl w:ilvl="3" w:tplc="C3CCEF24">
       <w:numFmt w:val="decimal"/>
       <w:lvlText w:val=""/>
       <w:lvlJc w:val="left"/>
     </w:lvl>
-    <w:lvl w:ilvl="4" w:tplc="5D7CE6AC">
+    <w:lvl w:ilvl="4" w:tplc="E2AA39D0">
       <w:numFmt w:val="decimal"/>
       <w:lvlText w:val=""/>
       <w:lvlJc w:val="left"/>
     </w:lvl>
-    <w:lvl w:ilvl="5" w:tplc="E4681528">
+    <w:lvl w:ilvl="5" w:tplc="508C6B02">
       <w:numFmt w:val="decimal"/>
       <w:lvlText w:val=""/>
       <w:lvlJc w:val="left"/>
     </w:lvl>
-    <w:lvl w:ilvl="6" w:tplc="1F0A0F74">
+    <w:lvl w:ilvl="6" w:tplc="AFE4613E">
       <w:numFmt w:val="decimal"/>
       <w:lvlText w:val=""/>
       <w:lvlJc w:val="left"/>
     </w:lvl>
-    <w:lvl w:ilvl="7" w:tplc="29E8340C">
+    <w:lvl w:ilvl="7" w:tplc="0B00518C">
       <w:numFmt w:val="decimal"/>
       <w:lvlText w:val=""/>
       <w:lvlJc w:val="left"/>
     </w:lvl>
-    <w:lvl w:ilvl="8" w:tplc="1A5E07D0">
+    <w:lvl w:ilvl="8" w:tplc="C1A8C040">
       <w:numFmt w:val="decimal"/>
       <w:lvlText w:val=""/>
       <w:lvlJc w:val="left"/>
     </w:lvl>
   </w:abstractNum>
-  <w:abstractNum w:abstractNumId="4" w15:restartNumberingAfterBreak="0">
-    <w:nsid w:val="492714EB"/>
+  <w:abstractNum w:abstractNumId="5" w15:restartNumberingAfterBreak="0">
+    <w:nsid w:val="546B5446"/>
     <w:multiLevelType w:val="hybridMultilevel"/>
-    <w:tmpl w:val="51A4851E"/>
-    <w:lvl w:ilvl="0" w:tplc="38AA231A">
+    <w:tmpl w:val="7A72E58A"/>
+    <w:lvl w:ilvl="0" w:tplc="67B06550" w:tentative="1">
+      <w:start w:val="1"/>
+      <w:numFmt w:val="bullet"/>
+      <w:lvlText w:val="●"/>
+      <w:lvlJc w:val="left"/>
+      <w:pPr>
+        <w:ind w:left="720" w:hanging="360"/>
+      </w:pPr>
+    </w:lvl>
+    <w:lvl w:ilvl="1" w:tplc="4A0C3E4C" w:tentative="1">
+      <w:start w:val="1"/>
+      <w:numFmt w:val="bullet"/>
+      <w:lvlText w:val="○"/>
+      <w:lvlJc w:val="left"/>
+      <w:pPr>
+        <w:ind w:left="1440" w:hanging="360"/>
+      </w:pPr>
+    </w:lvl>
+    <w:lvl w:ilvl="2" w:tplc="46FCC83E" w:tentative="1">
+      <w:start w:val="1"/>
+      <w:numFmt w:val="bullet"/>
+      <w:lvlText w:val="■"/>
+      <w:lvlJc w:val="left"/>
+      <w:pPr>
+        <w:ind w:left="2160" w:hanging="360"/>
+      </w:pPr>
+    </w:lvl>
+    <w:lvl w:ilvl="3" w:tplc="877AC4B8" w:tentative="1">
+      <w:start w:val="1"/>
+      <w:numFmt w:val="bullet"/>
+      <w:lvlText w:val="●"/>
+      <w:lvlJc w:val="left"/>
+      <w:pPr>
+        <w:ind w:left="2880" w:hanging="360"/>
+      </w:pPr>
+    </w:lvl>
+    <w:lvl w:ilvl="4" w:tplc="50EE23E4" w:tentative="1">
+      <w:start w:val="1"/>
+      <w:numFmt w:val="bullet"/>
+      <w:lvlText w:val="○"/>
+      <w:lvlJc w:val="left"/>
+      <w:pPr>
+        <w:ind w:left="3600" w:hanging="360"/>
+      </w:pPr>
+    </w:lvl>
+    <w:lvl w:ilvl="5" w:tplc="5BB4A224" w:tentative="1">
+      <w:start w:val="1"/>
+      <w:numFmt w:val="bullet"/>
+      <w:lvlText w:val="■"/>
+      <w:lvlJc w:val="left"/>
+      <w:pPr>
+        <w:ind w:left="4320" w:hanging="360"/>
+      </w:pPr>
+    </w:lvl>
+    <w:lvl w:ilvl="6" w:tplc="C0E00170" w:tentative="1">
+      <w:start w:val="1"/>
+      <w:numFmt w:val="bullet"/>
+      <w:lvlText w:val="●"/>
+      <w:lvlJc w:val="left"/>
+      <w:pPr>
+        <w:ind w:left="5040" w:hanging="360"/>
+      </w:pPr>
+    </w:lvl>
+    <w:lvl w:ilvl="7" w:tplc="61985E54" w:tentative="1">
+      <w:start w:val="1"/>
+      <w:numFmt w:val="bullet"/>
+      <w:lvlText w:val="●"/>
+      <w:lvlJc w:val="left"/>
+      <w:pPr>
+        <w:ind w:left="5760" w:hanging="360"/>
+      </w:pPr>
+    </w:lvl>
+    <w:lvl w:ilvl="8" w:tplc="19FEA126" w:tentative="1">
+      <w:start w:val="1"/>
+      <w:numFmt w:val="bullet"/>
+      <w:lvlText w:val="●"/>
+      <w:lvlJc w:val="left"/>
+      <w:pPr>
+        <w:ind w:left="6480" w:hanging="360"/>
+      </w:pPr>
+    </w:lvl>
+  </w:abstractNum>
+  <w:abstractNum w:abstractNumId="6" w15:restartNumberingAfterBreak="0">
+    <w:nsid w:val="56DA3C0E"/>
+    <w:multiLevelType w:val="hybridMultilevel"/>
+    <w:tmpl w:val="4A1219DC"/>
+    <w:lvl w:ilvl="0" w:tplc="6F70A9B6">
       <w:start w:val="1"/>
       <w:numFmt w:val="decimal"/>
       <w:lvlText w:val="%1."/>
@@ -5294,7 +5438,7 @@
         <w:ind w:left="360" w:hanging="300"/>
       </w:pPr>
     </w:lvl>
-    <w:lvl w:ilvl="1" w:tplc="19285198" w:tentative="1">
+    <w:lvl w:ilvl="1" w:tplc="5C160AAE" w:tentative="1">
       <w:start w:val="1"/>
       <w:numFmt w:val="lowerLetter"/>
       <w:lvlText w:val="%2."/>
@@ -5303,47 +5447,47 @@
         <w:ind w:left="720" w:hanging="300"/>
       </w:pPr>
     </w:lvl>
-    <w:lvl w:ilvl="2" w:tplc="9B440A00">
+    <w:lvl w:ilvl="2" w:tplc="FDD44FDC">
       <w:numFmt w:val="decimal"/>
       <w:lvlText w:val=""/>
       <w:lvlJc w:val="left"/>
     </w:lvl>
-    <w:lvl w:ilvl="3" w:tplc="19F0520A">
+    <w:lvl w:ilvl="3" w:tplc="FA5AE220">
       <w:numFmt w:val="decimal"/>
       <w:lvlText w:val=""/>
       <w:lvlJc w:val="left"/>
     </w:lvl>
-    <w:lvl w:ilvl="4" w:tplc="A99E908A">
+    <w:lvl w:ilvl="4" w:tplc="82428926">
       <w:numFmt w:val="decimal"/>
       <w:lvlText w:val=""/>
       <w:lvlJc w:val="left"/>
     </w:lvl>
-    <w:lvl w:ilvl="5" w:tplc="7BAE5680">
+    <w:lvl w:ilvl="5" w:tplc="1CA8D526">
       <w:numFmt w:val="decimal"/>
       <w:lvlText w:val=""/>
       <w:lvlJc w:val="left"/>
     </w:lvl>
-    <w:lvl w:ilvl="6" w:tplc="F09AF75C">
+    <w:lvl w:ilvl="6" w:tplc="BDF4B1B2">
       <w:numFmt w:val="decimal"/>
       <w:lvlText w:val=""/>
       <w:lvlJc w:val="left"/>
     </w:lvl>
-    <w:lvl w:ilvl="7" w:tplc="50A05EAE">
+    <w:lvl w:ilvl="7" w:tplc="8766C6AE">
       <w:numFmt w:val="decimal"/>
       <w:lvlText w:val=""/>
       <w:lvlJc w:val="left"/>
     </w:lvl>
-    <w:lvl w:ilvl="8" w:tplc="8C763624">
+    <w:lvl w:ilvl="8" w:tplc="A1B4E0F2">
       <w:numFmt w:val="decimal"/>
       <w:lvlText w:val=""/>
       <w:lvlJc w:val="left"/>
     </w:lvl>
   </w:abstractNum>
-  <w:abstractNum w:abstractNumId="5" w15:restartNumberingAfterBreak="0">
-    <w:nsid w:val="65925A56"/>
+  <w:abstractNum w:abstractNumId="7" w15:restartNumberingAfterBreak="0">
+    <w:nsid w:val="6B5A3AF0"/>
     <w:multiLevelType w:val="hybridMultilevel"/>
-    <w:tmpl w:val="C5B2DDFA"/>
-    <w:lvl w:ilvl="0" w:tplc="57221152">
+    <w:tmpl w:val="B7A48AA8"/>
+    <w:lvl w:ilvl="0" w:tplc="C6703BB4">
       <w:start w:val="1"/>
       <w:numFmt w:val="decimal"/>
       <w:lvlText w:val="%1."/>
@@ -5352,7 +5496,7 @@
         <w:ind w:left="360" w:hanging="300"/>
       </w:pPr>
     </w:lvl>
-    <w:lvl w:ilvl="1" w:tplc="E8DE1032" w:tentative="1">
+    <w:lvl w:ilvl="1" w:tplc="EAA664CE" w:tentative="1">
       <w:start w:val="1"/>
       <w:numFmt w:val="lowerLetter"/>
       <w:lvlText w:val="%2."/>
@@ -5361,47 +5505,47 @@
         <w:ind w:left="720" w:hanging="300"/>
       </w:pPr>
     </w:lvl>
-    <w:lvl w:ilvl="2" w:tplc="ACE435BC">
+    <w:lvl w:ilvl="2" w:tplc="D3B662C2">
       <w:numFmt w:val="decimal"/>
       <w:lvlText w:val=""/>
       <w:lvlJc w:val="left"/>
     </w:lvl>
-    <w:lvl w:ilvl="3" w:tplc="FEA48652">
+    <w:lvl w:ilvl="3" w:tplc="2FB6DA9C">
       <w:numFmt w:val="decimal"/>
       <w:lvlText w:val=""/>
       <w:lvlJc w:val="left"/>
     </w:lvl>
-    <w:lvl w:ilvl="4" w:tplc="57ACD788">
+    <w:lvl w:ilvl="4" w:tplc="0EFAED66">
       <w:numFmt w:val="decimal"/>
       <w:lvlText w:val=""/>
       <w:lvlJc w:val="left"/>
     </w:lvl>
-    <w:lvl w:ilvl="5" w:tplc="298645F0">
+    <w:lvl w:ilvl="5" w:tplc="00C6E3C8">
       <w:numFmt w:val="decimal"/>
       <w:lvlText w:val=""/>
       <w:lvlJc w:val="left"/>
     </w:lvl>
-    <w:lvl w:ilvl="6" w:tplc="8EFE32A6">
+    <w:lvl w:ilvl="6" w:tplc="10D61E12">
       <w:numFmt w:val="decimal"/>
       <w:lvlText w:val=""/>
       <w:lvlJc w:val="left"/>
     </w:lvl>
-    <w:lvl w:ilvl="7" w:tplc="8E4EB1B0">
+    <w:lvl w:ilvl="7" w:tplc="DB140E60">
       <w:numFmt w:val="decimal"/>
       <w:lvlText w:val=""/>
       <w:lvlJc w:val="left"/>
     </w:lvl>
-    <w:lvl w:ilvl="8" w:tplc="3A8A43BE">
+    <w:lvl w:ilvl="8" w:tplc="FEA2338A">
       <w:numFmt w:val="decimal"/>
       <w:lvlText w:val=""/>
       <w:lvlJc w:val="left"/>
     </w:lvl>
   </w:abstractNum>
-  <w:abstractNum w:abstractNumId="6" w15:restartNumberingAfterBreak="0">
-    <w:nsid w:val="6FC47524"/>
+  <w:abstractNum w:abstractNumId="8" w15:restartNumberingAfterBreak="0">
+    <w:nsid w:val="73402FD1"/>
     <w:multiLevelType w:val="hybridMultilevel"/>
-    <w:tmpl w:val="6F0C7DF0"/>
-    <w:lvl w:ilvl="0" w:tplc="F3B4F382">
+    <w:tmpl w:val="39A6DE26"/>
+    <w:lvl w:ilvl="0" w:tplc="FE5835D4">
       <w:start w:val="1"/>
       <w:numFmt w:val="decimal"/>
       <w:lvlText w:val="%1."/>
@@ -5410,7 +5554,7 @@
         <w:ind w:left="360" w:hanging="300"/>
       </w:pPr>
     </w:lvl>
-    <w:lvl w:ilvl="1" w:tplc="545A56B4" w:tentative="1">
+    <w:lvl w:ilvl="1" w:tplc="61AC9CC4" w:tentative="1">
       <w:start w:val="1"/>
       <w:numFmt w:val="lowerLetter"/>
       <w:lvlText w:val="%2."/>
@@ -5419,230 +5563,86 @@
         <w:ind w:left="720" w:hanging="300"/>
       </w:pPr>
     </w:lvl>
-    <w:lvl w:ilvl="2" w:tplc="C572230C">
+    <w:lvl w:ilvl="2" w:tplc="8FB82C34">
       <w:numFmt w:val="decimal"/>
       <w:lvlText w:val=""/>
       <w:lvlJc w:val="left"/>
     </w:lvl>
-    <w:lvl w:ilvl="3" w:tplc="EB023ED8">
+    <w:lvl w:ilvl="3" w:tplc="2514E09E">
       <w:numFmt w:val="decimal"/>
       <w:lvlText w:val=""/>
       <w:lvlJc w:val="left"/>
     </w:lvl>
-    <w:lvl w:ilvl="4" w:tplc="5E50B08A">
+    <w:lvl w:ilvl="4" w:tplc="A120D3EC">
       <w:numFmt w:val="decimal"/>
       <w:lvlText w:val=""/>
       <w:lvlJc w:val="left"/>
     </w:lvl>
-    <w:lvl w:ilvl="5" w:tplc="10FCF6E0">
+    <w:lvl w:ilvl="5" w:tplc="90A8FC42">
       <w:numFmt w:val="decimal"/>
       <w:lvlText w:val=""/>
       <w:lvlJc w:val="left"/>
     </w:lvl>
-    <w:lvl w:ilvl="6" w:tplc="85D01526">
+    <w:lvl w:ilvl="6" w:tplc="2EF6DA24">
       <w:numFmt w:val="decimal"/>
       <w:lvlText w:val=""/>
       <w:lvlJc w:val="left"/>
     </w:lvl>
-    <w:lvl w:ilvl="7" w:tplc="CDE6931E">
+    <w:lvl w:ilvl="7" w:tplc="4F8C297A">
       <w:numFmt w:val="decimal"/>
       <w:lvlText w:val=""/>
       <w:lvlJc w:val="left"/>
     </w:lvl>
-    <w:lvl w:ilvl="8" w:tplc="5816DB60">
+    <w:lvl w:ilvl="8" w:tplc="8912EF94">
       <w:numFmt w:val="decimal"/>
       <w:lvlText w:val=""/>
       <w:lvlJc w:val="left"/>
     </w:lvl>
   </w:abstractNum>
-  <w:abstractNum w:abstractNumId="7" w15:restartNumberingAfterBreak="0">
-    <w:nsid w:val="76A86B88"/>
-    <w:multiLevelType w:val="hybridMultilevel"/>
-    <w:tmpl w:val="14508D84"/>
-    <w:lvl w:ilvl="0" w:tplc="6408F8B8" w:tentative="1">
-      <w:start w:val="1"/>
-      <w:numFmt w:val="bullet"/>
-      <w:lvlText w:val="●"/>
-      <w:lvlJc w:val="left"/>
-      <w:pPr>
-        <w:ind w:left="720" w:hanging="360"/>
-      </w:pPr>
-    </w:lvl>
-    <w:lvl w:ilvl="1" w:tplc="5AE219A2" w:tentative="1">
-      <w:start w:val="1"/>
-      <w:numFmt w:val="bullet"/>
-      <w:lvlText w:val="○"/>
-      <w:lvlJc w:val="left"/>
-      <w:pPr>
-        <w:ind w:left="1440" w:hanging="360"/>
-      </w:pPr>
-    </w:lvl>
-    <w:lvl w:ilvl="2" w:tplc="E0B64A78" w:tentative="1">
-      <w:start w:val="1"/>
-      <w:numFmt w:val="bullet"/>
-      <w:lvlText w:val="■"/>
-      <w:lvlJc w:val="left"/>
-      <w:pPr>
-        <w:ind w:left="2160" w:hanging="360"/>
-      </w:pPr>
-    </w:lvl>
-    <w:lvl w:ilvl="3" w:tplc="39F84F36" w:tentative="1">
-      <w:start w:val="1"/>
-      <w:numFmt w:val="bullet"/>
-      <w:lvlText w:val="●"/>
-      <w:lvlJc w:val="left"/>
-      <w:pPr>
-        <w:ind w:left="2880" w:hanging="360"/>
-      </w:pPr>
-    </w:lvl>
-    <w:lvl w:ilvl="4" w:tplc="1FEADA42" w:tentative="1">
-      <w:start w:val="1"/>
-      <w:numFmt w:val="bullet"/>
-      <w:lvlText w:val="○"/>
-      <w:lvlJc w:val="left"/>
-      <w:pPr>
-        <w:ind w:left="3600" w:hanging="360"/>
-      </w:pPr>
-    </w:lvl>
-    <w:lvl w:ilvl="5" w:tplc="B8483D5A" w:tentative="1">
-      <w:start w:val="1"/>
-      <w:numFmt w:val="bullet"/>
-      <w:lvlText w:val="■"/>
-      <w:lvlJc w:val="left"/>
-      <w:pPr>
-        <w:ind w:left="4320" w:hanging="360"/>
-      </w:pPr>
-    </w:lvl>
-    <w:lvl w:ilvl="6" w:tplc="064A7D18" w:tentative="1">
-      <w:start w:val="1"/>
-      <w:numFmt w:val="bullet"/>
-      <w:lvlText w:val="●"/>
-      <w:lvlJc w:val="left"/>
-      <w:pPr>
-        <w:ind w:left="5040" w:hanging="360"/>
-      </w:pPr>
-    </w:lvl>
-    <w:lvl w:ilvl="7" w:tplc="97DA03F0" w:tentative="1">
-      <w:start w:val="1"/>
-      <w:numFmt w:val="bullet"/>
-      <w:lvlText w:val="●"/>
-      <w:lvlJc w:val="left"/>
-      <w:pPr>
-        <w:ind w:left="5760" w:hanging="360"/>
-      </w:pPr>
-    </w:lvl>
-    <w:lvl w:ilvl="8" w:tplc="59E63294" w:tentative="1">
-      <w:start w:val="1"/>
-      <w:numFmt w:val="bullet"/>
-      <w:lvlText w:val="●"/>
-      <w:lvlJc w:val="left"/>
-      <w:pPr>
-        <w:ind w:left="6480" w:hanging="360"/>
-      </w:pPr>
-    </w:lvl>
-  </w:abstractNum>
-  <w:abstractNum w:abstractNumId="8" w15:restartNumberingAfterBreak="0">
-    <w:nsid w:val="7DDA657B"/>
-    <w:multiLevelType w:val="hybridMultilevel"/>
-    <w:tmpl w:val="B5FC3C82"/>
-    <w:lvl w:ilvl="0" w:tplc="D7405930" w:tentative="1">
-      <w:start w:val="1"/>
-      <w:numFmt w:val="bullet"/>
-      <w:lvlText w:val="•"/>
-      <w:lvlJc w:val="left"/>
-      <w:pPr>
-        <w:ind w:left="360" w:hanging="260"/>
-      </w:pPr>
-    </w:lvl>
-    <w:lvl w:ilvl="1" w:tplc="D8CCB74C" w:tentative="1">
-      <w:start w:val="1"/>
-      <w:numFmt w:val="bullet"/>
-      <w:lvlText w:val="–"/>
-      <w:lvlJc w:val="left"/>
-      <w:pPr>
-        <w:ind w:left="720" w:hanging="260"/>
-      </w:pPr>
-    </w:lvl>
-    <w:lvl w:ilvl="2" w:tplc="621A0DD6">
-      <w:numFmt w:val="decimal"/>
-      <w:lvlText w:val=""/>
-      <w:lvlJc w:val="left"/>
-    </w:lvl>
-    <w:lvl w:ilvl="3" w:tplc="20D85E5E">
-      <w:numFmt w:val="decimal"/>
-      <w:lvlText w:val=""/>
-      <w:lvlJc w:val="left"/>
-    </w:lvl>
-    <w:lvl w:ilvl="4" w:tplc="D1D0AF90">
-      <w:numFmt w:val="decimal"/>
-      <w:lvlText w:val=""/>
-      <w:lvlJc w:val="left"/>
-    </w:lvl>
-    <w:lvl w:ilvl="5" w:tplc="AE9AC470">
-      <w:numFmt w:val="decimal"/>
-      <w:lvlText w:val=""/>
-      <w:lvlJc w:val="left"/>
-    </w:lvl>
-    <w:lvl w:ilvl="6" w:tplc="950EDCAE">
-      <w:numFmt w:val="decimal"/>
-      <w:lvlText w:val=""/>
-      <w:lvlJc w:val="left"/>
-    </w:lvl>
-    <w:lvl w:ilvl="7" w:tplc="89F03A30">
-      <w:numFmt w:val="decimal"/>
-      <w:lvlText w:val=""/>
-      <w:lvlJc w:val="left"/>
-    </w:lvl>
-    <w:lvl w:ilvl="8" w:tplc="8DD45FF6">
-      <w:numFmt w:val="decimal"/>
-      <w:lvlText w:val=""/>
-      <w:lvlJc w:val="left"/>
-    </w:lvl>
-  </w:abstractNum>
-  <w:num w:numId="1" w16cid:durableId="2089767191">
+  <w:num w:numId="1" w16cid:durableId="772358867">
+    <w:abstractNumId w:val="5"/>
+    <w:lvlOverride w:ilvl="0">
+      <w:startOverride w:val="1"/>
+    </w:lvlOverride>
+  </w:num>
+  <w:num w:numId="2" w16cid:durableId="817846370">
+    <w:abstractNumId w:val="8"/>
+    <w:lvlOverride w:ilvl="0">
+      <w:startOverride w:val="1"/>
+    </w:lvlOverride>
+  </w:num>
+  <w:num w:numId="3" w16cid:durableId="1679968297">
+    <w:abstractNumId w:val="1"/>
+    <w:lvlOverride w:ilvl="0">
+      <w:startOverride w:val="1"/>
+    </w:lvlOverride>
+  </w:num>
+  <w:num w:numId="4" w16cid:durableId="1004749091">
+    <w:abstractNumId w:val="2"/>
+    <w:lvlOverride w:ilvl="0">
+      <w:startOverride w:val="1"/>
+    </w:lvlOverride>
+  </w:num>
+  <w:num w:numId="5" w16cid:durableId="911084799">
+    <w:abstractNumId w:val="4"/>
+    <w:lvlOverride w:ilvl="0">
+      <w:startOverride w:val="1"/>
+    </w:lvlOverride>
+  </w:num>
+  <w:num w:numId="6" w16cid:durableId="1708678400">
+    <w:abstractNumId w:val="3"/>
+    <w:lvlOverride w:ilvl="0">
+      <w:startOverride w:val="1"/>
+    </w:lvlOverride>
+  </w:num>
+  <w:num w:numId="7" w16cid:durableId="8920391">
     <w:abstractNumId w:val="7"/>
     <w:lvlOverride w:ilvl="0">
       <w:startOverride w:val="1"/>
     </w:lvlOverride>
   </w:num>
-  <w:num w:numId="2" w16cid:durableId="971210052">
-    <w:abstractNumId w:val="2"/>
-    <w:lvlOverride w:ilvl="0">
-      <w:startOverride w:val="1"/>
-    </w:lvlOverride>
-  </w:num>
-  <w:num w:numId="3" w16cid:durableId="2006929340">
-    <w:abstractNumId w:val="0"/>
-    <w:lvlOverride w:ilvl="0">
-      <w:startOverride w:val="1"/>
-    </w:lvlOverride>
-  </w:num>
-  <w:num w:numId="4" w16cid:durableId="1661807375">
-    <w:abstractNumId w:val="4"/>
-    <w:lvlOverride w:ilvl="0">
-      <w:startOverride w:val="1"/>
-    </w:lvlOverride>
-  </w:num>
-  <w:num w:numId="5" w16cid:durableId="827601666">
+  <w:num w:numId="8" w16cid:durableId="1578903071">
     <w:abstractNumId w:val="6"/>
-    <w:lvlOverride w:ilvl="0">
-      <w:startOverride w:val="1"/>
-    </w:lvlOverride>
-  </w:num>
-  <w:num w:numId="6" w16cid:durableId="661785506">
-    <w:abstractNumId w:val="5"/>
-    <w:lvlOverride w:ilvl="0">
-      <w:startOverride w:val="1"/>
-    </w:lvlOverride>
-  </w:num>
-  <w:num w:numId="7" w16cid:durableId="945119490">
-    <w:abstractNumId w:val="1"/>
-    <w:lvlOverride w:ilvl="0">
-      <w:startOverride w:val="1"/>
-    </w:lvlOverride>
-  </w:num>
-  <w:num w:numId="8" w16cid:durableId="1688827704">
-    <w:abstractNumId w:val="3"/>
     <w:lvlOverride w:ilvl="0">
       <w:startOverride w:val="1"/>
     </w:lvlOverride>
@@ -6323,7 +6323,7 @@
     <w:autoRedefine/>
     <w:uiPriority w:val="39"/>
     <w:unhideWhenUsed/>
-    <w:rsid w:val="00481F94"/>
+    <w:rsid w:val="009739A7"/>
     <w:pPr>
       <w:spacing w:after="100"/>
     </w:pPr>

--- a/discoverer-neo/docs/user-guide/manual/Discoverer-Neo-USER-Guide-Quick-es-ES.docx
+++ b/discoverer-neo/docs/user-guide/manual/Discoverer-Neo-USER-Guide-Quick-es-ES.docx
@@ -74,7 +74,7 @@
     <w:sdt>
       <w:sdtPr>
         <w:alias w:val="Índice"/>
-        <w:id w:val="1918041169"/>
+        <w:id w:val="1263418876"/>
       </w:sdtPr>
       <w:sdtEndPr/>
       <w:sdtContent>
@@ -102,7 +102,7 @@
           <w:r>
             <w:fldChar w:fldCharType="separate"/>
           </w:r>
-          <w:hyperlink w:anchor="_Toc241696988" w:history="1">
+          <w:hyperlink w:anchor="_Toc241745860" w:history="1">
             <w:r>
               <w:rPr>
                 <w:rStyle w:val="Hiperligao"/>
@@ -126,7 +126,7 @@
               <w:rPr>
                 <w:noProof/>
               </w:rPr>
-              <w:instrText xml:space="preserve"> PAGEREF _Toc241696988 \h </w:instrText>
+              <w:instrText xml:space="preserve"> PAGEREF _Toc241745860 \h </w:instrText>
             </w:r>
             <w:r>
               <w:rPr>
@@ -168,7 +168,7 @@
               <w14:ligatures w14:val="standardContextual"/>
             </w:rPr>
           </w:pPr>
-          <w:hyperlink w:anchor="_Toc241696989" w:history="1">
+          <w:hyperlink w:anchor="_Toc241745861" w:history="1">
             <w:r>
               <w:rPr>
                 <w:rStyle w:val="Hiperligao"/>
@@ -192,7 +192,7 @@
               <w:rPr>
                 <w:noProof/>
               </w:rPr>
-              <w:instrText xml:space="preserve"> PAGEREF _Toc241696989 \h </w:instrText>
+              <w:instrText xml:space="preserve"> PAGEREF _Toc241745861 \h </w:instrText>
             </w:r>
             <w:r>
               <w:rPr>
@@ -234,7 +234,7 @@
               <w14:ligatures w14:val="standardContextual"/>
             </w:rPr>
           </w:pPr>
-          <w:hyperlink w:anchor="_Toc241696990" w:history="1">
+          <w:hyperlink w:anchor="_Toc241745862" w:history="1">
             <w:r>
               <w:rPr>
                 <w:rStyle w:val="Hiperligao"/>
@@ -258,7 +258,7 @@
               <w:rPr>
                 <w:noProof/>
               </w:rPr>
-              <w:instrText xml:space="preserve"> PAGEREF _Toc241696990 \h </w:instrText>
+              <w:instrText xml:space="preserve"> PAGEREF _Toc241745862 \h </w:instrText>
             </w:r>
             <w:r>
               <w:rPr>
@@ -300,7 +300,7 @@
               <w14:ligatures w14:val="standardContextual"/>
             </w:rPr>
           </w:pPr>
-          <w:hyperlink w:anchor="_Toc241696991" w:history="1">
+          <w:hyperlink w:anchor="_Toc241745863" w:history="1">
             <w:r>
               <w:rPr>
                 <w:rStyle w:val="Hiperligao"/>
@@ -324,7 +324,7 @@
               <w:rPr>
                 <w:noProof/>
               </w:rPr>
-              <w:instrText xml:space="preserve"> PAGEREF _Toc241696991 \h </w:instrText>
+              <w:instrText xml:space="preserve"> PAGEREF _Toc241745863 \h </w:instrText>
             </w:r>
             <w:r>
               <w:rPr>
@@ -366,7 +366,7 @@
               <w14:ligatures w14:val="standardContextual"/>
             </w:rPr>
           </w:pPr>
-          <w:hyperlink w:anchor="_Toc241696992" w:history="1">
+          <w:hyperlink w:anchor="_Toc241745864" w:history="1">
             <w:r>
               <w:rPr>
                 <w:rStyle w:val="Hiperligao"/>
@@ -390,7 +390,7 @@
               <w:rPr>
                 <w:noProof/>
               </w:rPr>
-              <w:instrText xml:space="preserve"> PAGEREF _Toc241696992 \h </w:instrText>
+              <w:instrText xml:space="preserve"> PAGEREF _Toc241745864 \h </w:instrText>
             </w:r>
             <w:r>
               <w:rPr>
@@ -432,7 +432,7 @@
               <w14:ligatures w14:val="standardContextual"/>
             </w:rPr>
           </w:pPr>
-          <w:hyperlink w:anchor="_Toc241696993" w:history="1">
+          <w:hyperlink w:anchor="_Toc241745865" w:history="1">
             <w:r>
               <w:rPr>
                 <w:rStyle w:val="Hiperligao"/>
@@ -456,7 +456,7 @@
               <w:rPr>
                 <w:noProof/>
               </w:rPr>
-              <w:instrText xml:space="preserve"> PAGEREF _Toc241696993 \h </w:instrText>
+              <w:instrText xml:space="preserve"> PAGEREF _Toc241745865 \h </w:instrText>
             </w:r>
             <w:r>
               <w:rPr>
@@ -498,7 +498,7 @@
               <w14:ligatures w14:val="standardContextual"/>
             </w:rPr>
           </w:pPr>
-          <w:hyperlink w:anchor="_Toc241696994" w:history="1">
+          <w:hyperlink w:anchor="_Toc241745866" w:history="1">
             <w:r>
               <w:rPr>
                 <w:rStyle w:val="Hiperligao"/>
@@ -522,7 +522,7 @@
               <w:rPr>
                 <w:noProof/>
               </w:rPr>
-              <w:instrText xml:space="preserve"> PAGEREF _Toc241696994 \h </w:instrText>
+              <w:instrText xml:space="preserve"> PAGEREF _Toc241745866 \h </w:instrText>
             </w:r>
             <w:r>
               <w:rPr>
@@ -564,7 +564,7 @@
               <w14:ligatures w14:val="standardContextual"/>
             </w:rPr>
           </w:pPr>
-          <w:hyperlink w:anchor="_Toc241696995" w:history="1">
+          <w:hyperlink w:anchor="_Toc241745867" w:history="1">
             <w:r>
               <w:rPr>
                 <w:rStyle w:val="Hiperligao"/>
@@ -588,7 +588,7 @@
               <w:rPr>
                 <w:noProof/>
               </w:rPr>
-              <w:instrText xml:space="preserve"> PAGEREF _Toc241696995 \h </w:instrText>
+              <w:instrText xml:space="preserve"> PAGEREF _Toc241745867 \h </w:instrText>
             </w:r>
             <w:r>
               <w:rPr>
@@ -636,7 +636,7 @@
       <w:pPr>
         <w:pStyle w:val="Ttulo1"/>
       </w:pPr>
-      <w:bookmarkStart w:id="0" w:name="_Toc241696988"/>
+      <w:bookmarkStart w:id="0" w:name="_Toc241745860"/>
       <w:r>
         <w:lastRenderedPageBreak/>
         <w:t>Su rol en una página</w:t>
@@ -693,7 +693,7 @@
           <w:left w:w="10" w:type="dxa"/>
           <w:right w:w="10" w:type="dxa"/>
         </w:tblCellMar>
-        <w:tblLook w:val="04A0" w:firstRow="1" w:lastRow="0" w:firstColumn="1" w:lastColumn="0" w:noHBand="0" w:noVBand="1"/>
+        <w:tblLook w:val="0000" w:firstRow="0" w:lastRow="0" w:firstColumn="0" w:lastColumn="0" w:noHBand="0" w:noVBand="0"/>
       </w:tblPr>
       <w:tblGrid>
         <w:gridCol w:w="4513"/>
@@ -1256,7 +1256,7 @@
           <w:noProof/>
         </w:rPr>
         <w:drawing>
-          <wp:inline distT="0" distB="0" distL="0" distR="0" wp14:anchorId="11D89B3F" wp14:editId="3DC88785">
+          <wp:inline distT="0" distB="0" distL="0" distR="0" wp14:anchorId="4189A1E2" wp14:editId="581420DC">
             <wp:extent cx="5715000" cy="3571875"/>
             <wp:effectExtent l="0" t="0" r="0" b="0"/>
             <wp:docPr id="367" name="01-login.png" descr="La página de inicio de sesión con Correo electrónico, Contraseña, Recordarme y el botón Iniciar sesión." title="La página de inicio de sesión con Correo electrónico, Contraseña, Recordarme y el botón Iniciar sesión."/>
@@ -1309,7 +1309,7 @@
         <w:pStyle w:val="Ttulo1"/>
         <w:pageBreakBefore/>
       </w:pPr>
-      <w:bookmarkStart w:id="1" w:name="_Toc241696989"/>
+      <w:bookmarkStart w:id="1" w:name="_Toc241745861"/>
       <w:r>
         <w:lastRenderedPageBreak/>
         <w:t>Panel</w:t>
@@ -1332,7 +1332,7 @@
           <w:noProof/>
         </w:rPr>
         <w:drawing>
-          <wp:inline distT="0" distB="0" distL="0" distR="0" wp14:anchorId="5103C5AB" wp14:editId="18C30E7C">
+          <wp:inline distT="0" distB="0" distL="0" distR="0" wp14:anchorId="173D75E3" wp14:editId="2BE03066">
             <wp:extent cx="5715000" cy="3571875"/>
             <wp:effectExtent l="0" t="0" r="0" b="0"/>
             <wp:docPr id="368" name="45-dashboard.png" descr="El panel con las tarjetas de resumen y la lista Mapas recientes." title="El panel con las tarjetas de resumen y la lista Mapas recientes."/>
@@ -1484,7 +1484,7 @@
         <w:pStyle w:val="Ttulo1"/>
         <w:pageBreakBefore/>
       </w:pPr>
-      <w:bookmarkStart w:id="2" w:name="_Toc241696990"/>
+      <w:bookmarkStart w:id="2" w:name="_Toc241745862"/>
       <w:r>
         <w:lastRenderedPageBreak/>
         <w:t>Mapas</w:t>
@@ -1537,7 +1537,7 @@
           <w:noProof/>
         </w:rPr>
         <w:drawing>
-          <wp:inline distT="0" distB="0" distL="0" distR="0" wp14:anchorId="0E0F6AF7" wp14:editId="008736E3">
+          <wp:inline distT="0" distB="0" distL="0" distR="0" wp14:anchorId="52AD95F7" wp14:editId="685F078F">
             <wp:extent cx="5715000" cy="3429000"/>
             <wp:effectExtent l="0" t="0" r="0" b="0"/>
             <wp:docPr id="369" name="03-maps-mine.png" descr="La lista de Mapas, pestaña Míos, con los iconos de acción en la fila del mapa." title="La lista de Mapas, pestaña Míos, con los iconos de acción en la fila del mapa."/>
@@ -1690,7 +1690,7 @@
           <w:left w:w="10" w:type="dxa"/>
           <w:right w:w="10" w:type="dxa"/>
         </w:tblCellMar>
-        <w:tblLook w:val="04A0" w:firstRow="1" w:lastRow="0" w:firstColumn="1" w:lastColumn="0" w:noHBand="0" w:noVBand="1"/>
+        <w:tblLook w:val="0000" w:firstRow="0" w:lastRow="0" w:firstColumn="0" w:lastColumn="0" w:noHBand="0" w:noVBand="0"/>
       </w:tblPr>
       <w:tblGrid>
         <w:gridCol w:w="4513"/>
@@ -2218,7 +2218,7 @@
         <w:pStyle w:val="Ttulo1"/>
         <w:pageBreakBefore/>
       </w:pPr>
-      <w:bookmarkStart w:id="3" w:name="_Toc241696991"/>
+      <w:bookmarkStart w:id="3" w:name="_Toc241745863"/>
       <w:r>
         <w:lastRenderedPageBreak/>
         <w:t>Ejecutar y exportar</w:t>
@@ -2241,7 +2241,7 @@
           <w:noProof/>
         </w:rPr>
         <w:drawing>
-          <wp:inline distT="0" distB="0" distL="0" distR="0" wp14:anchorId="5E515BEF" wp14:editId="7240C5E0">
+          <wp:inline distT="0" distB="0" distL="0" distR="0" wp14:anchorId="20B1E932" wp14:editId="644BDA62">
             <wp:extent cx="5715000" cy="3571875"/>
             <wp:effectExtent l="0" t="0" r="0" b="0"/>
             <wp:docPr id="370" name="25-viewer-results.png" descr="El visor de mapas tras una ejecución completada, con la cuadrícula de resultados y los botones de exportación." title="El visor de mapas tras una ejecución completada, con la cuadrícula de resultados y los botones de exportación."/>
@@ -2444,7 +2444,7 @@
           <w:left w:w="10" w:type="dxa"/>
           <w:right w:w="10" w:type="dxa"/>
         </w:tblCellMar>
-        <w:tblLook w:val="04A0" w:firstRow="1" w:lastRow="0" w:firstColumn="1" w:lastColumn="0" w:noHBand="0" w:noVBand="1"/>
+        <w:tblLook w:val="0000" w:firstRow="0" w:lastRow="0" w:firstColumn="0" w:lastColumn="0" w:noHBand="0" w:noVBand="0"/>
       </w:tblPr>
       <w:tblGrid>
         <w:gridCol w:w="4513"/>
@@ -2770,7 +2770,7 @@
         <w:pStyle w:val="Ttulo1"/>
         <w:pageBreakBefore/>
       </w:pPr>
-      <w:bookmarkStart w:id="4" w:name="_Toc241696992"/>
+      <w:bookmarkStart w:id="4" w:name="_Toc241745864"/>
       <w:r>
         <w:lastRenderedPageBreak/>
         <w:t>Crear y editar un mapa</w:t>
@@ -2793,7 +2793,7 @@
           <w:noProof/>
         </w:rPr>
         <w:drawing>
-          <wp:inline distT="0" distB="0" distL="0" distR="0" wp14:anchorId="39F416D0" wp14:editId="641C0DE4">
+          <wp:inline distT="0" distB="0" distL="0" distR="0" wp14:anchorId="4D05DCC8" wp14:editId="74F3D62B">
             <wp:extent cx="5715000" cy="3571875"/>
             <wp:effectExtent l="0" t="0" r="0" b="0"/>
             <wp:docPr id="371" name="05-builder-overview.png" descr="El generador de mapas con el árbol Áreas de negocio, el lienzo de columnas y el panel Propiedades." title="El generador de mapas con el árbol Áreas de negocio, el lienzo de columnas y el panel Propiedades."/>
@@ -3006,7 +3006,7 @@
           <w:left w:w="10" w:type="dxa"/>
           <w:right w:w="10" w:type="dxa"/>
         </w:tblCellMar>
-        <w:tblLook w:val="04A0" w:firstRow="1" w:lastRow="0" w:firstColumn="1" w:lastColumn="0" w:noHBand="0" w:noVBand="1"/>
+        <w:tblLook w:val="0000" w:firstRow="0" w:lastRow="0" w:firstColumn="0" w:lastColumn="0" w:noHBand="0" w:noVBand="0"/>
       </w:tblPr>
       <w:tblGrid>
         <w:gridCol w:w="4513"/>
@@ -3455,7 +3455,7 @@
         <w:pStyle w:val="Ttulo1"/>
         <w:pageBreakBefore/>
       </w:pPr>
-      <w:bookmarkStart w:id="5" w:name="_Toc241696993"/>
+      <w:bookmarkStart w:id="5" w:name="_Toc241745865"/>
       <w:r>
         <w:lastRenderedPageBreak/>
         <w:t>Ejecuciones y Exportaciones</w:t>
@@ -3495,7 +3495,7 @@
           <w:noProof/>
         </w:rPr>
         <w:drawing>
-          <wp:inline distT="0" distB="0" distL="0" distR="0" wp14:anchorId="234DC5FC" wp14:editId="79B12C6F">
+          <wp:inline distT="0" distB="0" distL="0" distR="0" wp14:anchorId="496C36F1" wp14:editId="57849730">
             <wp:extent cx="5715000" cy="3571875"/>
             <wp:effectExtent l="0" t="0" r="0" b="0"/>
             <wp:docPr id="372" name="41-runs.png" descr="La página Ejecuciones con los filtros y la tabla de ejecuciones con sus botones de exportación." title="La página Ejecuciones con los filtros y la tabla de ejecuciones con sus botones de exportación."/>
@@ -3705,7 +3705,7 @@
           <w:left w:w="10" w:type="dxa"/>
           <w:right w:w="10" w:type="dxa"/>
         </w:tblCellMar>
-        <w:tblLook w:val="04A0" w:firstRow="1" w:lastRow="0" w:firstColumn="1" w:lastColumn="0" w:noHBand="0" w:noVBand="1"/>
+        <w:tblLook w:val="0000" w:firstRow="0" w:lastRow="0" w:firstColumn="0" w:lastColumn="0" w:noHBand="0" w:noVBand="0"/>
       </w:tblPr>
       <w:tblGrid>
         <w:gridCol w:w="4513"/>
@@ -3996,7 +3996,7 @@
         </w:rPr>
         <w:lastRenderedPageBreak/>
         <w:drawing>
-          <wp:inline distT="0" distB="0" distL="0" distR="0" wp14:anchorId="1D02A100" wp14:editId="08E74E73">
+          <wp:inline distT="0" distB="0" distL="0" distR="0" wp14:anchorId="14A8EBE6" wp14:editId="2F6E99C4">
             <wp:extent cx="5715000" cy="3571875"/>
             <wp:effectExtent l="0" t="0" r="0" b="0"/>
             <wp:docPr id="373" name="44-exports.png" descr="La página Exportaciones con la lista de trabajos de exportación y un botón Descargar en los terminados." title="La página Exportaciones con la lista de trabajos de exportación y un botón Descargar en los terminados."/>
@@ -4049,7 +4049,7 @@
         <w:pStyle w:val="Ttulo1"/>
         <w:pageBreakBefore/>
       </w:pPr>
-      <w:bookmarkStart w:id="6" w:name="_Toc241696994"/>
+      <w:bookmarkStart w:id="6" w:name="_Toc241745866"/>
       <w:r>
         <w:lastRenderedPageBreak/>
         <w:t>Programaciones</w:t>
@@ -4072,7 +4072,7 @@
           <w:noProof/>
         </w:rPr>
         <w:drawing>
-          <wp:inline distT="0" distB="0" distL="0" distR="0" wp14:anchorId="2CB95643" wp14:editId="5D2F22ED">
+          <wp:inline distT="0" distB="0" distL="0" distR="0" wp14:anchorId="410DCB6B" wp14:editId="4941B232">
             <wp:extent cx="3743325" cy="4676775"/>
             <wp:effectExtent l="0" t="0" r="0" b="0"/>
             <wp:docPr id="374" name="32-schedule-new-dialog.png" descr="El cuadro Nueva programación con mapa, nombre, frecuencia, zona horaria y formato de salida." title="El cuadro Nueva programación con mapa, nombre, frecuencia, zona horaria y formato de salida."/>
@@ -4358,7 +4358,7 @@
           <w:left w:w="10" w:type="dxa"/>
           <w:right w:w="10" w:type="dxa"/>
         </w:tblCellMar>
-        <w:tblLook w:val="04A0" w:firstRow="1" w:lastRow="0" w:firstColumn="1" w:lastColumn="0" w:noHBand="0" w:noVBand="1"/>
+        <w:tblLook w:val="0000" w:firstRow="0" w:lastRow="0" w:firstColumn="0" w:lastColumn="0" w:noHBand="0" w:noVBand="0"/>
       </w:tblPr>
       <w:tblGrid>
         <w:gridCol w:w="4513"/>
@@ -4699,7 +4699,7 @@
         <w:pStyle w:val="Ttulo1"/>
         <w:pageBreakBefore/>
       </w:pPr>
-      <w:bookmarkStart w:id="7" w:name="_Toc241696995"/>
+      <w:bookmarkStart w:id="7" w:name="_Toc241745867"/>
       <w:r>
         <w:lastRenderedPageBreak/>
         <w:t>Configuración</w:t>
@@ -4732,7 +4732,7 @@
           <w:noProof/>
         </w:rPr>
         <w:drawing>
-          <wp:inline distT="0" distB="0" distL="0" distR="0" wp14:anchorId="745BCF16" wp14:editId="01247BE7">
+          <wp:inline distT="0" distB="0" distL="0" distR="0" wp14:anchorId="785DF856" wp14:editId="480CE2B8">
             <wp:extent cx="5715000" cy="3571875"/>
             <wp:effectExtent l="0" t="0" r="0" b="0"/>
             <wp:docPr id="375" name="04-settings.png" descr="La página Configuración con las tarjetas Idioma, Tema y Paleta de colores." title="La página Configuración con las tarjetas Idioma, Tema y Paleta de colores."/>
@@ -5050,10 +5050,68 @@
 <file path=word/numbering.xml><?xml version="1.0" encoding="utf-8"?>
 <w:numbering xmlns:wpc="http://schemas.microsoft.com/office/word/2010/wordprocessingCanvas" xmlns:cx="http://schemas.microsoft.com/office/drawing/2014/chartex" xmlns:cx1="http://schemas.microsoft.com/office/drawing/2015/9/8/chartex" xmlns:cx2="http://schemas.microsoft.com/office/drawing/2015/10/21/chartex" xmlns:cx3="http://schemas.microsoft.com/office/drawing/2016/5/9/chartex" xmlns:cx4="http://schemas.microsoft.com/office/drawing/2016/5/10/chartex" xmlns:cx5="http://schemas.microsoft.com/office/drawing/2016/5/11/chartex" xmlns:cx6="http://schemas.microsoft.com/office/drawing/2016/5/12/chartex" xmlns:cx7="http://schemas.microsoft.com/office/drawing/2016/5/13/chartex" xmlns:cx8="http://schemas.microsoft.com/office/drawing/2016/5/14/chartex" xmlns:mc="http://schemas.openxmlformats.org/markup-compatibility/2006" xmlns:aink="http://schemas.microsoft.com/office/drawing/2016/ink" xmlns:am3d="http://schemas.microsoft.com/office/drawing/2017/model3d" xmlns:o="urn:schemas-microsoft-com:office:office" xmlns:oel="http://schemas.microsoft.com/office/2019/extlst" xmlns:r="http://schemas.openxmlformats.org/officeDocument/2006/relationships" xmlns:m="http://schemas.openxmlformats.org/officeDocument/2006/math" xmlns:v="urn:schemas-microsoft-com:vml" xmlns:wp14="http://schemas.microsoft.com/office/word/2010/wordprocessingDrawing" xmlns:wp="http://schemas.openxmlformats.org/drawingml/2006/wordprocessingDrawing" xmlns:w10="urn:schemas-microsoft-com:office:word" xmlns:w="http://schemas.openxmlformats.org/wordprocessingml/2006/main" xmlns:w14="http://schemas.microsoft.com/office/word/2010/wordml" xmlns:w15="http://schemas.microsoft.com/office/word/2012/wordml" xmlns:w16cex="http://schemas.microsoft.com/office/word/2018/wordml/cex" xmlns:w16cid="http://schemas.microsoft.com/office/word/2016/wordml/cid" xmlns:w16="http://schemas.microsoft.com/office/word/2018/wordml" xmlns:w16sdtdh="http://schemas.microsoft.com/office/word/2020/wordml/sdtdatahash" xmlns:w16se="http://schemas.microsoft.com/office/word/2015/wordml/symex" xmlns:wpg="http://schemas.microsoft.com/office/word/2010/wordprocessingGroup" xmlns:wpi="http://schemas.microsoft.com/office/word/2010/wordprocessingInk" xmlns:wne="http://schemas.microsoft.com/office/word/2006/wordml" xmlns:wps="http://schemas.microsoft.com/office/word/2010/wordprocessingShape" mc:Ignorable="w14 w15 w16se w16cid w16 w16cex w16sdtdh wp14">
   <w:abstractNum w:abstractNumId="0" w15:restartNumberingAfterBreak="0">
-    <w:nsid w:val="00A32864"/>
+    <w:nsid w:val="086C4464"/>
     <w:multiLevelType w:val="hybridMultilevel"/>
-    <w:tmpl w:val="78E0C6A6"/>
-    <w:lvl w:ilvl="0" w:tplc="70644C0E" w:tentative="1">
+    <w:tmpl w:val="CA3E4986"/>
+    <w:lvl w:ilvl="0" w:tplc="1BA607B0">
+      <w:start w:val="1"/>
+      <w:numFmt w:val="decimal"/>
+      <w:lvlText w:val="%1."/>
+      <w:lvlJc w:val="left"/>
+      <w:pPr>
+        <w:ind w:left="360" w:hanging="300"/>
+      </w:pPr>
+    </w:lvl>
+    <w:lvl w:ilvl="1" w:tplc="43A696F8" w:tentative="1">
+      <w:start w:val="1"/>
+      <w:numFmt w:val="lowerLetter"/>
+      <w:lvlText w:val="%2."/>
+      <w:lvlJc w:val="left"/>
+      <w:pPr>
+        <w:ind w:left="720" w:hanging="300"/>
+      </w:pPr>
+    </w:lvl>
+    <w:lvl w:ilvl="2" w:tplc="2C5649E2">
+      <w:numFmt w:val="decimal"/>
+      <w:lvlText w:val=""/>
+      <w:lvlJc w:val="left"/>
+    </w:lvl>
+    <w:lvl w:ilvl="3" w:tplc="FB1061E2">
+      <w:numFmt w:val="decimal"/>
+      <w:lvlText w:val=""/>
+      <w:lvlJc w:val="left"/>
+    </w:lvl>
+    <w:lvl w:ilvl="4" w:tplc="6FD60776">
+      <w:numFmt w:val="decimal"/>
+      <w:lvlText w:val=""/>
+      <w:lvlJc w:val="left"/>
+    </w:lvl>
+    <w:lvl w:ilvl="5" w:tplc="732CED86">
+      <w:numFmt w:val="decimal"/>
+      <w:lvlText w:val=""/>
+      <w:lvlJc w:val="left"/>
+    </w:lvl>
+    <w:lvl w:ilvl="6" w:tplc="C102F606">
+      <w:numFmt w:val="decimal"/>
+      <w:lvlText w:val=""/>
+      <w:lvlJc w:val="left"/>
+    </w:lvl>
+    <w:lvl w:ilvl="7" w:tplc="E3864EDC">
+      <w:numFmt w:val="decimal"/>
+      <w:lvlText w:val=""/>
+      <w:lvlJc w:val="left"/>
+    </w:lvl>
+    <w:lvl w:ilvl="8" w:tplc="B8541106">
+      <w:numFmt w:val="decimal"/>
+      <w:lvlText w:val=""/>
+      <w:lvlJc w:val="left"/>
+    </w:lvl>
+  </w:abstractNum>
+  <w:abstractNum w:abstractNumId="1" w15:restartNumberingAfterBreak="0">
+    <w:nsid w:val="1BAA7DD9"/>
+    <w:multiLevelType w:val="hybridMultilevel"/>
+    <w:tmpl w:val="963AAA14"/>
+    <w:lvl w:ilvl="0" w:tplc="5270050C" w:tentative="1">
       <w:start w:val="1"/>
       <w:numFmt w:val="bullet"/>
       <w:lvlText w:val="•"/>
@@ -5062,7 +5120,7 @@
         <w:ind w:left="360" w:hanging="260"/>
       </w:pPr>
     </w:lvl>
-    <w:lvl w:ilvl="1" w:tplc="1D661D60" w:tentative="1">
+    <w:lvl w:ilvl="1" w:tplc="F65A8208" w:tentative="1">
       <w:start w:val="1"/>
       <w:numFmt w:val="bullet"/>
       <w:lvlText w:val="–"/>
@@ -5071,47 +5129,47 @@
         <w:ind w:left="720" w:hanging="260"/>
       </w:pPr>
     </w:lvl>
-    <w:lvl w:ilvl="2" w:tplc="71A67172">
+    <w:lvl w:ilvl="2" w:tplc="D4869C78">
       <w:numFmt w:val="decimal"/>
       <w:lvlText w:val=""/>
       <w:lvlJc w:val="left"/>
     </w:lvl>
-    <w:lvl w:ilvl="3" w:tplc="9482C592">
+    <w:lvl w:ilvl="3" w:tplc="17C2E768">
       <w:numFmt w:val="decimal"/>
       <w:lvlText w:val=""/>
       <w:lvlJc w:val="left"/>
     </w:lvl>
-    <w:lvl w:ilvl="4" w:tplc="092AD82E">
+    <w:lvl w:ilvl="4" w:tplc="292CDF3A">
       <w:numFmt w:val="decimal"/>
       <w:lvlText w:val=""/>
       <w:lvlJc w:val="left"/>
     </w:lvl>
-    <w:lvl w:ilvl="5" w:tplc="EEF279B6">
+    <w:lvl w:ilvl="5" w:tplc="73144224">
       <w:numFmt w:val="decimal"/>
       <w:lvlText w:val=""/>
       <w:lvlJc w:val="left"/>
     </w:lvl>
-    <w:lvl w:ilvl="6" w:tplc="A90802F4">
+    <w:lvl w:ilvl="6" w:tplc="C1628946">
       <w:numFmt w:val="decimal"/>
       <w:lvlText w:val=""/>
       <w:lvlJc w:val="left"/>
     </w:lvl>
-    <w:lvl w:ilvl="7" w:tplc="A04AB676">
+    <w:lvl w:ilvl="7" w:tplc="EDD483B8">
       <w:numFmt w:val="decimal"/>
       <w:lvlText w:val=""/>
       <w:lvlJc w:val="left"/>
     </w:lvl>
-    <w:lvl w:ilvl="8" w:tplc="80D84B6C">
+    <w:lvl w:ilvl="8" w:tplc="CA1627C8">
       <w:numFmt w:val="decimal"/>
       <w:lvlText w:val=""/>
       <w:lvlJc w:val="left"/>
     </w:lvl>
   </w:abstractNum>
-  <w:abstractNum w:abstractNumId="1" w15:restartNumberingAfterBreak="0">
-    <w:nsid w:val="0620281D"/>
+  <w:abstractNum w:abstractNumId="2" w15:restartNumberingAfterBreak="0">
+    <w:nsid w:val="23F47EE8"/>
     <w:multiLevelType w:val="hybridMultilevel"/>
-    <w:tmpl w:val="2856B100"/>
-    <w:lvl w:ilvl="0" w:tplc="F21CAFF0">
+    <w:tmpl w:val="BDAABB90"/>
+    <w:lvl w:ilvl="0" w:tplc="057E099A">
       <w:start w:val="1"/>
       <w:numFmt w:val="decimal"/>
       <w:lvlText w:val="%1."/>
@@ -5120,7 +5178,7 @@
         <w:ind w:left="360" w:hanging="300"/>
       </w:pPr>
     </w:lvl>
-    <w:lvl w:ilvl="1" w:tplc="308CE476" w:tentative="1">
+    <w:lvl w:ilvl="1" w:tplc="B61CD608" w:tentative="1">
       <w:start w:val="1"/>
       <w:numFmt w:val="lowerLetter"/>
       <w:lvlText w:val="%2."/>
@@ -5129,47 +5187,47 @@
         <w:ind w:left="720" w:hanging="300"/>
       </w:pPr>
     </w:lvl>
-    <w:lvl w:ilvl="2" w:tplc="2D66ECCC">
+    <w:lvl w:ilvl="2" w:tplc="78164986">
       <w:numFmt w:val="decimal"/>
       <w:lvlText w:val=""/>
       <w:lvlJc w:val="left"/>
     </w:lvl>
-    <w:lvl w:ilvl="3" w:tplc="0212B220">
+    <w:lvl w:ilvl="3" w:tplc="02EEE306">
       <w:numFmt w:val="decimal"/>
       <w:lvlText w:val=""/>
       <w:lvlJc w:val="left"/>
     </w:lvl>
-    <w:lvl w:ilvl="4" w:tplc="26E47576">
+    <w:lvl w:ilvl="4" w:tplc="079E792E">
       <w:numFmt w:val="decimal"/>
       <w:lvlText w:val=""/>
       <w:lvlJc w:val="left"/>
     </w:lvl>
-    <w:lvl w:ilvl="5" w:tplc="CFD00D30">
+    <w:lvl w:ilvl="5" w:tplc="5C406FA4">
       <w:numFmt w:val="decimal"/>
       <w:lvlText w:val=""/>
       <w:lvlJc w:val="left"/>
     </w:lvl>
-    <w:lvl w:ilvl="6" w:tplc="630E7148">
+    <w:lvl w:ilvl="6" w:tplc="733E7F2C">
       <w:numFmt w:val="decimal"/>
       <w:lvlText w:val=""/>
       <w:lvlJc w:val="left"/>
     </w:lvl>
-    <w:lvl w:ilvl="7" w:tplc="5B74C50C">
+    <w:lvl w:ilvl="7" w:tplc="3ABE0492">
       <w:numFmt w:val="decimal"/>
       <w:lvlText w:val=""/>
       <w:lvlJc w:val="left"/>
     </w:lvl>
-    <w:lvl w:ilvl="8" w:tplc="1646F480">
+    <w:lvl w:ilvl="8" w:tplc="C77EC1D0">
       <w:numFmt w:val="decimal"/>
       <w:lvlText w:val=""/>
       <w:lvlJc w:val="left"/>
     </w:lvl>
   </w:abstractNum>
-  <w:abstractNum w:abstractNumId="2" w15:restartNumberingAfterBreak="0">
-    <w:nsid w:val="11DC6710"/>
+  <w:abstractNum w:abstractNumId="3" w15:restartNumberingAfterBreak="0">
+    <w:nsid w:val="2E484DAF"/>
     <w:multiLevelType w:val="hybridMultilevel"/>
-    <w:tmpl w:val="3508CEBC"/>
-    <w:lvl w:ilvl="0" w:tplc="7992584C">
+    <w:tmpl w:val="0FC0ACA6"/>
+    <w:lvl w:ilvl="0" w:tplc="0026064C">
       <w:start w:val="1"/>
       <w:numFmt w:val="decimal"/>
       <w:lvlText w:val="%1."/>
@@ -5178,7 +5236,7 @@
         <w:ind w:left="360" w:hanging="300"/>
       </w:pPr>
     </w:lvl>
-    <w:lvl w:ilvl="1" w:tplc="E0164974" w:tentative="1">
+    <w:lvl w:ilvl="1" w:tplc="0AAE1A14" w:tentative="1">
       <w:start w:val="1"/>
       <w:numFmt w:val="lowerLetter"/>
       <w:lvlText w:val="%2."/>
@@ -5187,47 +5245,47 @@
         <w:ind w:left="720" w:hanging="300"/>
       </w:pPr>
     </w:lvl>
-    <w:lvl w:ilvl="2" w:tplc="7B6C53BC">
+    <w:lvl w:ilvl="2" w:tplc="B18491A6">
       <w:numFmt w:val="decimal"/>
       <w:lvlText w:val=""/>
       <w:lvlJc w:val="left"/>
     </w:lvl>
-    <w:lvl w:ilvl="3" w:tplc="DAF22E8A">
+    <w:lvl w:ilvl="3" w:tplc="3A5C4638">
       <w:numFmt w:val="decimal"/>
       <w:lvlText w:val=""/>
       <w:lvlJc w:val="left"/>
     </w:lvl>
-    <w:lvl w:ilvl="4" w:tplc="AC746A88">
+    <w:lvl w:ilvl="4" w:tplc="45A41F8E">
       <w:numFmt w:val="decimal"/>
       <w:lvlText w:val=""/>
       <w:lvlJc w:val="left"/>
     </w:lvl>
-    <w:lvl w:ilvl="5" w:tplc="4B6CCA70">
+    <w:lvl w:ilvl="5" w:tplc="E4845318">
       <w:numFmt w:val="decimal"/>
       <w:lvlText w:val=""/>
       <w:lvlJc w:val="left"/>
     </w:lvl>
-    <w:lvl w:ilvl="6" w:tplc="B6D48274">
+    <w:lvl w:ilvl="6" w:tplc="4F9EAFB2">
       <w:numFmt w:val="decimal"/>
       <w:lvlText w:val=""/>
       <w:lvlJc w:val="left"/>
     </w:lvl>
-    <w:lvl w:ilvl="7" w:tplc="3A541C1A">
+    <w:lvl w:ilvl="7" w:tplc="BF186B9C">
       <w:numFmt w:val="decimal"/>
       <w:lvlText w:val=""/>
       <w:lvlJc w:val="left"/>
     </w:lvl>
-    <w:lvl w:ilvl="8" w:tplc="97A4F948">
+    <w:lvl w:ilvl="8" w:tplc="DEEECE48">
       <w:numFmt w:val="decimal"/>
       <w:lvlText w:val=""/>
       <w:lvlJc w:val="left"/>
     </w:lvl>
   </w:abstractNum>
-  <w:abstractNum w:abstractNumId="3" w15:restartNumberingAfterBreak="0">
-    <w:nsid w:val="26D9073C"/>
+  <w:abstractNum w:abstractNumId="4" w15:restartNumberingAfterBreak="0">
+    <w:nsid w:val="2E5B27F7"/>
     <w:multiLevelType w:val="hybridMultilevel"/>
-    <w:tmpl w:val="72EE7530"/>
-    <w:lvl w:ilvl="0" w:tplc="21C278FE">
+    <w:tmpl w:val="D7AA3D64"/>
+    <w:lvl w:ilvl="0" w:tplc="B46E7776">
       <w:start w:val="1"/>
       <w:numFmt w:val="decimal"/>
       <w:lvlText w:val="%1."/>
@@ -5236,7 +5294,7 @@
         <w:ind w:left="360" w:hanging="300"/>
       </w:pPr>
     </w:lvl>
-    <w:lvl w:ilvl="1" w:tplc="192E60E4" w:tentative="1">
+    <w:lvl w:ilvl="1" w:tplc="76E6B5BE" w:tentative="1">
       <w:start w:val="1"/>
       <w:numFmt w:val="lowerLetter"/>
       <w:lvlText w:val="%2."/>
@@ -5245,47 +5303,47 @@
         <w:ind w:left="720" w:hanging="300"/>
       </w:pPr>
     </w:lvl>
-    <w:lvl w:ilvl="2" w:tplc="9C607CD6">
+    <w:lvl w:ilvl="2" w:tplc="E46E074E">
       <w:numFmt w:val="decimal"/>
       <w:lvlText w:val=""/>
       <w:lvlJc w:val="left"/>
     </w:lvl>
-    <w:lvl w:ilvl="3" w:tplc="806A019C">
+    <w:lvl w:ilvl="3" w:tplc="9CA4B8D6">
       <w:numFmt w:val="decimal"/>
       <w:lvlText w:val=""/>
       <w:lvlJc w:val="left"/>
     </w:lvl>
-    <w:lvl w:ilvl="4" w:tplc="02EEAF42">
+    <w:lvl w:ilvl="4" w:tplc="60E6BD1C">
       <w:numFmt w:val="decimal"/>
       <w:lvlText w:val=""/>
       <w:lvlJc w:val="left"/>
     </w:lvl>
-    <w:lvl w:ilvl="5" w:tplc="0A64FC78">
+    <w:lvl w:ilvl="5" w:tplc="7F267036">
       <w:numFmt w:val="decimal"/>
       <w:lvlText w:val=""/>
       <w:lvlJc w:val="left"/>
     </w:lvl>
-    <w:lvl w:ilvl="6" w:tplc="4F361C98">
+    <w:lvl w:ilvl="6" w:tplc="4582F38C">
       <w:numFmt w:val="decimal"/>
       <w:lvlText w:val=""/>
       <w:lvlJc w:val="left"/>
     </w:lvl>
-    <w:lvl w:ilvl="7" w:tplc="73E22E60">
+    <w:lvl w:ilvl="7" w:tplc="CB2AA796">
       <w:numFmt w:val="decimal"/>
       <w:lvlText w:val=""/>
       <w:lvlJc w:val="left"/>
     </w:lvl>
-    <w:lvl w:ilvl="8" w:tplc="9932A8EE">
+    <w:lvl w:ilvl="8" w:tplc="A3C438B6">
       <w:numFmt w:val="decimal"/>
       <w:lvlText w:val=""/>
       <w:lvlJc w:val="left"/>
     </w:lvl>
   </w:abstractNum>
-  <w:abstractNum w:abstractNumId="4" w15:restartNumberingAfterBreak="0">
-    <w:nsid w:val="3C1419FB"/>
+  <w:abstractNum w:abstractNumId="5" w15:restartNumberingAfterBreak="0">
+    <w:nsid w:val="3F1D722F"/>
     <w:multiLevelType w:val="hybridMultilevel"/>
-    <w:tmpl w:val="D046C136"/>
-    <w:lvl w:ilvl="0" w:tplc="EF7E60F6">
+    <w:tmpl w:val="660C37A6"/>
+    <w:lvl w:ilvl="0" w:tplc="331E6346">
       <w:start w:val="1"/>
       <w:numFmt w:val="decimal"/>
       <w:lvlText w:val="%1."/>
@@ -5294,7 +5352,7 @@
         <w:ind w:left="360" w:hanging="300"/>
       </w:pPr>
     </w:lvl>
-    <w:lvl w:ilvl="1" w:tplc="56822642" w:tentative="1">
+    <w:lvl w:ilvl="1" w:tplc="F238F182" w:tentative="1">
       <w:start w:val="1"/>
       <w:numFmt w:val="lowerLetter"/>
       <w:lvlText w:val="%2."/>
@@ -5303,47 +5361,105 @@
         <w:ind w:left="720" w:hanging="300"/>
       </w:pPr>
     </w:lvl>
-    <w:lvl w:ilvl="2" w:tplc="F63AC750">
+    <w:lvl w:ilvl="2" w:tplc="8EFCC1D2">
       <w:numFmt w:val="decimal"/>
       <w:lvlText w:val=""/>
       <w:lvlJc w:val="left"/>
     </w:lvl>
-    <w:lvl w:ilvl="3" w:tplc="C3CCEF24">
+    <w:lvl w:ilvl="3" w:tplc="42FAC04A">
       <w:numFmt w:val="decimal"/>
       <w:lvlText w:val=""/>
       <w:lvlJc w:val="left"/>
     </w:lvl>
-    <w:lvl w:ilvl="4" w:tplc="E2AA39D0">
+    <w:lvl w:ilvl="4" w:tplc="8840849A">
       <w:numFmt w:val="decimal"/>
       <w:lvlText w:val=""/>
       <w:lvlJc w:val="left"/>
     </w:lvl>
-    <w:lvl w:ilvl="5" w:tplc="508C6B02">
+    <w:lvl w:ilvl="5" w:tplc="9A2C235A">
       <w:numFmt w:val="decimal"/>
       <w:lvlText w:val=""/>
       <w:lvlJc w:val="left"/>
     </w:lvl>
-    <w:lvl w:ilvl="6" w:tplc="AFE4613E">
+    <w:lvl w:ilvl="6" w:tplc="823219CC">
       <w:numFmt w:val="decimal"/>
       <w:lvlText w:val=""/>
       <w:lvlJc w:val="left"/>
     </w:lvl>
-    <w:lvl w:ilvl="7" w:tplc="0B00518C">
+    <w:lvl w:ilvl="7" w:tplc="2806C592">
       <w:numFmt w:val="decimal"/>
       <w:lvlText w:val=""/>
       <w:lvlJc w:val="left"/>
     </w:lvl>
-    <w:lvl w:ilvl="8" w:tplc="C1A8C040">
+    <w:lvl w:ilvl="8" w:tplc="FD1E231C">
       <w:numFmt w:val="decimal"/>
       <w:lvlText w:val=""/>
       <w:lvlJc w:val="left"/>
     </w:lvl>
   </w:abstractNum>
-  <w:abstractNum w:abstractNumId="5" w15:restartNumberingAfterBreak="0">
-    <w:nsid w:val="546B5446"/>
+  <w:abstractNum w:abstractNumId="6" w15:restartNumberingAfterBreak="0">
+    <w:nsid w:val="53C03698"/>
     <w:multiLevelType w:val="hybridMultilevel"/>
-    <w:tmpl w:val="7A72E58A"/>
-    <w:lvl w:ilvl="0" w:tplc="67B06550" w:tentative="1">
+    <w:tmpl w:val="3DF43F04"/>
+    <w:lvl w:ilvl="0" w:tplc="F800CAD8">
+      <w:start w:val="1"/>
+      <w:numFmt w:val="decimal"/>
+      <w:lvlText w:val="%1."/>
+      <w:lvlJc w:val="left"/>
+      <w:pPr>
+        <w:ind w:left="360" w:hanging="300"/>
+      </w:pPr>
+    </w:lvl>
+    <w:lvl w:ilvl="1" w:tplc="5B04FC30" w:tentative="1">
+      <w:start w:val="1"/>
+      <w:numFmt w:val="lowerLetter"/>
+      <w:lvlText w:val="%2."/>
+      <w:lvlJc w:val="left"/>
+      <w:pPr>
+        <w:ind w:left="720" w:hanging="300"/>
+      </w:pPr>
+    </w:lvl>
+    <w:lvl w:ilvl="2" w:tplc="592429DE">
+      <w:numFmt w:val="decimal"/>
+      <w:lvlText w:val=""/>
+      <w:lvlJc w:val="left"/>
+    </w:lvl>
+    <w:lvl w:ilvl="3" w:tplc="AC2EDB66">
+      <w:numFmt w:val="decimal"/>
+      <w:lvlText w:val=""/>
+      <w:lvlJc w:val="left"/>
+    </w:lvl>
+    <w:lvl w:ilvl="4" w:tplc="5D62ED6E">
+      <w:numFmt w:val="decimal"/>
+      <w:lvlText w:val=""/>
+      <w:lvlJc w:val="left"/>
+    </w:lvl>
+    <w:lvl w:ilvl="5" w:tplc="187491DE">
+      <w:numFmt w:val="decimal"/>
+      <w:lvlText w:val=""/>
+      <w:lvlJc w:val="left"/>
+    </w:lvl>
+    <w:lvl w:ilvl="6" w:tplc="787EF7A8">
+      <w:numFmt w:val="decimal"/>
+      <w:lvlText w:val=""/>
+      <w:lvlJc w:val="left"/>
+    </w:lvl>
+    <w:lvl w:ilvl="7" w:tplc="B49AFD4A">
+      <w:numFmt w:val="decimal"/>
+      <w:lvlText w:val=""/>
+      <w:lvlJc w:val="left"/>
+    </w:lvl>
+    <w:lvl w:ilvl="8" w:tplc="856ABA94">
+      <w:numFmt w:val="decimal"/>
+      <w:lvlText w:val=""/>
+      <w:lvlJc w:val="left"/>
+    </w:lvl>
+  </w:abstractNum>
+  <w:abstractNum w:abstractNumId="7" w15:restartNumberingAfterBreak="0">
+    <w:nsid w:val="64816C98"/>
+    <w:multiLevelType w:val="hybridMultilevel"/>
+    <w:tmpl w:val="A2AE73DA"/>
+    <w:lvl w:ilvl="0" w:tplc="F606F360" w:tentative="1">
       <w:start w:val="1"/>
       <w:numFmt w:val="bullet"/>
       <w:lvlText w:val="●"/>
@@ -5352,7 +5468,7 @@
         <w:ind w:left="720" w:hanging="360"/>
       </w:pPr>
     </w:lvl>
-    <w:lvl w:ilvl="1" w:tplc="4A0C3E4C" w:tentative="1">
+    <w:lvl w:ilvl="1" w:tplc="59AC8724" w:tentative="1">
       <w:start w:val="1"/>
       <w:numFmt w:val="bullet"/>
       <w:lvlText w:val="○"/>
@@ -5361,7 +5477,7 @@
         <w:ind w:left="1440" w:hanging="360"/>
       </w:pPr>
     </w:lvl>
-    <w:lvl w:ilvl="2" w:tplc="46FCC83E" w:tentative="1">
+    <w:lvl w:ilvl="2" w:tplc="E5CC57DC" w:tentative="1">
       <w:start w:val="1"/>
       <w:numFmt w:val="bullet"/>
       <w:lvlText w:val="■"/>
@@ -5370,7 +5486,7 @@
         <w:ind w:left="2160" w:hanging="360"/>
       </w:pPr>
     </w:lvl>
-    <w:lvl w:ilvl="3" w:tplc="877AC4B8" w:tentative="1">
+    <w:lvl w:ilvl="3" w:tplc="1BC83C86" w:tentative="1">
       <w:start w:val="1"/>
       <w:numFmt w:val="bullet"/>
       <w:lvlText w:val="●"/>
@@ -5379,7 +5495,7 @@
         <w:ind w:left="2880" w:hanging="360"/>
       </w:pPr>
     </w:lvl>
-    <w:lvl w:ilvl="4" w:tplc="50EE23E4" w:tentative="1">
+    <w:lvl w:ilvl="4" w:tplc="4EFA1C08" w:tentative="1">
       <w:start w:val="1"/>
       <w:numFmt w:val="bullet"/>
       <w:lvlText w:val="○"/>
@@ -5388,7 +5504,7 @@
         <w:ind w:left="3600" w:hanging="360"/>
       </w:pPr>
     </w:lvl>
-    <w:lvl w:ilvl="5" w:tplc="5BB4A224" w:tentative="1">
+    <w:lvl w:ilvl="5" w:tplc="CBC026D2" w:tentative="1">
       <w:start w:val="1"/>
       <w:numFmt w:val="bullet"/>
       <w:lvlText w:val="■"/>
@@ -5397,7 +5513,7 @@
         <w:ind w:left="4320" w:hanging="360"/>
       </w:pPr>
     </w:lvl>
-    <w:lvl w:ilvl="6" w:tplc="C0E00170" w:tentative="1">
+    <w:lvl w:ilvl="6" w:tplc="AD16C580" w:tentative="1">
       <w:start w:val="1"/>
       <w:numFmt w:val="bullet"/>
       <w:lvlText w:val="●"/>
@@ -5406,7 +5522,7 @@
         <w:ind w:left="5040" w:hanging="360"/>
       </w:pPr>
     </w:lvl>
-    <w:lvl w:ilvl="7" w:tplc="61985E54" w:tentative="1">
+    <w:lvl w:ilvl="7" w:tplc="5C6C2726" w:tentative="1">
       <w:start w:val="1"/>
       <w:numFmt w:val="bullet"/>
       <w:lvlText w:val="●"/>
@@ -5415,7 +5531,7 @@
         <w:ind w:left="5760" w:hanging="360"/>
       </w:pPr>
     </w:lvl>
-    <w:lvl w:ilvl="8" w:tplc="19FEA126" w:tentative="1">
+    <w:lvl w:ilvl="8" w:tplc="54BC06F6" w:tentative="1">
       <w:start w:val="1"/>
       <w:numFmt w:val="bullet"/>
       <w:lvlText w:val="●"/>
@@ -5425,11 +5541,11 @@
       </w:pPr>
     </w:lvl>
   </w:abstractNum>
-  <w:abstractNum w:abstractNumId="6" w15:restartNumberingAfterBreak="0">
-    <w:nsid w:val="56DA3C0E"/>
+  <w:abstractNum w:abstractNumId="8" w15:restartNumberingAfterBreak="0">
+    <w:nsid w:val="7D4F203D"/>
     <w:multiLevelType w:val="hybridMultilevel"/>
-    <w:tmpl w:val="4A1219DC"/>
-    <w:lvl w:ilvl="0" w:tplc="6F70A9B6">
+    <w:tmpl w:val="F4FCFFDC"/>
+    <w:lvl w:ilvl="0" w:tplc="481A6F78">
       <w:start w:val="1"/>
       <w:numFmt w:val="decimal"/>
       <w:lvlText w:val="%1."/>
@@ -5438,7 +5554,7 @@
         <w:ind w:left="360" w:hanging="300"/>
       </w:pPr>
     </w:lvl>
-    <w:lvl w:ilvl="1" w:tplc="5C160AAE" w:tentative="1">
+    <w:lvl w:ilvl="1" w:tplc="D1C028D0" w:tentative="1">
       <w:start w:val="1"/>
       <w:numFmt w:val="lowerLetter"/>
       <w:lvlText w:val="%2."/>
@@ -5447,202 +5563,86 @@
         <w:ind w:left="720" w:hanging="300"/>
       </w:pPr>
     </w:lvl>
-    <w:lvl w:ilvl="2" w:tplc="FDD44FDC">
+    <w:lvl w:ilvl="2" w:tplc="279614D6">
       <w:numFmt w:val="decimal"/>
       <w:lvlText w:val=""/>
       <w:lvlJc w:val="left"/>
     </w:lvl>
-    <w:lvl w:ilvl="3" w:tplc="FA5AE220">
+    <w:lvl w:ilvl="3" w:tplc="D5943E92">
       <w:numFmt w:val="decimal"/>
       <w:lvlText w:val=""/>
       <w:lvlJc w:val="left"/>
     </w:lvl>
-    <w:lvl w:ilvl="4" w:tplc="82428926">
+    <w:lvl w:ilvl="4" w:tplc="C7D0EDBA">
       <w:numFmt w:val="decimal"/>
       <w:lvlText w:val=""/>
       <w:lvlJc w:val="left"/>
     </w:lvl>
-    <w:lvl w:ilvl="5" w:tplc="1CA8D526">
+    <w:lvl w:ilvl="5" w:tplc="7C5E8A30">
       <w:numFmt w:val="decimal"/>
       <w:lvlText w:val=""/>
       <w:lvlJc w:val="left"/>
     </w:lvl>
-    <w:lvl w:ilvl="6" w:tplc="BDF4B1B2">
+    <w:lvl w:ilvl="6" w:tplc="FA063C8E">
       <w:numFmt w:val="decimal"/>
       <w:lvlText w:val=""/>
       <w:lvlJc w:val="left"/>
     </w:lvl>
-    <w:lvl w:ilvl="7" w:tplc="8766C6AE">
+    <w:lvl w:ilvl="7" w:tplc="9DCC2F1C">
       <w:numFmt w:val="decimal"/>
       <w:lvlText w:val=""/>
       <w:lvlJc w:val="left"/>
     </w:lvl>
-    <w:lvl w:ilvl="8" w:tplc="A1B4E0F2">
+    <w:lvl w:ilvl="8" w:tplc="8976F162">
       <w:numFmt w:val="decimal"/>
       <w:lvlText w:val=""/>
       <w:lvlJc w:val="left"/>
     </w:lvl>
   </w:abstractNum>
-  <w:abstractNum w:abstractNumId="7" w15:restartNumberingAfterBreak="0">
-    <w:nsid w:val="6B5A3AF0"/>
-    <w:multiLevelType w:val="hybridMultilevel"/>
-    <w:tmpl w:val="B7A48AA8"/>
-    <w:lvl w:ilvl="0" w:tplc="C6703BB4">
-      <w:start w:val="1"/>
-      <w:numFmt w:val="decimal"/>
-      <w:lvlText w:val="%1."/>
-      <w:lvlJc w:val="left"/>
-      <w:pPr>
-        <w:ind w:left="360" w:hanging="300"/>
-      </w:pPr>
-    </w:lvl>
-    <w:lvl w:ilvl="1" w:tplc="EAA664CE" w:tentative="1">
-      <w:start w:val="1"/>
-      <w:numFmt w:val="lowerLetter"/>
-      <w:lvlText w:val="%2."/>
-      <w:lvlJc w:val="left"/>
-      <w:pPr>
-        <w:ind w:left="720" w:hanging="300"/>
-      </w:pPr>
-    </w:lvl>
-    <w:lvl w:ilvl="2" w:tplc="D3B662C2">
-      <w:numFmt w:val="decimal"/>
-      <w:lvlText w:val=""/>
-      <w:lvlJc w:val="left"/>
-    </w:lvl>
-    <w:lvl w:ilvl="3" w:tplc="2FB6DA9C">
-      <w:numFmt w:val="decimal"/>
-      <w:lvlText w:val=""/>
-      <w:lvlJc w:val="left"/>
-    </w:lvl>
-    <w:lvl w:ilvl="4" w:tplc="0EFAED66">
-      <w:numFmt w:val="decimal"/>
-      <w:lvlText w:val=""/>
-      <w:lvlJc w:val="left"/>
-    </w:lvl>
-    <w:lvl w:ilvl="5" w:tplc="00C6E3C8">
-      <w:numFmt w:val="decimal"/>
-      <w:lvlText w:val=""/>
-      <w:lvlJc w:val="left"/>
-    </w:lvl>
-    <w:lvl w:ilvl="6" w:tplc="10D61E12">
-      <w:numFmt w:val="decimal"/>
-      <w:lvlText w:val=""/>
-      <w:lvlJc w:val="left"/>
-    </w:lvl>
-    <w:lvl w:ilvl="7" w:tplc="DB140E60">
-      <w:numFmt w:val="decimal"/>
-      <w:lvlText w:val=""/>
-      <w:lvlJc w:val="left"/>
-    </w:lvl>
-    <w:lvl w:ilvl="8" w:tplc="FEA2338A">
-      <w:numFmt w:val="decimal"/>
-      <w:lvlText w:val=""/>
-      <w:lvlJc w:val="left"/>
-    </w:lvl>
-  </w:abstractNum>
-  <w:abstractNum w:abstractNumId="8" w15:restartNumberingAfterBreak="0">
-    <w:nsid w:val="73402FD1"/>
-    <w:multiLevelType w:val="hybridMultilevel"/>
-    <w:tmpl w:val="39A6DE26"/>
-    <w:lvl w:ilvl="0" w:tplc="FE5835D4">
-      <w:start w:val="1"/>
-      <w:numFmt w:val="decimal"/>
-      <w:lvlText w:val="%1."/>
-      <w:lvlJc w:val="left"/>
-      <w:pPr>
-        <w:ind w:left="360" w:hanging="300"/>
-      </w:pPr>
-    </w:lvl>
-    <w:lvl w:ilvl="1" w:tplc="61AC9CC4" w:tentative="1">
-      <w:start w:val="1"/>
-      <w:numFmt w:val="lowerLetter"/>
-      <w:lvlText w:val="%2."/>
-      <w:lvlJc w:val="left"/>
-      <w:pPr>
-        <w:ind w:left="720" w:hanging="300"/>
-      </w:pPr>
-    </w:lvl>
-    <w:lvl w:ilvl="2" w:tplc="8FB82C34">
-      <w:numFmt w:val="decimal"/>
-      <w:lvlText w:val=""/>
-      <w:lvlJc w:val="left"/>
-    </w:lvl>
-    <w:lvl w:ilvl="3" w:tplc="2514E09E">
-      <w:numFmt w:val="decimal"/>
-      <w:lvlText w:val=""/>
-      <w:lvlJc w:val="left"/>
-    </w:lvl>
-    <w:lvl w:ilvl="4" w:tplc="A120D3EC">
-      <w:numFmt w:val="decimal"/>
-      <w:lvlText w:val=""/>
-      <w:lvlJc w:val="left"/>
-    </w:lvl>
-    <w:lvl w:ilvl="5" w:tplc="90A8FC42">
-      <w:numFmt w:val="decimal"/>
-      <w:lvlText w:val=""/>
-      <w:lvlJc w:val="left"/>
-    </w:lvl>
-    <w:lvl w:ilvl="6" w:tplc="2EF6DA24">
-      <w:numFmt w:val="decimal"/>
-      <w:lvlText w:val=""/>
-      <w:lvlJc w:val="left"/>
-    </w:lvl>
-    <w:lvl w:ilvl="7" w:tplc="4F8C297A">
-      <w:numFmt w:val="decimal"/>
-      <w:lvlText w:val=""/>
-      <w:lvlJc w:val="left"/>
-    </w:lvl>
-    <w:lvl w:ilvl="8" w:tplc="8912EF94">
-      <w:numFmt w:val="decimal"/>
-      <w:lvlText w:val=""/>
-      <w:lvlJc w:val="left"/>
-    </w:lvl>
-  </w:abstractNum>
-  <w:num w:numId="1" w16cid:durableId="772358867">
+  <w:num w:numId="1" w16cid:durableId="289669574">
+    <w:abstractNumId w:val="7"/>
+    <w:lvlOverride w:ilvl="0">
+      <w:startOverride w:val="1"/>
+    </w:lvlOverride>
+  </w:num>
+  <w:num w:numId="2" w16cid:durableId="1902979710">
+    <w:abstractNumId w:val="2"/>
+    <w:lvlOverride w:ilvl="0">
+      <w:startOverride w:val="1"/>
+    </w:lvlOverride>
+  </w:num>
+  <w:num w:numId="3" w16cid:durableId="385565737">
     <w:abstractNumId w:val="5"/>
     <w:lvlOverride w:ilvl="0">
       <w:startOverride w:val="1"/>
     </w:lvlOverride>
   </w:num>
-  <w:num w:numId="2" w16cid:durableId="817846370">
+  <w:num w:numId="4" w16cid:durableId="940335650">
+    <w:abstractNumId w:val="3"/>
+    <w:lvlOverride w:ilvl="0">
+      <w:startOverride w:val="1"/>
+    </w:lvlOverride>
+  </w:num>
+  <w:num w:numId="5" w16cid:durableId="1666669811">
+    <w:abstractNumId w:val="0"/>
+    <w:lvlOverride w:ilvl="0">
+      <w:startOverride w:val="1"/>
+    </w:lvlOverride>
+  </w:num>
+  <w:num w:numId="6" w16cid:durableId="1151286083">
     <w:abstractNumId w:val="8"/>
     <w:lvlOverride w:ilvl="0">
       <w:startOverride w:val="1"/>
     </w:lvlOverride>
   </w:num>
-  <w:num w:numId="3" w16cid:durableId="1679968297">
-    <w:abstractNumId w:val="1"/>
+  <w:num w:numId="7" w16cid:durableId="1749696183">
+    <w:abstractNumId w:val="6"/>
     <w:lvlOverride w:ilvl="0">
       <w:startOverride w:val="1"/>
     </w:lvlOverride>
   </w:num>
-  <w:num w:numId="4" w16cid:durableId="1004749091">
-    <w:abstractNumId w:val="2"/>
-    <w:lvlOverride w:ilvl="0">
-      <w:startOverride w:val="1"/>
-    </w:lvlOverride>
-  </w:num>
-  <w:num w:numId="5" w16cid:durableId="911084799">
+  <w:num w:numId="8" w16cid:durableId="309788673">
     <w:abstractNumId w:val="4"/>
-    <w:lvlOverride w:ilvl="0">
-      <w:startOverride w:val="1"/>
-    </w:lvlOverride>
-  </w:num>
-  <w:num w:numId="6" w16cid:durableId="1708678400">
-    <w:abstractNumId w:val="3"/>
-    <w:lvlOverride w:ilvl="0">
-      <w:startOverride w:val="1"/>
-    </w:lvlOverride>
-  </w:num>
-  <w:num w:numId="7" w16cid:durableId="8920391">
-    <w:abstractNumId w:val="7"/>
-    <w:lvlOverride w:ilvl="0">
-      <w:startOverride w:val="1"/>
-    </w:lvlOverride>
-  </w:num>
-  <w:num w:numId="8" w16cid:durableId="1578903071">
-    <w:abstractNumId w:val="6"/>
     <w:lvlOverride w:ilvl="0">
       <w:startOverride w:val="1"/>
     </w:lvlOverride>
@@ -6323,7 +6323,7 @@
     <w:autoRedefine/>
     <w:uiPriority w:val="39"/>
     <w:unhideWhenUsed/>
-    <w:rsid w:val="009739A7"/>
+    <w:rsid w:val="00A87BCA"/>
     <w:pPr>
       <w:spacing w:after="100"/>
     </w:pPr>

--- a/discoverer-neo/docs/user-guide/manual/Discoverer-Neo-USER-Guide-Quick-es-ES.docx
+++ b/discoverer-neo/docs/user-guide/manual/Discoverer-Neo-USER-Guide-Quick-es-ES.docx
@@ -54,7 +54,7 @@
           <w:sz w:val="22"/>
           <w:szCs w:val="22"/>
         </w:rPr>
-        <w:t>Versión 2.1.0</w:t>
+        <w:t>Versión 2.1.1</w:t>
       </w:r>
     </w:p>
     <w:p>
@@ -74,7 +74,7 @@
     <w:sdt>
       <w:sdtPr>
         <w:alias w:val="Índice"/>
-        <w:id w:val="1263418876"/>
+        <w:id w:val="242158107"/>
       </w:sdtPr>
       <w:sdtEndPr/>
       <w:sdtContent>
@@ -102,7 +102,7 @@
           <w:r>
             <w:fldChar w:fldCharType="separate"/>
           </w:r>
-          <w:hyperlink w:anchor="_Toc241745860" w:history="1">
+          <w:hyperlink w:anchor="_Toc241748700" w:history="1">
             <w:r>
               <w:rPr>
                 <w:rStyle w:val="Hiperligao"/>
@@ -126,7 +126,7 @@
               <w:rPr>
                 <w:noProof/>
               </w:rPr>
-              <w:instrText xml:space="preserve"> PAGEREF _Toc241745860 \h </w:instrText>
+              <w:instrText xml:space="preserve"> PAGEREF _Toc241748700 \h </w:instrText>
             </w:r>
             <w:r>
               <w:rPr>
@@ -168,7 +168,7 @@
               <w14:ligatures w14:val="standardContextual"/>
             </w:rPr>
           </w:pPr>
-          <w:hyperlink w:anchor="_Toc241745861" w:history="1">
+          <w:hyperlink w:anchor="_Toc241748701" w:history="1">
             <w:r>
               <w:rPr>
                 <w:rStyle w:val="Hiperligao"/>
@@ -192,7 +192,7 @@
               <w:rPr>
                 <w:noProof/>
               </w:rPr>
-              <w:instrText xml:space="preserve"> PAGEREF _Toc241745861 \h </w:instrText>
+              <w:instrText xml:space="preserve"> PAGEREF _Toc241748701 \h </w:instrText>
             </w:r>
             <w:r>
               <w:rPr>
@@ -234,7 +234,7 @@
               <w14:ligatures w14:val="standardContextual"/>
             </w:rPr>
           </w:pPr>
-          <w:hyperlink w:anchor="_Toc241745862" w:history="1">
+          <w:hyperlink w:anchor="_Toc241748702" w:history="1">
             <w:r>
               <w:rPr>
                 <w:rStyle w:val="Hiperligao"/>
@@ -258,7 +258,7 @@
               <w:rPr>
                 <w:noProof/>
               </w:rPr>
-              <w:instrText xml:space="preserve"> PAGEREF _Toc241745862 \h </w:instrText>
+              <w:instrText xml:space="preserve"> PAGEREF _Toc241748702 \h </w:instrText>
             </w:r>
             <w:r>
               <w:rPr>
@@ -300,7 +300,7 @@
               <w14:ligatures w14:val="standardContextual"/>
             </w:rPr>
           </w:pPr>
-          <w:hyperlink w:anchor="_Toc241745863" w:history="1">
+          <w:hyperlink w:anchor="_Toc241748703" w:history="1">
             <w:r>
               <w:rPr>
                 <w:rStyle w:val="Hiperligao"/>
@@ -324,7 +324,7 @@
               <w:rPr>
                 <w:noProof/>
               </w:rPr>
-              <w:instrText xml:space="preserve"> PAGEREF _Toc241745863 \h </w:instrText>
+              <w:instrText xml:space="preserve"> PAGEREF _Toc241748703 \h </w:instrText>
             </w:r>
             <w:r>
               <w:rPr>
@@ -366,7 +366,7 @@
               <w14:ligatures w14:val="standardContextual"/>
             </w:rPr>
           </w:pPr>
-          <w:hyperlink w:anchor="_Toc241745864" w:history="1">
+          <w:hyperlink w:anchor="_Toc241748704" w:history="1">
             <w:r>
               <w:rPr>
                 <w:rStyle w:val="Hiperligao"/>
@@ -390,7 +390,7 @@
               <w:rPr>
                 <w:noProof/>
               </w:rPr>
-              <w:instrText xml:space="preserve"> PAGEREF _Toc241745864 \h </w:instrText>
+              <w:instrText xml:space="preserve"> PAGEREF _Toc241748704 \h </w:instrText>
             </w:r>
             <w:r>
               <w:rPr>
@@ -432,7 +432,7 @@
               <w14:ligatures w14:val="standardContextual"/>
             </w:rPr>
           </w:pPr>
-          <w:hyperlink w:anchor="_Toc241745865" w:history="1">
+          <w:hyperlink w:anchor="_Toc241748705" w:history="1">
             <w:r>
               <w:rPr>
                 <w:rStyle w:val="Hiperligao"/>
@@ -456,7 +456,7 @@
               <w:rPr>
                 <w:noProof/>
               </w:rPr>
-              <w:instrText xml:space="preserve"> PAGEREF _Toc241745865 \h </w:instrText>
+              <w:instrText xml:space="preserve"> PAGEREF _Toc241748705 \h </w:instrText>
             </w:r>
             <w:r>
               <w:rPr>
@@ -498,7 +498,7 @@
               <w14:ligatures w14:val="standardContextual"/>
             </w:rPr>
           </w:pPr>
-          <w:hyperlink w:anchor="_Toc241745866" w:history="1">
+          <w:hyperlink w:anchor="_Toc241748706" w:history="1">
             <w:r>
               <w:rPr>
                 <w:rStyle w:val="Hiperligao"/>
@@ -522,7 +522,7 @@
               <w:rPr>
                 <w:noProof/>
               </w:rPr>
-              <w:instrText xml:space="preserve"> PAGEREF _Toc241745866 \h </w:instrText>
+              <w:instrText xml:space="preserve"> PAGEREF _Toc241748706 \h </w:instrText>
             </w:r>
             <w:r>
               <w:rPr>
@@ -564,7 +564,7 @@
               <w14:ligatures w14:val="standardContextual"/>
             </w:rPr>
           </w:pPr>
-          <w:hyperlink w:anchor="_Toc241745867" w:history="1">
+          <w:hyperlink w:anchor="_Toc241748707" w:history="1">
             <w:r>
               <w:rPr>
                 <w:rStyle w:val="Hiperligao"/>
@@ -588,7 +588,7 @@
               <w:rPr>
                 <w:noProof/>
               </w:rPr>
-              <w:instrText xml:space="preserve"> PAGEREF _Toc241745867 \h </w:instrText>
+              <w:instrText xml:space="preserve"> PAGEREF _Toc241748707 \h </w:instrText>
             </w:r>
             <w:r>
               <w:rPr>
@@ -636,7 +636,7 @@
       <w:pPr>
         <w:pStyle w:val="Ttulo1"/>
       </w:pPr>
-      <w:bookmarkStart w:id="0" w:name="_Toc241745860"/>
+      <w:bookmarkStart w:id="0" w:name="_Toc241748700"/>
       <w:r>
         <w:lastRenderedPageBreak/>
         <w:t>Su rol en una página</w:t>
@@ -693,7 +693,7 @@
           <w:left w:w="10" w:type="dxa"/>
           <w:right w:w="10" w:type="dxa"/>
         </w:tblCellMar>
-        <w:tblLook w:val="0000" w:firstRow="0" w:lastRow="0" w:firstColumn="0" w:lastColumn="0" w:noHBand="0" w:noVBand="0"/>
+        <w:tblLook w:val="04A0" w:firstRow="1" w:lastRow="0" w:firstColumn="1" w:lastColumn="0" w:noHBand="0" w:noVBand="1"/>
       </w:tblPr>
       <w:tblGrid>
         <w:gridCol w:w="4513"/>
@@ -1256,7 +1256,7 @@
           <w:noProof/>
         </w:rPr>
         <w:drawing>
-          <wp:inline distT="0" distB="0" distL="0" distR="0" wp14:anchorId="4189A1E2" wp14:editId="581420DC">
+          <wp:inline distT="0" distB="0" distL="0" distR="0" wp14:anchorId="60CD9A41" wp14:editId="4AA3906C">
             <wp:extent cx="5715000" cy="3571875"/>
             <wp:effectExtent l="0" t="0" r="0" b="0"/>
             <wp:docPr id="367" name="01-login.png" descr="La página de inicio de sesión con Correo electrónico, Contraseña, Recordarme y el botón Iniciar sesión." title="La página de inicio de sesión con Correo electrónico, Contraseña, Recordarme y el botón Iniciar sesión."/>
@@ -1309,7 +1309,7 @@
         <w:pStyle w:val="Ttulo1"/>
         <w:pageBreakBefore/>
       </w:pPr>
-      <w:bookmarkStart w:id="1" w:name="_Toc241745861"/>
+      <w:bookmarkStart w:id="1" w:name="_Toc241748701"/>
       <w:r>
         <w:lastRenderedPageBreak/>
         <w:t>Panel</w:t>
@@ -1332,7 +1332,7 @@
           <w:noProof/>
         </w:rPr>
         <w:drawing>
-          <wp:inline distT="0" distB="0" distL="0" distR="0" wp14:anchorId="173D75E3" wp14:editId="2BE03066">
+          <wp:inline distT="0" distB="0" distL="0" distR="0" wp14:anchorId="7FE84CC8" wp14:editId="0DD694C9">
             <wp:extent cx="5715000" cy="3571875"/>
             <wp:effectExtent l="0" t="0" r="0" b="0"/>
             <wp:docPr id="368" name="45-dashboard.png" descr="El panel con las tarjetas de resumen y la lista Mapas recientes." title="El panel con las tarjetas de resumen y la lista Mapas recientes."/>
@@ -1484,7 +1484,7 @@
         <w:pStyle w:val="Ttulo1"/>
         <w:pageBreakBefore/>
       </w:pPr>
-      <w:bookmarkStart w:id="2" w:name="_Toc241745862"/>
+      <w:bookmarkStart w:id="2" w:name="_Toc241748702"/>
       <w:r>
         <w:lastRenderedPageBreak/>
         <w:t>Mapas</w:t>
@@ -1537,7 +1537,7 @@
           <w:noProof/>
         </w:rPr>
         <w:drawing>
-          <wp:inline distT="0" distB="0" distL="0" distR="0" wp14:anchorId="52AD95F7" wp14:editId="685F078F">
+          <wp:inline distT="0" distB="0" distL="0" distR="0" wp14:anchorId="7C16ADDF" wp14:editId="0D192F76">
             <wp:extent cx="5715000" cy="3429000"/>
             <wp:effectExtent l="0" t="0" r="0" b="0"/>
             <wp:docPr id="369" name="03-maps-mine.png" descr="La lista de Mapas, pestaña Míos, con los iconos de acción en la fila del mapa." title="La lista de Mapas, pestaña Míos, con los iconos de acción en la fila del mapa."/>
@@ -1690,7 +1690,7 @@
           <w:left w:w="10" w:type="dxa"/>
           <w:right w:w="10" w:type="dxa"/>
         </w:tblCellMar>
-        <w:tblLook w:val="0000" w:firstRow="0" w:lastRow="0" w:firstColumn="0" w:lastColumn="0" w:noHBand="0" w:noVBand="0"/>
+        <w:tblLook w:val="04A0" w:firstRow="1" w:lastRow="0" w:firstColumn="1" w:lastColumn="0" w:noHBand="0" w:noVBand="1"/>
       </w:tblPr>
       <w:tblGrid>
         <w:gridCol w:w="4513"/>
@@ -2218,7 +2218,7 @@
         <w:pStyle w:val="Ttulo1"/>
         <w:pageBreakBefore/>
       </w:pPr>
-      <w:bookmarkStart w:id="3" w:name="_Toc241745863"/>
+      <w:bookmarkStart w:id="3" w:name="_Toc241748703"/>
       <w:r>
         <w:lastRenderedPageBreak/>
         <w:t>Ejecutar y exportar</w:t>
@@ -2241,7 +2241,7 @@
           <w:noProof/>
         </w:rPr>
         <w:drawing>
-          <wp:inline distT="0" distB="0" distL="0" distR="0" wp14:anchorId="20B1E932" wp14:editId="644BDA62">
+          <wp:inline distT="0" distB="0" distL="0" distR="0" wp14:anchorId="1A3E87A1" wp14:editId="6BE5E315">
             <wp:extent cx="5715000" cy="3571875"/>
             <wp:effectExtent l="0" t="0" r="0" b="0"/>
             <wp:docPr id="370" name="25-viewer-results.png" descr="El visor de mapas tras una ejecución completada, con la cuadrícula de resultados y los botones de exportación." title="El visor de mapas tras una ejecución completada, con la cuadrícula de resultados y los botones de exportación."/>
@@ -2444,7 +2444,7 @@
           <w:left w:w="10" w:type="dxa"/>
           <w:right w:w="10" w:type="dxa"/>
         </w:tblCellMar>
-        <w:tblLook w:val="0000" w:firstRow="0" w:lastRow="0" w:firstColumn="0" w:lastColumn="0" w:noHBand="0" w:noVBand="0"/>
+        <w:tblLook w:val="04A0" w:firstRow="1" w:lastRow="0" w:firstColumn="1" w:lastColumn="0" w:noHBand="0" w:noVBand="1"/>
       </w:tblPr>
       <w:tblGrid>
         <w:gridCol w:w="4513"/>
@@ -2770,7 +2770,7 @@
         <w:pStyle w:val="Ttulo1"/>
         <w:pageBreakBefore/>
       </w:pPr>
-      <w:bookmarkStart w:id="4" w:name="_Toc241745864"/>
+      <w:bookmarkStart w:id="4" w:name="_Toc241748704"/>
       <w:r>
         <w:lastRenderedPageBreak/>
         <w:t>Crear y editar un mapa</w:t>
@@ -2793,7 +2793,7 @@
           <w:noProof/>
         </w:rPr>
         <w:drawing>
-          <wp:inline distT="0" distB="0" distL="0" distR="0" wp14:anchorId="4D05DCC8" wp14:editId="74F3D62B">
+          <wp:inline distT="0" distB="0" distL="0" distR="0" wp14:anchorId="6D459449" wp14:editId="2156B7DF">
             <wp:extent cx="5715000" cy="3571875"/>
             <wp:effectExtent l="0" t="0" r="0" b="0"/>
             <wp:docPr id="371" name="05-builder-overview.png" descr="El generador de mapas con el árbol Áreas de negocio, el lienzo de columnas y el panel Propiedades." title="El generador de mapas con el árbol Áreas de negocio, el lienzo de columnas y el panel Propiedades."/>
@@ -3006,7 +3006,7 @@
           <w:left w:w="10" w:type="dxa"/>
           <w:right w:w="10" w:type="dxa"/>
         </w:tblCellMar>
-        <w:tblLook w:val="0000" w:firstRow="0" w:lastRow="0" w:firstColumn="0" w:lastColumn="0" w:noHBand="0" w:noVBand="0"/>
+        <w:tblLook w:val="04A0" w:firstRow="1" w:lastRow="0" w:firstColumn="1" w:lastColumn="0" w:noHBand="0" w:noVBand="1"/>
       </w:tblPr>
       <w:tblGrid>
         <w:gridCol w:w="4513"/>
@@ -3455,7 +3455,7 @@
         <w:pStyle w:val="Ttulo1"/>
         <w:pageBreakBefore/>
       </w:pPr>
-      <w:bookmarkStart w:id="5" w:name="_Toc241745865"/>
+      <w:bookmarkStart w:id="5" w:name="_Toc241748705"/>
       <w:r>
         <w:lastRenderedPageBreak/>
         <w:t>Ejecuciones y Exportaciones</w:t>
@@ -3495,7 +3495,7 @@
           <w:noProof/>
         </w:rPr>
         <w:drawing>
-          <wp:inline distT="0" distB="0" distL="0" distR="0" wp14:anchorId="496C36F1" wp14:editId="57849730">
+          <wp:inline distT="0" distB="0" distL="0" distR="0" wp14:anchorId="16D8A986" wp14:editId="10EC4669">
             <wp:extent cx="5715000" cy="3571875"/>
             <wp:effectExtent l="0" t="0" r="0" b="0"/>
             <wp:docPr id="372" name="41-runs.png" descr="La página Ejecuciones con los filtros y la tabla de ejecuciones con sus botones de exportación." title="La página Ejecuciones con los filtros y la tabla de ejecuciones con sus botones de exportación."/>
@@ -3705,7 +3705,7 @@
           <w:left w:w="10" w:type="dxa"/>
           <w:right w:w="10" w:type="dxa"/>
         </w:tblCellMar>
-        <w:tblLook w:val="0000" w:firstRow="0" w:lastRow="0" w:firstColumn="0" w:lastColumn="0" w:noHBand="0" w:noVBand="0"/>
+        <w:tblLook w:val="04A0" w:firstRow="1" w:lastRow="0" w:firstColumn="1" w:lastColumn="0" w:noHBand="0" w:noVBand="1"/>
       </w:tblPr>
       <w:tblGrid>
         <w:gridCol w:w="4513"/>
@@ -3996,7 +3996,7 @@
         </w:rPr>
         <w:lastRenderedPageBreak/>
         <w:drawing>
-          <wp:inline distT="0" distB="0" distL="0" distR="0" wp14:anchorId="14A8EBE6" wp14:editId="2F6E99C4">
+          <wp:inline distT="0" distB="0" distL="0" distR="0" wp14:anchorId="5355DD9F" wp14:editId="2023EE70">
             <wp:extent cx="5715000" cy="3571875"/>
             <wp:effectExtent l="0" t="0" r="0" b="0"/>
             <wp:docPr id="373" name="44-exports.png" descr="La página Exportaciones con la lista de trabajos de exportación y un botón Descargar en los terminados." title="La página Exportaciones con la lista de trabajos de exportación y un botón Descargar en los terminados."/>
@@ -4049,7 +4049,7 @@
         <w:pStyle w:val="Ttulo1"/>
         <w:pageBreakBefore/>
       </w:pPr>
-      <w:bookmarkStart w:id="6" w:name="_Toc241745866"/>
+      <w:bookmarkStart w:id="6" w:name="_Toc241748706"/>
       <w:r>
         <w:lastRenderedPageBreak/>
         <w:t>Programaciones</w:t>
@@ -4072,7 +4072,7 @@
           <w:noProof/>
         </w:rPr>
         <w:drawing>
-          <wp:inline distT="0" distB="0" distL="0" distR="0" wp14:anchorId="410DCB6B" wp14:editId="4941B232">
+          <wp:inline distT="0" distB="0" distL="0" distR="0" wp14:anchorId="1D7EF1B7" wp14:editId="2A0BC7B5">
             <wp:extent cx="3743325" cy="4676775"/>
             <wp:effectExtent l="0" t="0" r="0" b="0"/>
             <wp:docPr id="374" name="32-schedule-new-dialog.png" descr="El cuadro Nueva programación con mapa, nombre, frecuencia, zona horaria y formato de salida." title="El cuadro Nueva programación con mapa, nombre, frecuencia, zona horaria y formato de salida."/>
@@ -4358,7 +4358,7 @@
           <w:left w:w="10" w:type="dxa"/>
           <w:right w:w="10" w:type="dxa"/>
         </w:tblCellMar>
-        <w:tblLook w:val="0000" w:firstRow="0" w:lastRow="0" w:firstColumn="0" w:lastColumn="0" w:noHBand="0" w:noVBand="0"/>
+        <w:tblLook w:val="04A0" w:firstRow="1" w:lastRow="0" w:firstColumn="1" w:lastColumn="0" w:noHBand="0" w:noVBand="1"/>
       </w:tblPr>
       <w:tblGrid>
         <w:gridCol w:w="4513"/>
@@ -4699,7 +4699,7 @@
         <w:pStyle w:val="Ttulo1"/>
         <w:pageBreakBefore/>
       </w:pPr>
-      <w:bookmarkStart w:id="7" w:name="_Toc241745867"/>
+      <w:bookmarkStart w:id="7" w:name="_Toc241748707"/>
       <w:r>
         <w:lastRenderedPageBreak/>
         <w:t>Configuración</w:t>
@@ -4732,7 +4732,7 @@
           <w:noProof/>
         </w:rPr>
         <w:drawing>
-          <wp:inline distT="0" distB="0" distL="0" distR="0" wp14:anchorId="785DF856" wp14:editId="480CE2B8">
+          <wp:inline distT="0" distB="0" distL="0" distR="0" wp14:anchorId="20F93682" wp14:editId="13ACE535">
             <wp:extent cx="5715000" cy="3571875"/>
             <wp:effectExtent l="0" t="0" r="0" b="0"/>
             <wp:docPr id="375" name="04-settings.png" descr="La página Configuración con las tarjetas Idioma, Tema y Paleta de colores." title="La página Configuración con las tarjetas Idioma, Tema y Paleta de colores."/>
@@ -5041,7 +5041,7 @@
         <w:sz w:val="16"/>
         <w:szCs w:val="16"/>
       </w:rPr>
-      <w:t>Discoverer Neo 2.1.0 · Guía rápida · USER</w:t>
+      <w:t>Discoverer Neo 2.1.1 · Guía rápida · USER</w:t>
     </w:r>
   </w:p>
 </w:hdr>
@@ -5050,10 +5050,10 @@
 <file path=word/numbering.xml><?xml version="1.0" encoding="utf-8"?>
 <w:numbering xmlns:wpc="http://schemas.microsoft.com/office/word/2010/wordprocessingCanvas" xmlns:cx="http://schemas.microsoft.com/office/drawing/2014/chartex" xmlns:cx1="http://schemas.microsoft.com/office/drawing/2015/9/8/chartex" xmlns:cx2="http://schemas.microsoft.com/office/drawing/2015/10/21/chartex" xmlns:cx3="http://schemas.microsoft.com/office/drawing/2016/5/9/chartex" xmlns:cx4="http://schemas.microsoft.com/office/drawing/2016/5/10/chartex" xmlns:cx5="http://schemas.microsoft.com/office/drawing/2016/5/11/chartex" xmlns:cx6="http://schemas.microsoft.com/office/drawing/2016/5/12/chartex" xmlns:cx7="http://schemas.microsoft.com/office/drawing/2016/5/13/chartex" xmlns:cx8="http://schemas.microsoft.com/office/drawing/2016/5/14/chartex" xmlns:mc="http://schemas.openxmlformats.org/markup-compatibility/2006" xmlns:aink="http://schemas.microsoft.com/office/drawing/2016/ink" xmlns:am3d="http://schemas.microsoft.com/office/drawing/2017/model3d" xmlns:o="urn:schemas-microsoft-com:office:office" xmlns:oel="http://schemas.microsoft.com/office/2019/extlst" xmlns:r="http://schemas.openxmlformats.org/officeDocument/2006/relationships" xmlns:m="http://schemas.openxmlformats.org/officeDocument/2006/math" xmlns:v="urn:schemas-microsoft-com:vml" xmlns:wp14="http://schemas.microsoft.com/office/word/2010/wordprocessingDrawing" xmlns:wp="http://schemas.openxmlformats.org/drawingml/2006/wordprocessingDrawing" xmlns:w10="urn:schemas-microsoft-com:office:word" xmlns:w="http://schemas.openxmlformats.org/wordprocessingml/2006/main" xmlns:w14="http://schemas.microsoft.com/office/word/2010/wordml" xmlns:w15="http://schemas.microsoft.com/office/word/2012/wordml" xmlns:w16cex="http://schemas.microsoft.com/office/word/2018/wordml/cex" xmlns:w16cid="http://schemas.microsoft.com/office/word/2016/wordml/cid" xmlns:w16="http://schemas.microsoft.com/office/word/2018/wordml" xmlns:w16sdtdh="http://schemas.microsoft.com/office/word/2020/wordml/sdtdatahash" xmlns:w16se="http://schemas.microsoft.com/office/word/2015/wordml/symex" xmlns:wpg="http://schemas.microsoft.com/office/word/2010/wordprocessingGroup" xmlns:wpi="http://schemas.microsoft.com/office/word/2010/wordprocessingInk" xmlns:wne="http://schemas.microsoft.com/office/word/2006/wordml" xmlns:wps="http://schemas.microsoft.com/office/word/2010/wordprocessingShape" mc:Ignorable="w14 w15 w16se w16cid w16 w16cex w16sdtdh wp14">
   <w:abstractNum w:abstractNumId="0" w15:restartNumberingAfterBreak="0">
-    <w:nsid w:val="086C4464"/>
+    <w:nsid w:val="0A0C1FE7"/>
     <w:multiLevelType w:val="hybridMultilevel"/>
-    <w:tmpl w:val="CA3E4986"/>
-    <w:lvl w:ilvl="0" w:tplc="1BA607B0">
+    <w:tmpl w:val="56CEB868"/>
+    <w:lvl w:ilvl="0" w:tplc="E2B623EE">
       <w:start w:val="1"/>
       <w:numFmt w:val="decimal"/>
       <w:lvlText w:val="%1."/>
@@ -5062,7 +5062,7 @@
         <w:ind w:left="360" w:hanging="300"/>
       </w:pPr>
     </w:lvl>
-    <w:lvl w:ilvl="1" w:tplc="43A696F8" w:tentative="1">
+    <w:lvl w:ilvl="1" w:tplc="E2046E9C" w:tentative="1">
       <w:start w:val="1"/>
       <w:numFmt w:val="lowerLetter"/>
       <w:lvlText w:val="%2."/>
@@ -5071,47 +5071,365 @@
         <w:ind w:left="720" w:hanging="300"/>
       </w:pPr>
     </w:lvl>
-    <w:lvl w:ilvl="2" w:tplc="2C5649E2">
+    <w:lvl w:ilvl="2" w:tplc="F6F60506">
       <w:numFmt w:val="decimal"/>
       <w:lvlText w:val=""/>
       <w:lvlJc w:val="left"/>
     </w:lvl>
-    <w:lvl w:ilvl="3" w:tplc="FB1061E2">
+    <w:lvl w:ilvl="3" w:tplc="18A49F8E">
       <w:numFmt w:val="decimal"/>
       <w:lvlText w:val=""/>
       <w:lvlJc w:val="left"/>
     </w:lvl>
-    <w:lvl w:ilvl="4" w:tplc="6FD60776">
+    <w:lvl w:ilvl="4" w:tplc="9A32D4E8">
       <w:numFmt w:val="decimal"/>
       <w:lvlText w:val=""/>
       <w:lvlJc w:val="left"/>
     </w:lvl>
-    <w:lvl w:ilvl="5" w:tplc="732CED86">
+    <w:lvl w:ilvl="5" w:tplc="6602BE10">
       <w:numFmt w:val="decimal"/>
       <w:lvlText w:val=""/>
       <w:lvlJc w:val="left"/>
     </w:lvl>
-    <w:lvl w:ilvl="6" w:tplc="C102F606">
+    <w:lvl w:ilvl="6" w:tplc="F7B4576E">
       <w:numFmt w:val="decimal"/>
       <w:lvlText w:val=""/>
       <w:lvlJc w:val="left"/>
     </w:lvl>
-    <w:lvl w:ilvl="7" w:tplc="E3864EDC">
+    <w:lvl w:ilvl="7" w:tplc="90C67044">
       <w:numFmt w:val="decimal"/>
       <w:lvlText w:val=""/>
       <w:lvlJc w:val="left"/>
     </w:lvl>
-    <w:lvl w:ilvl="8" w:tplc="B8541106">
+    <w:lvl w:ilvl="8" w:tplc="3E0A67F6">
       <w:numFmt w:val="decimal"/>
       <w:lvlText w:val=""/>
       <w:lvlJc w:val="left"/>
     </w:lvl>
   </w:abstractNum>
   <w:abstractNum w:abstractNumId="1" w15:restartNumberingAfterBreak="0">
-    <w:nsid w:val="1BAA7DD9"/>
+    <w:nsid w:val="0A5755B8"/>
     <w:multiLevelType w:val="hybridMultilevel"/>
-    <w:tmpl w:val="963AAA14"/>
-    <w:lvl w:ilvl="0" w:tplc="5270050C" w:tentative="1">
+    <w:tmpl w:val="648A6E92"/>
+    <w:lvl w:ilvl="0" w:tplc="5BECC2EA">
+      <w:start w:val="1"/>
+      <w:numFmt w:val="decimal"/>
+      <w:lvlText w:val="%1."/>
+      <w:lvlJc w:val="left"/>
+      <w:pPr>
+        <w:ind w:left="360" w:hanging="300"/>
+      </w:pPr>
+    </w:lvl>
+    <w:lvl w:ilvl="1" w:tplc="0A54A0C8" w:tentative="1">
+      <w:start w:val="1"/>
+      <w:numFmt w:val="lowerLetter"/>
+      <w:lvlText w:val="%2."/>
+      <w:lvlJc w:val="left"/>
+      <w:pPr>
+        <w:ind w:left="720" w:hanging="300"/>
+      </w:pPr>
+    </w:lvl>
+    <w:lvl w:ilvl="2" w:tplc="AB4ACEF8">
+      <w:numFmt w:val="decimal"/>
+      <w:lvlText w:val=""/>
+      <w:lvlJc w:val="left"/>
+    </w:lvl>
+    <w:lvl w:ilvl="3" w:tplc="92100A74">
+      <w:numFmt w:val="decimal"/>
+      <w:lvlText w:val=""/>
+      <w:lvlJc w:val="left"/>
+    </w:lvl>
+    <w:lvl w:ilvl="4" w:tplc="69FAFE6E">
+      <w:numFmt w:val="decimal"/>
+      <w:lvlText w:val=""/>
+      <w:lvlJc w:val="left"/>
+    </w:lvl>
+    <w:lvl w:ilvl="5" w:tplc="80A00A04">
+      <w:numFmt w:val="decimal"/>
+      <w:lvlText w:val=""/>
+      <w:lvlJc w:val="left"/>
+    </w:lvl>
+    <w:lvl w:ilvl="6" w:tplc="BA0E4A1C">
+      <w:numFmt w:val="decimal"/>
+      <w:lvlText w:val=""/>
+      <w:lvlJc w:val="left"/>
+    </w:lvl>
+    <w:lvl w:ilvl="7" w:tplc="8EA00FBA">
+      <w:numFmt w:val="decimal"/>
+      <w:lvlText w:val=""/>
+      <w:lvlJc w:val="left"/>
+    </w:lvl>
+    <w:lvl w:ilvl="8" w:tplc="C9FA36A0">
+      <w:numFmt w:val="decimal"/>
+      <w:lvlText w:val=""/>
+      <w:lvlJc w:val="left"/>
+    </w:lvl>
+  </w:abstractNum>
+  <w:abstractNum w:abstractNumId="2" w15:restartNumberingAfterBreak="0">
+    <w:nsid w:val="0D6475A6"/>
+    <w:multiLevelType w:val="hybridMultilevel"/>
+    <w:tmpl w:val="84787BD0"/>
+    <w:lvl w:ilvl="0" w:tplc="518A7822">
+      <w:start w:val="1"/>
+      <w:numFmt w:val="decimal"/>
+      <w:lvlText w:val="%1."/>
+      <w:lvlJc w:val="left"/>
+      <w:pPr>
+        <w:ind w:left="360" w:hanging="300"/>
+      </w:pPr>
+    </w:lvl>
+    <w:lvl w:ilvl="1" w:tplc="1BFA9CC2" w:tentative="1">
+      <w:start w:val="1"/>
+      <w:numFmt w:val="lowerLetter"/>
+      <w:lvlText w:val="%2."/>
+      <w:lvlJc w:val="left"/>
+      <w:pPr>
+        <w:ind w:left="720" w:hanging="300"/>
+      </w:pPr>
+    </w:lvl>
+    <w:lvl w:ilvl="2" w:tplc="64360118">
+      <w:numFmt w:val="decimal"/>
+      <w:lvlText w:val=""/>
+      <w:lvlJc w:val="left"/>
+    </w:lvl>
+    <w:lvl w:ilvl="3" w:tplc="6CAA0EA2">
+      <w:numFmt w:val="decimal"/>
+      <w:lvlText w:val=""/>
+      <w:lvlJc w:val="left"/>
+    </w:lvl>
+    <w:lvl w:ilvl="4" w:tplc="DB668AA4">
+      <w:numFmt w:val="decimal"/>
+      <w:lvlText w:val=""/>
+      <w:lvlJc w:val="left"/>
+    </w:lvl>
+    <w:lvl w:ilvl="5" w:tplc="44829D64">
+      <w:numFmt w:val="decimal"/>
+      <w:lvlText w:val=""/>
+      <w:lvlJc w:val="left"/>
+    </w:lvl>
+    <w:lvl w:ilvl="6" w:tplc="77A45C34">
+      <w:numFmt w:val="decimal"/>
+      <w:lvlText w:val=""/>
+      <w:lvlJc w:val="left"/>
+    </w:lvl>
+    <w:lvl w:ilvl="7" w:tplc="C50E612A">
+      <w:numFmt w:val="decimal"/>
+      <w:lvlText w:val=""/>
+      <w:lvlJc w:val="left"/>
+    </w:lvl>
+    <w:lvl w:ilvl="8" w:tplc="FB20C392">
+      <w:numFmt w:val="decimal"/>
+      <w:lvlText w:val=""/>
+      <w:lvlJc w:val="left"/>
+    </w:lvl>
+  </w:abstractNum>
+  <w:abstractNum w:abstractNumId="3" w15:restartNumberingAfterBreak="0">
+    <w:nsid w:val="216F5573"/>
+    <w:multiLevelType w:val="hybridMultilevel"/>
+    <w:tmpl w:val="C1EC0830"/>
+    <w:lvl w:ilvl="0" w:tplc="8C4E06E2">
+      <w:start w:val="1"/>
+      <w:numFmt w:val="decimal"/>
+      <w:lvlText w:val="%1."/>
+      <w:lvlJc w:val="left"/>
+      <w:pPr>
+        <w:ind w:left="360" w:hanging="300"/>
+      </w:pPr>
+    </w:lvl>
+    <w:lvl w:ilvl="1" w:tplc="87BE21F6" w:tentative="1">
+      <w:start w:val="1"/>
+      <w:numFmt w:val="lowerLetter"/>
+      <w:lvlText w:val="%2."/>
+      <w:lvlJc w:val="left"/>
+      <w:pPr>
+        <w:ind w:left="720" w:hanging="300"/>
+      </w:pPr>
+    </w:lvl>
+    <w:lvl w:ilvl="2" w:tplc="3C04E2DA">
+      <w:numFmt w:val="decimal"/>
+      <w:lvlText w:val=""/>
+      <w:lvlJc w:val="left"/>
+    </w:lvl>
+    <w:lvl w:ilvl="3" w:tplc="697652F4">
+      <w:numFmt w:val="decimal"/>
+      <w:lvlText w:val=""/>
+      <w:lvlJc w:val="left"/>
+    </w:lvl>
+    <w:lvl w:ilvl="4" w:tplc="BDB2F394">
+      <w:numFmt w:val="decimal"/>
+      <w:lvlText w:val=""/>
+      <w:lvlJc w:val="left"/>
+    </w:lvl>
+    <w:lvl w:ilvl="5" w:tplc="1FE4D9FA">
+      <w:numFmt w:val="decimal"/>
+      <w:lvlText w:val=""/>
+      <w:lvlJc w:val="left"/>
+    </w:lvl>
+    <w:lvl w:ilvl="6" w:tplc="D5641D7A">
+      <w:numFmt w:val="decimal"/>
+      <w:lvlText w:val=""/>
+      <w:lvlJc w:val="left"/>
+    </w:lvl>
+    <w:lvl w:ilvl="7" w:tplc="5BBC8E78">
+      <w:numFmt w:val="decimal"/>
+      <w:lvlText w:val=""/>
+      <w:lvlJc w:val="left"/>
+    </w:lvl>
+    <w:lvl w:ilvl="8" w:tplc="F8F80442">
+      <w:numFmt w:val="decimal"/>
+      <w:lvlText w:val=""/>
+      <w:lvlJc w:val="left"/>
+    </w:lvl>
+  </w:abstractNum>
+  <w:abstractNum w:abstractNumId="4" w15:restartNumberingAfterBreak="0">
+    <w:nsid w:val="497B2ADF"/>
+    <w:multiLevelType w:val="hybridMultilevel"/>
+    <w:tmpl w:val="CF28EC02"/>
+    <w:lvl w:ilvl="0" w:tplc="A2ECA530" w:tentative="1">
+      <w:start w:val="1"/>
+      <w:numFmt w:val="bullet"/>
+      <w:lvlText w:val="●"/>
+      <w:lvlJc w:val="left"/>
+      <w:pPr>
+        <w:ind w:left="720" w:hanging="360"/>
+      </w:pPr>
+    </w:lvl>
+    <w:lvl w:ilvl="1" w:tplc="8BA0FEC2" w:tentative="1">
+      <w:start w:val="1"/>
+      <w:numFmt w:val="bullet"/>
+      <w:lvlText w:val="○"/>
+      <w:lvlJc w:val="left"/>
+      <w:pPr>
+        <w:ind w:left="1440" w:hanging="360"/>
+      </w:pPr>
+    </w:lvl>
+    <w:lvl w:ilvl="2" w:tplc="FB268CE6" w:tentative="1">
+      <w:start w:val="1"/>
+      <w:numFmt w:val="bullet"/>
+      <w:lvlText w:val="■"/>
+      <w:lvlJc w:val="left"/>
+      <w:pPr>
+        <w:ind w:left="2160" w:hanging="360"/>
+      </w:pPr>
+    </w:lvl>
+    <w:lvl w:ilvl="3" w:tplc="F7229E84" w:tentative="1">
+      <w:start w:val="1"/>
+      <w:numFmt w:val="bullet"/>
+      <w:lvlText w:val="●"/>
+      <w:lvlJc w:val="left"/>
+      <w:pPr>
+        <w:ind w:left="2880" w:hanging="360"/>
+      </w:pPr>
+    </w:lvl>
+    <w:lvl w:ilvl="4" w:tplc="A81EF3FA" w:tentative="1">
+      <w:start w:val="1"/>
+      <w:numFmt w:val="bullet"/>
+      <w:lvlText w:val="○"/>
+      <w:lvlJc w:val="left"/>
+      <w:pPr>
+        <w:ind w:left="3600" w:hanging="360"/>
+      </w:pPr>
+    </w:lvl>
+    <w:lvl w:ilvl="5" w:tplc="410279F0" w:tentative="1">
+      <w:start w:val="1"/>
+      <w:numFmt w:val="bullet"/>
+      <w:lvlText w:val="■"/>
+      <w:lvlJc w:val="left"/>
+      <w:pPr>
+        <w:ind w:left="4320" w:hanging="360"/>
+      </w:pPr>
+    </w:lvl>
+    <w:lvl w:ilvl="6" w:tplc="90C691BA" w:tentative="1">
+      <w:start w:val="1"/>
+      <w:numFmt w:val="bullet"/>
+      <w:lvlText w:val="●"/>
+      <w:lvlJc w:val="left"/>
+      <w:pPr>
+        <w:ind w:left="5040" w:hanging="360"/>
+      </w:pPr>
+    </w:lvl>
+    <w:lvl w:ilvl="7" w:tplc="00C29540" w:tentative="1">
+      <w:start w:val="1"/>
+      <w:numFmt w:val="bullet"/>
+      <w:lvlText w:val="●"/>
+      <w:lvlJc w:val="left"/>
+      <w:pPr>
+        <w:ind w:left="5760" w:hanging="360"/>
+      </w:pPr>
+    </w:lvl>
+    <w:lvl w:ilvl="8" w:tplc="63960BE6" w:tentative="1">
+      <w:start w:val="1"/>
+      <w:numFmt w:val="bullet"/>
+      <w:lvlText w:val="●"/>
+      <w:lvlJc w:val="left"/>
+      <w:pPr>
+        <w:ind w:left="6480" w:hanging="360"/>
+      </w:pPr>
+    </w:lvl>
+  </w:abstractNum>
+  <w:abstractNum w:abstractNumId="5" w15:restartNumberingAfterBreak="0">
+    <w:nsid w:val="6FA61524"/>
+    <w:multiLevelType w:val="hybridMultilevel"/>
+    <w:tmpl w:val="7E4C995A"/>
+    <w:lvl w:ilvl="0" w:tplc="84901C94">
+      <w:start w:val="1"/>
+      <w:numFmt w:val="decimal"/>
+      <w:lvlText w:val="%1."/>
+      <w:lvlJc w:val="left"/>
+      <w:pPr>
+        <w:ind w:left="360" w:hanging="300"/>
+      </w:pPr>
+    </w:lvl>
+    <w:lvl w:ilvl="1" w:tplc="9F700BE6" w:tentative="1">
+      <w:start w:val="1"/>
+      <w:numFmt w:val="lowerLetter"/>
+      <w:lvlText w:val="%2."/>
+      <w:lvlJc w:val="left"/>
+      <w:pPr>
+        <w:ind w:left="720" w:hanging="300"/>
+      </w:pPr>
+    </w:lvl>
+    <w:lvl w:ilvl="2" w:tplc="C2ACD2B6">
+      <w:numFmt w:val="decimal"/>
+      <w:lvlText w:val=""/>
+      <w:lvlJc w:val="left"/>
+    </w:lvl>
+    <w:lvl w:ilvl="3" w:tplc="47888096">
+      <w:numFmt w:val="decimal"/>
+      <w:lvlText w:val=""/>
+      <w:lvlJc w:val="left"/>
+    </w:lvl>
+    <w:lvl w:ilvl="4" w:tplc="7E341FFA">
+      <w:numFmt w:val="decimal"/>
+      <w:lvlText w:val=""/>
+      <w:lvlJc w:val="left"/>
+    </w:lvl>
+    <w:lvl w:ilvl="5" w:tplc="42483782">
+      <w:numFmt w:val="decimal"/>
+      <w:lvlText w:val=""/>
+      <w:lvlJc w:val="left"/>
+    </w:lvl>
+    <w:lvl w:ilvl="6" w:tplc="FC481CF0">
+      <w:numFmt w:val="decimal"/>
+      <w:lvlText w:val=""/>
+      <w:lvlJc w:val="left"/>
+    </w:lvl>
+    <w:lvl w:ilvl="7" w:tplc="81587368">
+      <w:numFmt w:val="decimal"/>
+      <w:lvlText w:val=""/>
+      <w:lvlJc w:val="left"/>
+    </w:lvl>
+    <w:lvl w:ilvl="8" w:tplc="D3E47E40">
+      <w:numFmt w:val="decimal"/>
+      <w:lvlText w:val=""/>
+      <w:lvlJc w:val="left"/>
+    </w:lvl>
+  </w:abstractNum>
+  <w:abstractNum w:abstractNumId="6" w15:restartNumberingAfterBreak="0">
+    <w:nsid w:val="719D7059"/>
+    <w:multiLevelType w:val="hybridMultilevel"/>
+    <w:tmpl w:val="897E120A"/>
+    <w:lvl w:ilvl="0" w:tplc="8B083652" w:tentative="1">
       <w:start w:val="1"/>
       <w:numFmt w:val="bullet"/>
       <w:lvlText w:val="•"/>
@@ -5120,7 +5438,7 @@
         <w:ind w:left="360" w:hanging="260"/>
       </w:pPr>
     </w:lvl>
-    <w:lvl w:ilvl="1" w:tplc="F65A8208" w:tentative="1">
+    <w:lvl w:ilvl="1" w:tplc="5DD07B0C" w:tentative="1">
       <w:start w:val="1"/>
       <w:numFmt w:val="bullet"/>
       <w:lvlText w:val="–"/>
@@ -5129,47 +5447,47 @@
         <w:ind w:left="720" w:hanging="260"/>
       </w:pPr>
     </w:lvl>
-    <w:lvl w:ilvl="2" w:tplc="D4869C78">
+    <w:lvl w:ilvl="2" w:tplc="DE66B202">
       <w:numFmt w:val="decimal"/>
       <w:lvlText w:val=""/>
       <w:lvlJc w:val="left"/>
     </w:lvl>
-    <w:lvl w:ilvl="3" w:tplc="17C2E768">
+    <w:lvl w:ilvl="3" w:tplc="849AAAE8">
       <w:numFmt w:val="decimal"/>
       <w:lvlText w:val=""/>
       <w:lvlJc w:val="left"/>
     </w:lvl>
-    <w:lvl w:ilvl="4" w:tplc="292CDF3A">
+    <w:lvl w:ilvl="4" w:tplc="FE1660D6">
       <w:numFmt w:val="decimal"/>
       <w:lvlText w:val=""/>
       <w:lvlJc w:val="left"/>
     </w:lvl>
-    <w:lvl w:ilvl="5" w:tplc="73144224">
+    <w:lvl w:ilvl="5" w:tplc="5284E272">
       <w:numFmt w:val="decimal"/>
       <w:lvlText w:val=""/>
       <w:lvlJc w:val="left"/>
     </w:lvl>
-    <w:lvl w:ilvl="6" w:tplc="C1628946">
+    <w:lvl w:ilvl="6" w:tplc="BC68810E">
       <w:numFmt w:val="decimal"/>
       <w:lvlText w:val=""/>
       <w:lvlJc w:val="left"/>
     </w:lvl>
-    <w:lvl w:ilvl="7" w:tplc="EDD483B8">
+    <w:lvl w:ilvl="7" w:tplc="7728D576">
       <w:numFmt w:val="decimal"/>
       <w:lvlText w:val=""/>
       <w:lvlJc w:val="left"/>
     </w:lvl>
-    <w:lvl w:ilvl="8" w:tplc="CA1627C8">
+    <w:lvl w:ilvl="8" w:tplc="96384CF6">
       <w:numFmt w:val="decimal"/>
       <w:lvlText w:val=""/>
       <w:lvlJc w:val="left"/>
     </w:lvl>
   </w:abstractNum>
-  <w:abstractNum w:abstractNumId="2" w15:restartNumberingAfterBreak="0">
-    <w:nsid w:val="23F47EE8"/>
+  <w:abstractNum w:abstractNumId="7" w15:restartNumberingAfterBreak="0">
+    <w:nsid w:val="7D132425"/>
     <w:multiLevelType w:val="hybridMultilevel"/>
-    <w:tmpl w:val="BDAABB90"/>
-    <w:lvl w:ilvl="0" w:tplc="057E099A">
+    <w:tmpl w:val="B3E865B4"/>
+    <w:lvl w:ilvl="0" w:tplc="1568BCCA">
       <w:start w:val="1"/>
       <w:numFmt w:val="decimal"/>
       <w:lvlText w:val="%1."/>
@@ -5178,7 +5496,7 @@
         <w:ind w:left="360" w:hanging="300"/>
       </w:pPr>
     </w:lvl>
-    <w:lvl w:ilvl="1" w:tplc="B61CD608" w:tentative="1">
+    <w:lvl w:ilvl="1" w:tplc="0C74173E" w:tentative="1">
       <w:start w:val="1"/>
       <w:numFmt w:val="lowerLetter"/>
       <w:lvlText w:val="%2."/>
@@ -5187,47 +5505,47 @@
         <w:ind w:left="720" w:hanging="300"/>
       </w:pPr>
     </w:lvl>
-    <w:lvl w:ilvl="2" w:tplc="78164986">
+    <w:lvl w:ilvl="2" w:tplc="144E5116">
       <w:numFmt w:val="decimal"/>
       <w:lvlText w:val=""/>
       <w:lvlJc w:val="left"/>
     </w:lvl>
-    <w:lvl w:ilvl="3" w:tplc="02EEE306">
+    <w:lvl w:ilvl="3" w:tplc="0D945A7C">
       <w:numFmt w:val="decimal"/>
       <w:lvlText w:val=""/>
       <w:lvlJc w:val="left"/>
     </w:lvl>
-    <w:lvl w:ilvl="4" w:tplc="079E792E">
+    <w:lvl w:ilvl="4" w:tplc="C1A694F8">
       <w:numFmt w:val="decimal"/>
       <w:lvlText w:val=""/>
       <w:lvlJc w:val="left"/>
     </w:lvl>
-    <w:lvl w:ilvl="5" w:tplc="5C406FA4">
+    <w:lvl w:ilvl="5" w:tplc="7BBC744A">
       <w:numFmt w:val="decimal"/>
       <w:lvlText w:val=""/>
       <w:lvlJc w:val="left"/>
     </w:lvl>
-    <w:lvl w:ilvl="6" w:tplc="733E7F2C">
+    <w:lvl w:ilvl="6" w:tplc="9FD433E6">
       <w:numFmt w:val="decimal"/>
       <w:lvlText w:val=""/>
       <w:lvlJc w:val="left"/>
     </w:lvl>
-    <w:lvl w:ilvl="7" w:tplc="3ABE0492">
+    <w:lvl w:ilvl="7" w:tplc="662ACA54">
       <w:numFmt w:val="decimal"/>
       <w:lvlText w:val=""/>
       <w:lvlJc w:val="left"/>
     </w:lvl>
-    <w:lvl w:ilvl="8" w:tplc="C77EC1D0">
+    <w:lvl w:ilvl="8" w:tplc="8724EDD0">
       <w:numFmt w:val="decimal"/>
       <w:lvlText w:val=""/>
       <w:lvlJc w:val="left"/>
     </w:lvl>
   </w:abstractNum>
-  <w:abstractNum w:abstractNumId="3" w15:restartNumberingAfterBreak="0">
-    <w:nsid w:val="2E484DAF"/>
+  <w:abstractNum w:abstractNumId="8" w15:restartNumberingAfterBreak="0">
+    <w:nsid w:val="7F245AE6"/>
     <w:multiLevelType w:val="hybridMultilevel"/>
-    <w:tmpl w:val="0FC0ACA6"/>
-    <w:lvl w:ilvl="0" w:tplc="0026064C">
+    <w:tmpl w:val="E8F80BD0"/>
+    <w:lvl w:ilvl="0" w:tplc="A1A85BA6">
       <w:start w:val="1"/>
       <w:numFmt w:val="decimal"/>
       <w:lvlText w:val="%1."/>
@@ -5236,7 +5554,7 @@
         <w:ind w:left="360" w:hanging="300"/>
       </w:pPr>
     </w:lvl>
-    <w:lvl w:ilvl="1" w:tplc="0AAE1A14" w:tentative="1">
+    <w:lvl w:ilvl="1" w:tplc="6130C3C4" w:tentative="1">
       <w:start w:val="1"/>
       <w:numFmt w:val="lowerLetter"/>
       <w:lvlText w:val="%2."/>
@@ -5245,404 +5563,86 @@
         <w:ind w:left="720" w:hanging="300"/>
       </w:pPr>
     </w:lvl>
-    <w:lvl w:ilvl="2" w:tplc="B18491A6">
+    <w:lvl w:ilvl="2" w:tplc="AD10D318">
       <w:numFmt w:val="decimal"/>
       <w:lvlText w:val=""/>
       <w:lvlJc w:val="left"/>
     </w:lvl>
-    <w:lvl w:ilvl="3" w:tplc="3A5C4638">
+    <w:lvl w:ilvl="3" w:tplc="F9B07646">
       <w:numFmt w:val="decimal"/>
       <w:lvlText w:val=""/>
       <w:lvlJc w:val="left"/>
     </w:lvl>
-    <w:lvl w:ilvl="4" w:tplc="45A41F8E">
+    <w:lvl w:ilvl="4" w:tplc="D4B2572A">
       <w:numFmt w:val="decimal"/>
       <w:lvlText w:val=""/>
       <w:lvlJc w:val="left"/>
     </w:lvl>
-    <w:lvl w:ilvl="5" w:tplc="E4845318">
+    <w:lvl w:ilvl="5" w:tplc="789EB666">
       <w:numFmt w:val="decimal"/>
       <w:lvlText w:val=""/>
       <w:lvlJc w:val="left"/>
     </w:lvl>
-    <w:lvl w:ilvl="6" w:tplc="4F9EAFB2">
+    <w:lvl w:ilvl="6" w:tplc="FDC03458">
       <w:numFmt w:val="decimal"/>
       <w:lvlText w:val=""/>
       <w:lvlJc w:val="left"/>
     </w:lvl>
-    <w:lvl w:ilvl="7" w:tplc="BF186B9C">
+    <w:lvl w:ilvl="7" w:tplc="79844CB6">
       <w:numFmt w:val="decimal"/>
       <w:lvlText w:val=""/>
       <w:lvlJc w:val="left"/>
     </w:lvl>
-    <w:lvl w:ilvl="8" w:tplc="DEEECE48">
+    <w:lvl w:ilvl="8" w:tplc="6EA087CA">
       <w:numFmt w:val="decimal"/>
       <w:lvlText w:val=""/>
       <w:lvlJc w:val="left"/>
     </w:lvl>
   </w:abstractNum>
-  <w:abstractNum w:abstractNumId="4" w15:restartNumberingAfterBreak="0">
-    <w:nsid w:val="2E5B27F7"/>
-    <w:multiLevelType w:val="hybridMultilevel"/>
-    <w:tmpl w:val="D7AA3D64"/>
-    <w:lvl w:ilvl="0" w:tplc="B46E7776">
-      <w:start w:val="1"/>
-      <w:numFmt w:val="decimal"/>
-      <w:lvlText w:val="%1."/>
-      <w:lvlJc w:val="left"/>
-      <w:pPr>
-        <w:ind w:left="360" w:hanging="300"/>
-      </w:pPr>
-    </w:lvl>
-    <w:lvl w:ilvl="1" w:tplc="76E6B5BE" w:tentative="1">
-      <w:start w:val="1"/>
-      <w:numFmt w:val="lowerLetter"/>
-      <w:lvlText w:val="%2."/>
-      <w:lvlJc w:val="left"/>
-      <w:pPr>
-        <w:ind w:left="720" w:hanging="300"/>
-      </w:pPr>
-    </w:lvl>
-    <w:lvl w:ilvl="2" w:tplc="E46E074E">
-      <w:numFmt w:val="decimal"/>
-      <w:lvlText w:val=""/>
-      <w:lvlJc w:val="left"/>
-    </w:lvl>
-    <w:lvl w:ilvl="3" w:tplc="9CA4B8D6">
-      <w:numFmt w:val="decimal"/>
-      <w:lvlText w:val=""/>
-      <w:lvlJc w:val="left"/>
-    </w:lvl>
-    <w:lvl w:ilvl="4" w:tplc="60E6BD1C">
-      <w:numFmt w:val="decimal"/>
-      <w:lvlText w:val=""/>
-      <w:lvlJc w:val="left"/>
-    </w:lvl>
-    <w:lvl w:ilvl="5" w:tplc="7F267036">
-      <w:numFmt w:val="decimal"/>
-      <w:lvlText w:val=""/>
-      <w:lvlJc w:val="left"/>
-    </w:lvl>
-    <w:lvl w:ilvl="6" w:tplc="4582F38C">
-      <w:numFmt w:val="decimal"/>
-      <w:lvlText w:val=""/>
-      <w:lvlJc w:val="left"/>
-    </w:lvl>
-    <w:lvl w:ilvl="7" w:tplc="CB2AA796">
-      <w:numFmt w:val="decimal"/>
-      <w:lvlText w:val=""/>
-      <w:lvlJc w:val="left"/>
-    </w:lvl>
-    <w:lvl w:ilvl="8" w:tplc="A3C438B6">
-      <w:numFmt w:val="decimal"/>
-      <w:lvlText w:val=""/>
-      <w:lvlJc w:val="left"/>
-    </w:lvl>
-  </w:abstractNum>
-  <w:abstractNum w:abstractNumId="5" w15:restartNumberingAfterBreak="0">
-    <w:nsid w:val="3F1D722F"/>
-    <w:multiLevelType w:val="hybridMultilevel"/>
-    <w:tmpl w:val="660C37A6"/>
-    <w:lvl w:ilvl="0" w:tplc="331E6346">
-      <w:start w:val="1"/>
-      <w:numFmt w:val="decimal"/>
-      <w:lvlText w:val="%1."/>
-      <w:lvlJc w:val="left"/>
-      <w:pPr>
-        <w:ind w:left="360" w:hanging="300"/>
-      </w:pPr>
-    </w:lvl>
-    <w:lvl w:ilvl="1" w:tplc="F238F182" w:tentative="1">
-      <w:start w:val="1"/>
-      <w:numFmt w:val="lowerLetter"/>
-      <w:lvlText w:val="%2."/>
-      <w:lvlJc w:val="left"/>
-      <w:pPr>
-        <w:ind w:left="720" w:hanging="300"/>
-      </w:pPr>
-    </w:lvl>
-    <w:lvl w:ilvl="2" w:tplc="8EFCC1D2">
-      <w:numFmt w:val="decimal"/>
-      <w:lvlText w:val=""/>
-      <w:lvlJc w:val="left"/>
-    </w:lvl>
-    <w:lvl w:ilvl="3" w:tplc="42FAC04A">
-      <w:numFmt w:val="decimal"/>
-      <w:lvlText w:val=""/>
-      <w:lvlJc w:val="left"/>
-    </w:lvl>
-    <w:lvl w:ilvl="4" w:tplc="8840849A">
-      <w:numFmt w:val="decimal"/>
-      <w:lvlText w:val=""/>
-      <w:lvlJc w:val="left"/>
-    </w:lvl>
-    <w:lvl w:ilvl="5" w:tplc="9A2C235A">
-      <w:numFmt w:val="decimal"/>
-      <w:lvlText w:val=""/>
-      <w:lvlJc w:val="left"/>
-    </w:lvl>
-    <w:lvl w:ilvl="6" w:tplc="823219CC">
-      <w:numFmt w:val="decimal"/>
-      <w:lvlText w:val=""/>
-      <w:lvlJc w:val="left"/>
-    </w:lvl>
-    <w:lvl w:ilvl="7" w:tplc="2806C592">
-      <w:numFmt w:val="decimal"/>
-      <w:lvlText w:val=""/>
-      <w:lvlJc w:val="left"/>
-    </w:lvl>
-    <w:lvl w:ilvl="8" w:tplc="FD1E231C">
-      <w:numFmt w:val="decimal"/>
-      <w:lvlText w:val=""/>
-      <w:lvlJc w:val="left"/>
-    </w:lvl>
-  </w:abstractNum>
-  <w:abstractNum w:abstractNumId="6" w15:restartNumberingAfterBreak="0">
-    <w:nsid w:val="53C03698"/>
-    <w:multiLevelType w:val="hybridMultilevel"/>
-    <w:tmpl w:val="3DF43F04"/>
-    <w:lvl w:ilvl="0" w:tplc="F800CAD8">
-      <w:start w:val="1"/>
-      <w:numFmt w:val="decimal"/>
-      <w:lvlText w:val="%1."/>
-      <w:lvlJc w:val="left"/>
-      <w:pPr>
-        <w:ind w:left="360" w:hanging="300"/>
-      </w:pPr>
-    </w:lvl>
-    <w:lvl w:ilvl="1" w:tplc="5B04FC30" w:tentative="1">
-      <w:start w:val="1"/>
-      <w:numFmt w:val="lowerLetter"/>
-      <w:lvlText w:val="%2."/>
-      <w:lvlJc w:val="left"/>
-      <w:pPr>
-        <w:ind w:left="720" w:hanging="300"/>
-      </w:pPr>
-    </w:lvl>
-    <w:lvl w:ilvl="2" w:tplc="592429DE">
-      <w:numFmt w:val="decimal"/>
-      <w:lvlText w:val=""/>
-      <w:lvlJc w:val="left"/>
-    </w:lvl>
-    <w:lvl w:ilvl="3" w:tplc="AC2EDB66">
-      <w:numFmt w:val="decimal"/>
-      <w:lvlText w:val=""/>
-      <w:lvlJc w:val="left"/>
-    </w:lvl>
-    <w:lvl w:ilvl="4" w:tplc="5D62ED6E">
-      <w:numFmt w:val="decimal"/>
-      <w:lvlText w:val=""/>
-      <w:lvlJc w:val="left"/>
-    </w:lvl>
-    <w:lvl w:ilvl="5" w:tplc="187491DE">
-      <w:numFmt w:val="decimal"/>
-      <w:lvlText w:val=""/>
-      <w:lvlJc w:val="left"/>
-    </w:lvl>
-    <w:lvl w:ilvl="6" w:tplc="787EF7A8">
-      <w:numFmt w:val="decimal"/>
-      <w:lvlText w:val=""/>
-      <w:lvlJc w:val="left"/>
-    </w:lvl>
-    <w:lvl w:ilvl="7" w:tplc="B49AFD4A">
-      <w:numFmt w:val="decimal"/>
-      <w:lvlText w:val=""/>
-      <w:lvlJc w:val="left"/>
-    </w:lvl>
-    <w:lvl w:ilvl="8" w:tplc="856ABA94">
-      <w:numFmt w:val="decimal"/>
-      <w:lvlText w:val=""/>
-      <w:lvlJc w:val="left"/>
-    </w:lvl>
-  </w:abstractNum>
-  <w:abstractNum w:abstractNumId="7" w15:restartNumberingAfterBreak="0">
-    <w:nsid w:val="64816C98"/>
-    <w:multiLevelType w:val="hybridMultilevel"/>
-    <w:tmpl w:val="A2AE73DA"/>
-    <w:lvl w:ilvl="0" w:tplc="F606F360" w:tentative="1">
-      <w:start w:val="1"/>
-      <w:numFmt w:val="bullet"/>
-      <w:lvlText w:val="●"/>
-      <w:lvlJc w:val="left"/>
-      <w:pPr>
-        <w:ind w:left="720" w:hanging="360"/>
-      </w:pPr>
-    </w:lvl>
-    <w:lvl w:ilvl="1" w:tplc="59AC8724" w:tentative="1">
-      <w:start w:val="1"/>
-      <w:numFmt w:val="bullet"/>
-      <w:lvlText w:val="○"/>
-      <w:lvlJc w:val="left"/>
-      <w:pPr>
-        <w:ind w:left="1440" w:hanging="360"/>
-      </w:pPr>
-    </w:lvl>
-    <w:lvl w:ilvl="2" w:tplc="E5CC57DC" w:tentative="1">
-      <w:start w:val="1"/>
-      <w:numFmt w:val="bullet"/>
-      <w:lvlText w:val="■"/>
-      <w:lvlJc w:val="left"/>
-      <w:pPr>
-        <w:ind w:left="2160" w:hanging="360"/>
-      </w:pPr>
-    </w:lvl>
-    <w:lvl w:ilvl="3" w:tplc="1BC83C86" w:tentative="1">
-      <w:start w:val="1"/>
-      <w:numFmt w:val="bullet"/>
-      <w:lvlText w:val="●"/>
-      <w:lvlJc w:val="left"/>
-      <w:pPr>
-        <w:ind w:left="2880" w:hanging="360"/>
-      </w:pPr>
-    </w:lvl>
-    <w:lvl w:ilvl="4" w:tplc="4EFA1C08" w:tentative="1">
-      <w:start w:val="1"/>
-      <w:numFmt w:val="bullet"/>
-      <w:lvlText w:val="○"/>
-      <w:lvlJc w:val="left"/>
-      <w:pPr>
-        <w:ind w:left="3600" w:hanging="360"/>
-      </w:pPr>
-    </w:lvl>
-    <w:lvl w:ilvl="5" w:tplc="CBC026D2" w:tentative="1">
-      <w:start w:val="1"/>
-      <w:numFmt w:val="bullet"/>
-      <w:lvlText w:val="■"/>
-      <w:lvlJc w:val="left"/>
-      <w:pPr>
-        <w:ind w:left="4320" w:hanging="360"/>
-      </w:pPr>
-    </w:lvl>
-    <w:lvl w:ilvl="6" w:tplc="AD16C580" w:tentative="1">
-      <w:start w:val="1"/>
-      <w:numFmt w:val="bullet"/>
-      <w:lvlText w:val="●"/>
-      <w:lvlJc w:val="left"/>
-      <w:pPr>
-        <w:ind w:left="5040" w:hanging="360"/>
-      </w:pPr>
-    </w:lvl>
-    <w:lvl w:ilvl="7" w:tplc="5C6C2726" w:tentative="1">
-      <w:start w:val="1"/>
-      <w:numFmt w:val="bullet"/>
-      <w:lvlText w:val="●"/>
-      <w:lvlJc w:val="left"/>
-      <w:pPr>
-        <w:ind w:left="5760" w:hanging="360"/>
-      </w:pPr>
-    </w:lvl>
-    <w:lvl w:ilvl="8" w:tplc="54BC06F6" w:tentative="1">
-      <w:start w:val="1"/>
-      <w:numFmt w:val="bullet"/>
-      <w:lvlText w:val="●"/>
-      <w:lvlJc w:val="left"/>
-      <w:pPr>
-        <w:ind w:left="6480" w:hanging="360"/>
-      </w:pPr>
-    </w:lvl>
-  </w:abstractNum>
-  <w:abstractNum w:abstractNumId="8" w15:restartNumberingAfterBreak="0">
-    <w:nsid w:val="7D4F203D"/>
-    <w:multiLevelType w:val="hybridMultilevel"/>
-    <w:tmpl w:val="F4FCFFDC"/>
-    <w:lvl w:ilvl="0" w:tplc="481A6F78">
-      <w:start w:val="1"/>
-      <w:numFmt w:val="decimal"/>
-      <w:lvlText w:val="%1."/>
-      <w:lvlJc w:val="left"/>
-      <w:pPr>
-        <w:ind w:left="360" w:hanging="300"/>
-      </w:pPr>
-    </w:lvl>
-    <w:lvl w:ilvl="1" w:tplc="D1C028D0" w:tentative="1">
-      <w:start w:val="1"/>
-      <w:numFmt w:val="lowerLetter"/>
-      <w:lvlText w:val="%2."/>
-      <w:lvlJc w:val="left"/>
-      <w:pPr>
-        <w:ind w:left="720" w:hanging="300"/>
-      </w:pPr>
-    </w:lvl>
-    <w:lvl w:ilvl="2" w:tplc="279614D6">
-      <w:numFmt w:val="decimal"/>
-      <w:lvlText w:val=""/>
-      <w:lvlJc w:val="left"/>
-    </w:lvl>
-    <w:lvl w:ilvl="3" w:tplc="D5943E92">
-      <w:numFmt w:val="decimal"/>
-      <w:lvlText w:val=""/>
-      <w:lvlJc w:val="left"/>
-    </w:lvl>
-    <w:lvl w:ilvl="4" w:tplc="C7D0EDBA">
-      <w:numFmt w:val="decimal"/>
-      <w:lvlText w:val=""/>
-      <w:lvlJc w:val="left"/>
-    </w:lvl>
-    <w:lvl w:ilvl="5" w:tplc="7C5E8A30">
-      <w:numFmt w:val="decimal"/>
-      <w:lvlText w:val=""/>
-      <w:lvlJc w:val="left"/>
-    </w:lvl>
-    <w:lvl w:ilvl="6" w:tplc="FA063C8E">
-      <w:numFmt w:val="decimal"/>
-      <w:lvlText w:val=""/>
-      <w:lvlJc w:val="left"/>
-    </w:lvl>
-    <w:lvl w:ilvl="7" w:tplc="9DCC2F1C">
-      <w:numFmt w:val="decimal"/>
-      <w:lvlText w:val=""/>
-      <w:lvlJc w:val="left"/>
-    </w:lvl>
-    <w:lvl w:ilvl="8" w:tplc="8976F162">
-      <w:numFmt w:val="decimal"/>
-      <w:lvlText w:val=""/>
-      <w:lvlJc w:val="left"/>
-    </w:lvl>
-  </w:abstractNum>
-  <w:num w:numId="1" w16cid:durableId="289669574">
+  <w:num w:numId="1" w16cid:durableId="697663249">
+    <w:abstractNumId w:val="4"/>
+    <w:lvlOverride w:ilvl="0">
+      <w:startOverride w:val="1"/>
+    </w:lvlOverride>
+  </w:num>
+  <w:num w:numId="2" w16cid:durableId="103309273">
+    <w:abstractNumId w:val="2"/>
+    <w:lvlOverride w:ilvl="0">
+      <w:startOverride w:val="1"/>
+    </w:lvlOverride>
+  </w:num>
+  <w:num w:numId="3" w16cid:durableId="1683431361">
     <w:abstractNumId w:val="7"/>
     <w:lvlOverride w:ilvl="0">
       <w:startOverride w:val="1"/>
     </w:lvlOverride>
   </w:num>
-  <w:num w:numId="2" w16cid:durableId="1902979710">
-    <w:abstractNumId w:val="2"/>
-    <w:lvlOverride w:ilvl="0">
-      <w:startOverride w:val="1"/>
-    </w:lvlOverride>
-  </w:num>
-  <w:num w:numId="3" w16cid:durableId="385565737">
+  <w:num w:numId="4" w16cid:durableId="905845387">
     <w:abstractNumId w:val="5"/>
     <w:lvlOverride w:ilvl="0">
       <w:startOverride w:val="1"/>
     </w:lvlOverride>
   </w:num>
-  <w:num w:numId="4" w16cid:durableId="940335650">
+  <w:num w:numId="5" w16cid:durableId="711416772">
+    <w:abstractNumId w:val="1"/>
+    <w:lvlOverride w:ilvl="0">
+      <w:startOverride w:val="1"/>
+    </w:lvlOverride>
+  </w:num>
+  <w:num w:numId="6" w16cid:durableId="2025592378">
     <w:abstractNumId w:val="3"/>
     <w:lvlOverride w:ilvl="0">
       <w:startOverride w:val="1"/>
     </w:lvlOverride>
   </w:num>
-  <w:num w:numId="5" w16cid:durableId="1666669811">
-    <w:abstractNumId w:val="0"/>
-    <w:lvlOverride w:ilvl="0">
-      <w:startOverride w:val="1"/>
-    </w:lvlOverride>
-  </w:num>
-  <w:num w:numId="6" w16cid:durableId="1151286083">
+  <w:num w:numId="7" w16cid:durableId="1903103268">
     <w:abstractNumId w:val="8"/>
     <w:lvlOverride w:ilvl="0">
       <w:startOverride w:val="1"/>
     </w:lvlOverride>
   </w:num>
-  <w:num w:numId="7" w16cid:durableId="1749696183">
-    <w:abstractNumId w:val="6"/>
-    <w:lvlOverride w:ilvl="0">
-      <w:startOverride w:val="1"/>
-    </w:lvlOverride>
-  </w:num>
-  <w:num w:numId="8" w16cid:durableId="309788673">
-    <w:abstractNumId w:val="4"/>
+  <w:num w:numId="8" w16cid:durableId="892932692">
+    <w:abstractNumId w:val="0"/>
     <w:lvlOverride w:ilvl="0">
       <w:startOverride w:val="1"/>
     </w:lvlOverride>
@@ -6323,7 +6323,7 @@
     <w:autoRedefine/>
     <w:uiPriority w:val="39"/>
     <w:unhideWhenUsed/>
-    <w:rsid w:val="00A87BCA"/>
+    <w:rsid w:val="00873E76"/>
     <w:pPr>
       <w:spacing w:after="100"/>
     </w:pPr>

--- a/discoverer-neo/docs/user-guide/manual/Discoverer-Neo-USER-Guide-Quick-es-ES.docx
+++ b/discoverer-neo/docs/user-guide/manual/Discoverer-Neo-USER-Guide-Quick-es-ES.docx
@@ -54,7 +54,7 @@
           <w:sz w:val="22"/>
           <w:szCs w:val="22"/>
         </w:rPr>
-        <w:t>Versión 2.1.1</w:t>
+        <w:t>Versión 2.2.0</w:t>
       </w:r>
     </w:p>
     <w:p>
@@ -74,7 +74,7 @@
     <w:sdt>
       <w:sdtPr>
         <w:alias w:val="Índice"/>
-        <w:id w:val="242158107"/>
+        <w:id w:val="-127016820"/>
       </w:sdtPr>
       <w:sdtEndPr/>
       <w:sdtContent>
@@ -102,7 +102,7 @@
           <w:r>
             <w:fldChar w:fldCharType="separate"/>
           </w:r>
-          <w:hyperlink w:anchor="_Toc241748700" w:history="1">
+          <w:hyperlink w:anchor="_Toc241848948" w:history="1">
             <w:r>
               <w:rPr>
                 <w:rStyle w:val="Hiperligao"/>
@@ -126,7 +126,7 @@
               <w:rPr>
                 <w:noProof/>
               </w:rPr>
-              <w:instrText xml:space="preserve"> PAGEREF _Toc241748700 \h </w:instrText>
+              <w:instrText xml:space="preserve"> PAGEREF _Toc241848948 \h </w:instrText>
             </w:r>
             <w:r>
               <w:rPr>
@@ -168,7 +168,7 @@
               <w14:ligatures w14:val="standardContextual"/>
             </w:rPr>
           </w:pPr>
-          <w:hyperlink w:anchor="_Toc241748701" w:history="1">
+          <w:hyperlink w:anchor="_Toc241848949" w:history="1">
             <w:r>
               <w:rPr>
                 <w:rStyle w:val="Hiperligao"/>
@@ -192,7 +192,7 @@
               <w:rPr>
                 <w:noProof/>
               </w:rPr>
-              <w:instrText xml:space="preserve"> PAGEREF _Toc241748701 \h </w:instrText>
+              <w:instrText xml:space="preserve"> PAGEREF _Toc241848949 \h </w:instrText>
             </w:r>
             <w:r>
               <w:rPr>
@@ -234,7 +234,7 @@
               <w14:ligatures w14:val="standardContextual"/>
             </w:rPr>
           </w:pPr>
-          <w:hyperlink w:anchor="_Toc241748702" w:history="1">
+          <w:hyperlink w:anchor="_Toc241848950" w:history="1">
             <w:r>
               <w:rPr>
                 <w:rStyle w:val="Hiperligao"/>
@@ -258,7 +258,7 @@
               <w:rPr>
                 <w:noProof/>
               </w:rPr>
-              <w:instrText xml:space="preserve"> PAGEREF _Toc241748702 \h </w:instrText>
+              <w:instrText xml:space="preserve"> PAGEREF _Toc241848950 \h </w:instrText>
             </w:r>
             <w:r>
               <w:rPr>
@@ -300,7 +300,7 @@
               <w14:ligatures w14:val="standardContextual"/>
             </w:rPr>
           </w:pPr>
-          <w:hyperlink w:anchor="_Toc241748703" w:history="1">
+          <w:hyperlink w:anchor="_Toc241848951" w:history="1">
             <w:r>
               <w:rPr>
                 <w:rStyle w:val="Hiperligao"/>
@@ -324,7 +324,7 @@
               <w:rPr>
                 <w:noProof/>
               </w:rPr>
-              <w:instrText xml:space="preserve"> PAGEREF _Toc241748703 \h </w:instrText>
+              <w:instrText xml:space="preserve"> PAGEREF _Toc241848951 \h </w:instrText>
             </w:r>
             <w:r>
               <w:rPr>
@@ -366,7 +366,7 @@
               <w14:ligatures w14:val="standardContextual"/>
             </w:rPr>
           </w:pPr>
-          <w:hyperlink w:anchor="_Toc241748704" w:history="1">
+          <w:hyperlink w:anchor="_Toc241848952" w:history="1">
             <w:r>
               <w:rPr>
                 <w:rStyle w:val="Hiperligao"/>
@@ -390,7 +390,7 @@
               <w:rPr>
                 <w:noProof/>
               </w:rPr>
-              <w:instrText xml:space="preserve"> PAGEREF _Toc241748704 \h </w:instrText>
+              <w:instrText xml:space="preserve"> PAGEREF _Toc241848952 \h </w:instrText>
             </w:r>
             <w:r>
               <w:rPr>
@@ -432,7 +432,7 @@
               <w14:ligatures w14:val="standardContextual"/>
             </w:rPr>
           </w:pPr>
-          <w:hyperlink w:anchor="_Toc241748705" w:history="1">
+          <w:hyperlink w:anchor="_Toc241848953" w:history="1">
             <w:r>
               <w:rPr>
                 <w:rStyle w:val="Hiperligao"/>
@@ -456,7 +456,7 @@
               <w:rPr>
                 <w:noProof/>
               </w:rPr>
-              <w:instrText xml:space="preserve"> PAGEREF _Toc241748705 \h </w:instrText>
+              <w:instrText xml:space="preserve"> PAGEREF _Toc241848953 \h </w:instrText>
             </w:r>
             <w:r>
               <w:rPr>
@@ -498,7 +498,7 @@
               <w14:ligatures w14:val="standardContextual"/>
             </w:rPr>
           </w:pPr>
-          <w:hyperlink w:anchor="_Toc241748706" w:history="1">
+          <w:hyperlink w:anchor="_Toc241848954" w:history="1">
             <w:r>
               <w:rPr>
                 <w:rStyle w:val="Hiperligao"/>
@@ -522,7 +522,7 @@
               <w:rPr>
                 <w:noProof/>
               </w:rPr>
-              <w:instrText xml:space="preserve"> PAGEREF _Toc241748706 \h </w:instrText>
+              <w:instrText xml:space="preserve"> PAGEREF _Toc241848954 \h </w:instrText>
             </w:r>
             <w:r>
               <w:rPr>
@@ -564,7 +564,7 @@
               <w14:ligatures w14:val="standardContextual"/>
             </w:rPr>
           </w:pPr>
-          <w:hyperlink w:anchor="_Toc241748707" w:history="1">
+          <w:hyperlink w:anchor="_Toc241848955" w:history="1">
             <w:r>
               <w:rPr>
                 <w:rStyle w:val="Hiperligao"/>
@@ -588,7 +588,7 @@
               <w:rPr>
                 <w:noProof/>
               </w:rPr>
-              <w:instrText xml:space="preserve"> PAGEREF _Toc241748707 \h </w:instrText>
+              <w:instrText xml:space="preserve"> PAGEREF _Toc241848955 \h </w:instrText>
             </w:r>
             <w:r>
               <w:rPr>
@@ -605,7 +605,7 @@
               <w:rPr>
                 <w:noProof/>
               </w:rPr>
-              <w:t>9</w:t>
+              <w:t>10</w:t>
             </w:r>
             <w:r>
               <w:rPr>
@@ -636,7 +636,7 @@
       <w:pPr>
         <w:pStyle w:val="Ttulo1"/>
       </w:pPr>
-      <w:bookmarkStart w:id="0" w:name="_Toc241748700"/>
+      <w:bookmarkStart w:id="0" w:name="_Toc241848948"/>
       <w:r>
         <w:lastRenderedPageBreak/>
         <w:t>Su rol en una página</w:t>
@@ -693,7 +693,7 @@
           <w:left w:w="10" w:type="dxa"/>
           <w:right w:w="10" w:type="dxa"/>
         </w:tblCellMar>
-        <w:tblLook w:val="04A0" w:firstRow="1" w:lastRow="0" w:firstColumn="1" w:lastColumn="0" w:noHBand="0" w:noVBand="1"/>
+        <w:tblLook w:val="0000" w:firstRow="0" w:lastRow="0" w:firstColumn="0" w:lastColumn="0" w:noHBand="0" w:noVBand="0"/>
       </w:tblPr>
       <w:tblGrid>
         <w:gridCol w:w="4513"/>
@@ -1256,10 +1256,10 @@
           <w:noProof/>
         </w:rPr>
         <w:drawing>
-          <wp:inline distT="0" distB="0" distL="0" distR="0" wp14:anchorId="60CD9A41" wp14:editId="4AA3906C">
+          <wp:inline distT="0" distB="0" distL="0" distR="0" wp14:anchorId="23F86F56" wp14:editId="0CD3E932">
             <wp:extent cx="5715000" cy="3571875"/>
             <wp:effectExtent l="0" t="0" r="0" b="0"/>
-            <wp:docPr id="367" name="01-login.png" descr="La página de inicio de sesión con Correo electrónico, Contraseña, Recordarme y el botón Iniciar sesión." title="La página de inicio de sesión con Correo electrónico, Contraseña, Recordarme y el botón Iniciar sesión."/>
+            <wp:docPr id="379" name="01-login.png" descr="La página de inicio de sesión con Correo electrónico, Contraseña, Recordarme y el botón Iniciar sesión." title="La página de inicio de sesión con Correo electrónico, Contraseña, Recordarme y el botón Iniciar sesión."/>
             <wp:cNvGraphicFramePr>
               <a:graphicFrameLocks xmlns:a="http://schemas.openxmlformats.org/drawingml/2006/main" noChangeAspect="1"/>
             </wp:cNvGraphicFramePr>
@@ -1309,7 +1309,7 @@
         <w:pStyle w:val="Ttulo1"/>
         <w:pageBreakBefore/>
       </w:pPr>
-      <w:bookmarkStart w:id="1" w:name="_Toc241748701"/>
+      <w:bookmarkStart w:id="1" w:name="_Toc241848949"/>
       <w:r>
         <w:lastRenderedPageBreak/>
         <w:t>Panel</w:t>
@@ -1332,10 +1332,10 @@
           <w:noProof/>
         </w:rPr>
         <w:drawing>
-          <wp:inline distT="0" distB="0" distL="0" distR="0" wp14:anchorId="7FE84CC8" wp14:editId="0DD694C9">
+          <wp:inline distT="0" distB="0" distL="0" distR="0" wp14:anchorId="38A5EA6C" wp14:editId="501F011B">
             <wp:extent cx="5715000" cy="3571875"/>
             <wp:effectExtent l="0" t="0" r="0" b="0"/>
-            <wp:docPr id="368" name="45-dashboard.png" descr="El panel con las tarjetas de resumen y la lista Mapas recientes." title="El panel con las tarjetas de resumen y la lista Mapas recientes."/>
+            <wp:docPr id="380" name="45-dashboard.png" descr="El panel con las tarjetas de resumen y la lista Mapas recientes." title="El panel con las tarjetas de resumen y la lista Mapas recientes."/>
             <wp:cNvGraphicFramePr>
               <a:graphicFrameLocks xmlns:a="http://schemas.openxmlformats.org/drawingml/2006/main" noChangeAspect="1"/>
             </wp:cNvGraphicFramePr>
@@ -1484,7 +1484,7 @@
         <w:pStyle w:val="Ttulo1"/>
         <w:pageBreakBefore/>
       </w:pPr>
-      <w:bookmarkStart w:id="2" w:name="_Toc241748702"/>
+      <w:bookmarkStart w:id="2" w:name="_Toc241848950"/>
       <w:r>
         <w:lastRenderedPageBreak/>
         <w:t>Mapas</w:t>
@@ -1537,10 +1537,10 @@
           <w:noProof/>
         </w:rPr>
         <w:drawing>
-          <wp:inline distT="0" distB="0" distL="0" distR="0" wp14:anchorId="7C16ADDF" wp14:editId="0D192F76">
+          <wp:inline distT="0" distB="0" distL="0" distR="0" wp14:anchorId="507A5AC6" wp14:editId="00F94256">
             <wp:extent cx="5715000" cy="3429000"/>
             <wp:effectExtent l="0" t="0" r="0" b="0"/>
-            <wp:docPr id="369" name="03-maps-mine.png" descr="La lista de Mapas, pestaña Míos, con los iconos de acción en la fila del mapa." title="La lista de Mapas, pestaña Míos, con los iconos de acción en la fila del mapa."/>
+            <wp:docPr id="381" name="03-maps-mine.png" descr="La lista de Mapas, pestaña Míos, con los iconos de acción en la fila del mapa." title="La lista de Mapas, pestaña Míos, con los iconos de acción en la fila del mapa."/>
             <wp:cNvGraphicFramePr>
               <a:graphicFrameLocks xmlns:a="http://schemas.openxmlformats.org/drawingml/2006/main" noChangeAspect="1"/>
             </wp:cNvGraphicFramePr>
@@ -1690,7 +1690,7 @@
           <w:left w:w="10" w:type="dxa"/>
           <w:right w:w="10" w:type="dxa"/>
         </w:tblCellMar>
-        <w:tblLook w:val="04A0" w:firstRow="1" w:lastRow="0" w:firstColumn="1" w:lastColumn="0" w:noHBand="0" w:noVBand="1"/>
+        <w:tblLook w:val="0000" w:firstRow="0" w:lastRow="0" w:firstColumn="0" w:lastColumn="0" w:noHBand="0" w:noVBand="0"/>
       </w:tblPr>
       <w:tblGrid>
         <w:gridCol w:w="4513"/>
@@ -2218,7 +2218,7 @@
         <w:pStyle w:val="Ttulo1"/>
         <w:pageBreakBefore/>
       </w:pPr>
-      <w:bookmarkStart w:id="3" w:name="_Toc241748703"/>
+      <w:bookmarkStart w:id="3" w:name="_Toc241848951"/>
       <w:r>
         <w:lastRenderedPageBreak/>
         <w:t>Ejecutar y exportar</w:t>
@@ -2241,10 +2241,10 @@
           <w:noProof/>
         </w:rPr>
         <w:drawing>
-          <wp:inline distT="0" distB="0" distL="0" distR="0" wp14:anchorId="1A3E87A1" wp14:editId="6BE5E315">
+          <wp:inline distT="0" distB="0" distL="0" distR="0" wp14:anchorId="7572A000" wp14:editId="49711A22">
             <wp:extent cx="5715000" cy="3571875"/>
             <wp:effectExtent l="0" t="0" r="0" b="0"/>
-            <wp:docPr id="370" name="25-viewer-results.png" descr="El visor de mapas tras una ejecución completada, con la cuadrícula de resultados y los botones de exportación." title="El visor de mapas tras una ejecución completada, con la cuadrícula de resultados y los botones de exportación."/>
+            <wp:docPr id="382" name="25-viewer-results.png" descr="El visor de mapas tras una ejecución completada, con la cuadrícula de resultados y los botones de exportación." title="El visor de mapas tras una ejecución completada, con la cuadrícula de resultados y los botones de exportación."/>
             <wp:cNvGraphicFramePr>
               <a:graphicFrameLocks xmlns:a="http://schemas.openxmlformats.org/drawingml/2006/main" noChangeAspect="1"/>
             </wp:cNvGraphicFramePr>
@@ -2444,7 +2444,7 @@
           <w:left w:w="10" w:type="dxa"/>
           <w:right w:w="10" w:type="dxa"/>
         </w:tblCellMar>
-        <w:tblLook w:val="04A0" w:firstRow="1" w:lastRow="0" w:firstColumn="1" w:lastColumn="0" w:noHBand="0" w:noVBand="1"/>
+        <w:tblLook w:val="0000" w:firstRow="0" w:lastRow="0" w:firstColumn="0" w:lastColumn="0" w:noHBand="0" w:noVBand="0"/>
       </w:tblPr>
       <w:tblGrid>
         <w:gridCol w:w="4513"/>
@@ -2770,7 +2770,7 @@
         <w:pStyle w:val="Ttulo1"/>
         <w:pageBreakBefore/>
       </w:pPr>
-      <w:bookmarkStart w:id="4" w:name="_Toc241748704"/>
+      <w:bookmarkStart w:id="4" w:name="_Toc241848952"/>
       <w:r>
         <w:lastRenderedPageBreak/>
         <w:t>Crear y editar un mapa</w:t>
@@ -2793,10 +2793,10 @@
           <w:noProof/>
         </w:rPr>
         <w:drawing>
-          <wp:inline distT="0" distB="0" distL="0" distR="0" wp14:anchorId="6D459449" wp14:editId="2156B7DF">
+          <wp:inline distT="0" distB="0" distL="0" distR="0" wp14:anchorId="13047294" wp14:editId="2CAC64A5">
             <wp:extent cx="5715000" cy="3571875"/>
             <wp:effectExtent l="0" t="0" r="0" b="0"/>
-            <wp:docPr id="371" name="05-builder-overview.png" descr="El generador de mapas con el árbol Áreas de negocio, el lienzo de columnas y el panel Propiedades." title="El generador de mapas con el árbol Áreas de negocio, el lienzo de columnas y el panel Propiedades."/>
+            <wp:docPr id="383" name="05-builder-overview.png" descr="El generador de mapas con el árbol Áreas de negocio, el lienzo de columnas y el panel Propiedades." title="El generador de mapas con el árbol Áreas de negocio, el lienzo de columnas y el panel Propiedades."/>
             <wp:cNvGraphicFramePr>
               <a:graphicFrameLocks xmlns:a="http://schemas.openxmlformats.org/drawingml/2006/main" noChangeAspect="1"/>
             </wp:cNvGraphicFramePr>
@@ -3006,7 +3006,7 @@
           <w:left w:w="10" w:type="dxa"/>
           <w:right w:w="10" w:type="dxa"/>
         </w:tblCellMar>
-        <w:tblLook w:val="04A0" w:firstRow="1" w:lastRow="0" w:firstColumn="1" w:lastColumn="0" w:noHBand="0" w:noVBand="1"/>
+        <w:tblLook w:val="0000" w:firstRow="0" w:lastRow="0" w:firstColumn="0" w:lastColumn="0" w:noHBand="0" w:noVBand="0"/>
       </w:tblPr>
       <w:tblGrid>
         <w:gridCol w:w="4513"/>
@@ -3455,7 +3455,7 @@
         <w:pStyle w:val="Ttulo1"/>
         <w:pageBreakBefore/>
       </w:pPr>
-      <w:bookmarkStart w:id="5" w:name="_Toc241748705"/>
+      <w:bookmarkStart w:id="5" w:name="_Toc241848953"/>
       <w:r>
         <w:lastRenderedPageBreak/>
         <w:t>Ejecuciones y Exportaciones</w:t>
@@ -3495,10 +3495,10 @@
           <w:noProof/>
         </w:rPr>
         <w:drawing>
-          <wp:inline distT="0" distB="0" distL="0" distR="0" wp14:anchorId="16D8A986" wp14:editId="10EC4669">
+          <wp:inline distT="0" distB="0" distL="0" distR="0" wp14:anchorId="6C9DCF5A" wp14:editId="7D289F7C">
             <wp:extent cx="5715000" cy="3571875"/>
             <wp:effectExtent l="0" t="0" r="0" b="0"/>
-            <wp:docPr id="372" name="41-runs.png" descr="La página Ejecuciones con los filtros y la tabla de ejecuciones con sus botones de exportación." title="La página Ejecuciones con los filtros y la tabla de ejecuciones con sus botones de exportación."/>
+            <wp:docPr id="384" name="41-runs.png" descr="La página Ejecuciones con los filtros y la tabla de ejecuciones con sus botones de exportación." title="La página Ejecuciones con los filtros y la tabla de ejecuciones con sus botones de exportación."/>
             <wp:cNvGraphicFramePr>
               <a:graphicFrameLocks xmlns:a="http://schemas.openxmlformats.org/drawingml/2006/main" noChangeAspect="1"/>
             </wp:cNvGraphicFramePr>
@@ -3705,7 +3705,7 @@
           <w:left w:w="10" w:type="dxa"/>
           <w:right w:w="10" w:type="dxa"/>
         </w:tblCellMar>
-        <w:tblLook w:val="04A0" w:firstRow="1" w:lastRow="0" w:firstColumn="1" w:lastColumn="0" w:noHBand="0" w:noVBand="1"/>
+        <w:tblLook w:val="0000" w:firstRow="0" w:lastRow="0" w:firstColumn="0" w:lastColumn="0" w:noHBand="0" w:noVBand="0"/>
       </w:tblPr>
       <w:tblGrid>
         <w:gridCol w:w="4513"/>
@@ -3996,10 +3996,10 @@
         </w:rPr>
         <w:lastRenderedPageBreak/>
         <w:drawing>
-          <wp:inline distT="0" distB="0" distL="0" distR="0" wp14:anchorId="5355DD9F" wp14:editId="2023EE70">
+          <wp:inline distT="0" distB="0" distL="0" distR="0" wp14:anchorId="1A7B588D" wp14:editId="0900E07C">
             <wp:extent cx="5715000" cy="3571875"/>
             <wp:effectExtent l="0" t="0" r="0" b="0"/>
-            <wp:docPr id="373" name="44-exports.png" descr="La página Exportaciones con la lista de trabajos de exportación y un botón Descargar en los terminados." title="La página Exportaciones con la lista de trabajos de exportación y un botón Descargar en los terminados."/>
+            <wp:docPr id="385" name="44-exports.png" descr="La página Exportaciones con la lista de trabajos de exportación y un botón Descargar en los terminados." title="La página Exportaciones con la lista de trabajos de exportación y un botón Descargar en los terminados."/>
             <wp:cNvGraphicFramePr>
               <a:graphicFrameLocks xmlns:a="http://schemas.openxmlformats.org/drawingml/2006/main" noChangeAspect="1"/>
             </wp:cNvGraphicFramePr>
@@ -4049,7 +4049,7 @@
         <w:pStyle w:val="Ttulo1"/>
         <w:pageBreakBefore/>
       </w:pPr>
-      <w:bookmarkStart w:id="6" w:name="_Toc241748706"/>
+      <w:bookmarkStart w:id="6" w:name="_Toc241848954"/>
       <w:r>
         <w:lastRenderedPageBreak/>
         <w:t>Programaciones</w:t>
@@ -4072,10 +4072,10 @@
           <w:noProof/>
         </w:rPr>
         <w:drawing>
-          <wp:inline distT="0" distB="0" distL="0" distR="0" wp14:anchorId="1D7EF1B7" wp14:editId="2A0BC7B5">
+          <wp:inline distT="0" distB="0" distL="0" distR="0" wp14:anchorId="01B09E90" wp14:editId="6FBF9F8D">
             <wp:extent cx="3743325" cy="4676775"/>
             <wp:effectExtent l="0" t="0" r="0" b="0"/>
-            <wp:docPr id="374" name="32-schedule-new-dialog.png" descr="El cuadro Nueva programación con mapa, nombre, frecuencia, zona horaria y formato de salida." title="El cuadro Nueva programación con mapa, nombre, frecuencia, zona horaria y formato de salida."/>
+            <wp:docPr id="386" name="32-schedule-new-dialog.png" descr="El cuadro Nueva programación con mapa, nombre, frecuencia, zona horaria y formato de salida." title="El cuadro Nueva programación con mapa, nombre, frecuencia, zona horaria y formato de salida."/>
             <wp:cNvGraphicFramePr>
               <a:graphicFrameLocks xmlns:a="http://schemas.openxmlformats.org/drawingml/2006/main" noChangeAspect="1"/>
             </wp:cNvGraphicFramePr>
@@ -4358,7 +4358,7 @@
           <w:left w:w="10" w:type="dxa"/>
           <w:right w:w="10" w:type="dxa"/>
         </w:tblCellMar>
-        <w:tblLook w:val="04A0" w:firstRow="1" w:lastRow="0" w:firstColumn="1" w:lastColumn="0" w:noHBand="0" w:noVBand="1"/>
+        <w:tblLook w:val="0000" w:firstRow="0" w:lastRow="0" w:firstColumn="0" w:lastColumn="0" w:noHBand="0" w:noVBand="0"/>
       </w:tblPr>
       <w:tblGrid>
         <w:gridCol w:w="4513"/>
@@ -4502,7 +4502,7 @@
                 <w:b/>
                 <w:bCs/>
               </w:rPr>
-              <w:t>Diaria (medianoche)</w:t>
+              <w:t>Diario</w:t>
             </w:r>
             <w:r>
               <w:t xml:space="preserve">, </w:t>
@@ -4512,7 +4512,7 @@
                 <w:b/>
                 <w:bCs/>
               </w:rPr>
-              <w:t>Semanal (domingo, medianoche)</w:t>
+              <w:t>Semanal</w:t>
             </w:r>
             <w:r>
               <w:t xml:space="preserve">, </w:t>
@@ -4522,7 +4522,7 @@
                 <w:b/>
                 <w:bCs/>
               </w:rPr>
-              <w:t>Mensual (día 1, medianoche)</w:t>
+              <w:t>Quincenal</w:t>
             </w:r>
             <w:r>
               <w:t xml:space="preserve">, </w:t>
@@ -4532,21 +4532,37 @@
                 <w:b/>
                 <w:bCs/>
               </w:rPr>
-              <w:t>Personalizada</w:t>
-            </w:r>
-            <w:r>
-              <w:t xml:space="preserve"> (cron, p. ej. </w:t>
-            </w:r>
-            <w:r>
-              <w:rPr>
-                <w:rFonts w:ascii="Consolas" w:eastAsia="Consolas" w:hAnsi="Consolas" w:cs="Consolas"/>
-                <w:sz w:val="19"/>
-                <w:szCs w:val="19"/>
-              </w:rPr>
-              <w:t>0 9 * * 1-5</w:t>
-            </w:r>
-            <w:r>
-              <w:t>)</w:t>
+              <w:t>Mensual</w:t>
+            </w:r>
+            <w:r>
+              <w:t xml:space="preserve">, cada 2, 3, 4 o 6 meses, </w:t>
+            </w:r>
+            <w:r>
+              <w:rPr>
+                <w:b/>
+                <w:bCs/>
+              </w:rPr>
+              <w:t>Anual</w:t>
+            </w:r>
+            <w:r>
+              <w:t xml:space="preserve">, con una </w:t>
+            </w:r>
+            <w:r>
+              <w:rPr>
+                <w:b/>
+                <w:bCs/>
+              </w:rPr>
+              <w:t>Hora</w:t>
+            </w:r>
+            <w:r>
+              <w:t xml:space="preserve"> y un día; o </w:t>
+            </w:r>
+            <w:r>
+              <w:rPr>
+                <w:b/>
+                <w:bCs/>
+              </w:rPr>
+              <w:t>Personalizado (cron)</w:t>
             </w:r>
           </w:p>
         </w:tc>
@@ -4587,7 +4603,8 @@
                 <w:b/>
                 <w:bCs/>
               </w:rPr>
-              <w:t>Formato de salida</w:t>
+              <w:lastRenderedPageBreak/>
+              <w:t>Valores predefinidos de parámetros</w:t>
             </w:r>
           </w:p>
         </w:tc>
@@ -4617,17 +4634,40 @@
                 <w:b/>
                 <w:bCs/>
               </w:rPr>
-              <w:t>Excel (.xlsx)</w:t>
-            </w:r>
-            <w:r>
-              <w:t xml:space="preserve"> o </w:t>
+              <w:t>Valor fijo</w:t>
+            </w:r>
+            <w:r>
+              <w:t xml:space="preserve">, o </w:t>
             </w:r>
             <w:r>
               <w:rPr>
                 <w:b/>
                 <w:bCs/>
               </w:rPr>
-              <w:t>CSV</w:t>
+              <w:t>Relativo a la fecha de ejecución</w:t>
+            </w:r>
+            <w:r>
+              <w:t xml:space="preserve">: -1 </w:t>
+            </w:r>
+            <w:r>
+              <w:rPr>
+                <w:b/>
+                <w:bCs/>
+              </w:rPr>
+              <w:t>meses</w:t>
+            </w:r>
+            <w:r>
+              <w:t xml:space="preserve">, </w:t>
+            </w:r>
+            <w:r>
+              <w:rPr>
+                <w:b/>
+                <w:bCs/>
+              </w:rPr>
+              <w:t>último día de ese mes</w:t>
+            </w:r>
+            <w:r>
+              <w:t xml:space="preserve"> es el final del mes pasado</w:t>
             </w:r>
           </w:p>
         </w:tc>
@@ -4663,7 +4703,11 @@
               <w:spacing w:after="0"/>
             </w:pPr>
             <w:r>
-              <w:t>Mapa público</w:t>
+              <w:rPr>
+                <w:b/>
+                <w:bCs/>
+              </w:rPr>
+              <w:t>Formato de salida</w:t>
             </w:r>
           </w:p>
         </w:tc>
@@ -4688,6 +4732,83 @@
               <w:spacing w:after="0"/>
             </w:pPr>
             <w:r>
+              <w:rPr>
+                <w:b/>
+                <w:bCs/>
+              </w:rPr>
+              <w:t>Excel (.xlsx)</w:t>
+            </w:r>
+            <w:r>
+              <w:t xml:space="preserve"> o </w:t>
+            </w:r>
+            <w:r>
+              <w:rPr>
+                <w:b/>
+                <w:bCs/>
+              </w:rPr>
+              <w:t>CSV</w:t>
+            </w:r>
+          </w:p>
+        </w:tc>
+      </w:tr>
+      <w:tr>
+        <w:tblPrEx>
+          <w:tblCellMar>
+            <w:top w:w="0" w:type="dxa"/>
+            <w:bottom w:w="0" w:type="dxa"/>
+          </w:tblCellMar>
+        </w:tblPrEx>
+        <w:trPr>
+          <w:cantSplit/>
+        </w:trPr>
+        <w:tc>
+          <w:tcPr>
+            <w:tcW w:w="4513" w:type="dxa"/>
+            <w:tcBorders>
+              <w:top w:val="single" w:sz="4" w:space="0" w:color="BFC7D1"/>
+              <w:left w:val="single" w:sz="4" w:space="0" w:color="BFC7D1"/>
+              <w:bottom w:val="single" w:sz="4" w:space="0" w:color="BFC7D1"/>
+              <w:right w:val="single" w:sz="4" w:space="0" w:color="BFC7D1"/>
+            </w:tcBorders>
+            <w:shd w:val="clear" w:color="auto" w:fill="F3F6F9"/>
+            <w:tcMar>
+              <w:top w:w="60" w:type="dxa"/>
+              <w:left w:w="100" w:type="dxa"/>
+              <w:bottom w:w="60" w:type="dxa"/>
+              <w:right w:w="100" w:type="dxa"/>
+            </w:tcMar>
+          </w:tcPr>
+          <w:p>
+            <w:pPr>
+              <w:spacing w:after="0"/>
+            </w:pPr>
+            <w:r>
+              <w:t>Mapa público</w:t>
+            </w:r>
+          </w:p>
+        </w:tc>
+        <w:tc>
+          <w:tcPr>
+            <w:tcW w:w="4513" w:type="dxa"/>
+            <w:tcBorders>
+              <w:top w:val="single" w:sz="4" w:space="0" w:color="BFC7D1"/>
+              <w:left w:val="single" w:sz="4" w:space="0" w:color="BFC7D1"/>
+              <w:bottom w:val="single" w:sz="4" w:space="0" w:color="BFC7D1"/>
+              <w:right w:val="single" w:sz="4" w:space="0" w:color="BFC7D1"/>
+            </w:tcBorders>
+            <w:shd w:val="clear" w:color="auto" w:fill="F3F6F9"/>
+            <w:tcMar>
+              <w:top w:w="60" w:type="dxa"/>
+              <w:left w:w="100" w:type="dxa"/>
+              <w:bottom w:w="60" w:type="dxa"/>
+              <w:right w:w="100" w:type="dxa"/>
+            </w:tcMar>
+          </w:tcPr>
+          <w:p>
+            <w:pPr>
+              <w:spacing w:after="0"/>
+            </w:pPr>
+            <w:r>
               <w:t>No se puede programar</w:t>
             </w:r>
           </w:p>
@@ -4699,7 +4820,7 @@
         <w:pStyle w:val="Ttulo1"/>
         <w:pageBreakBefore/>
       </w:pPr>
-      <w:bookmarkStart w:id="7" w:name="_Toc241748707"/>
+      <w:bookmarkStart w:id="7" w:name="_Toc241848955"/>
       <w:r>
         <w:lastRenderedPageBreak/>
         <w:t>Configuración</w:t>
@@ -4732,10 +4853,10 @@
           <w:noProof/>
         </w:rPr>
         <w:drawing>
-          <wp:inline distT="0" distB="0" distL="0" distR="0" wp14:anchorId="20F93682" wp14:editId="13ACE535">
+          <wp:inline distT="0" distB="0" distL="0" distR="0" wp14:anchorId="2558C8A2" wp14:editId="5A15A253">
             <wp:extent cx="5715000" cy="3571875"/>
             <wp:effectExtent l="0" t="0" r="0" b="0"/>
-            <wp:docPr id="375" name="04-settings.png" descr="La página Configuración con las tarjetas Idioma, Tema y Paleta de colores." title="La página Configuración con las tarjetas Idioma, Tema y Paleta de colores."/>
+            <wp:docPr id="387" name="04-settings.png" descr="La página Configuración con las tarjetas Idioma, Tema y Paleta de colores." title="La página Configuración con las tarjetas Idioma, Tema y Paleta de colores."/>
             <wp:cNvGraphicFramePr>
               <a:graphicFrameLocks xmlns:a="http://schemas.openxmlformats.org/drawingml/2006/main" noChangeAspect="1"/>
             </wp:cNvGraphicFramePr>
@@ -5041,7 +5162,7 @@
         <w:sz w:val="16"/>
         <w:szCs w:val="16"/>
       </w:rPr>
-      <w:t>Discoverer Neo 2.1.1 · Guía rápida · USER</w:t>
+      <w:t>Discoverer Neo 2.2.0 · Guía rápida · USER</w:t>
     </w:r>
   </w:p>
 </w:hdr>
@@ -5050,10 +5171,10 @@
 <file path=word/numbering.xml><?xml version="1.0" encoding="utf-8"?>
 <w:numbering xmlns:wpc="http://schemas.microsoft.com/office/word/2010/wordprocessingCanvas" xmlns:cx="http://schemas.microsoft.com/office/drawing/2014/chartex" xmlns:cx1="http://schemas.microsoft.com/office/drawing/2015/9/8/chartex" xmlns:cx2="http://schemas.microsoft.com/office/drawing/2015/10/21/chartex" xmlns:cx3="http://schemas.microsoft.com/office/drawing/2016/5/9/chartex" xmlns:cx4="http://schemas.microsoft.com/office/drawing/2016/5/10/chartex" xmlns:cx5="http://schemas.microsoft.com/office/drawing/2016/5/11/chartex" xmlns:cx6="http://schemas.microsoft.com/office/drawing/2016/5/12/chartex" xmlns:cx7="http://schemas.microsoft.com/office/drawing/2016/5/13/chartex" xmlns:cx8="http://schemas.microsoft.com/office/drawing/2016/5/14/chartex" xmlns:mc="http://schemas.openxmlformats.org/markup-compatibility/2006" xmlns:aink="http://schemas.microsoft.com/office/drawing/2016/ink" xmlns:am3d="http://schemas.microsoft.com/office/drawing/2017/model3d" xmlns:o="urn:schemas-microsoft-com:office:office" xmlns:oel="http://schemas.microsoft.com/office/2019/extlst" xmlns:r="http://schemas.openxmlformats.org/officeDocument/2006/relationships" xmlns:m="http://schemas.openxmlformats.org/officeDocument/2006/math" xmlns:v="urn:schemas-microsoft-com:vml" xmlns:wp14="http://schemas.microsoft.com/office/word/2010/wordprocessingDrawing" xmlns:wp="http://schemas.openxmlformats.org/drawingml/2006/wordprocessingDrawing" xmlns:w10="urn:schemas-microsoft-com:office:word" xmlns:w="http://schemas.openxmlformats.org/wordprocessingml/2006/main" xmlns:w14="http://schemas.microsoft.com/office/word/2010/wordml" xmlns:w15="http://schemas.microsoft.com/office/word/2012/wordml" xmlns:w16cex="http://schemas.microsoft.com/office/word/2018/wordml/cex" xmlns:w16cid="http://schemas.microsoft.com/office/word/2016/wordml/cid" xmlns:w16="http://schemas.microsoft.com/office/word/2018/wordml" xmlns:w16sdtdh="http://schemas.microsoft.com/office/word/2020/wordml/sdtdatahash" xmlns:w16se="http://schemas.microsoft.com/office/word/2015/wordml/symex" xmlns:wpg="http://schemas.microsoft.com/office/word/2010/wordprocessingGroup" xmlns:wpi="http://schemas.microsoft.com/office/word/2010/wordprocessingInk" xmlns:wne="http://schemas.microsoft.com/office/word/2006/wordml" xmlns:wps="http://schemas.microsoft.com/office/word/2010/wordprocessingShape" mc:Ignorable="w14 w15 w16se w16cid w16 w16cex w16sdtdh wp14">
   <w:abstractNum w:abstractNumId="0" w15:restartNumberingAfterBreak="0">
-    <w:nsid w:val="0A0C1FE7"/>
+    <w:nsid w:val="033C334A"/>
     <w:multiLevelType w:val="hybridMultilevel"/>
-    <w:tmpl w:val="56CEB868"/>
-    <w:lvl w:ilvl="0" w:tplc="E2B623EE">
+    <w:tmpl w:val="B106C680"/>
+    <w:lvl w:ilvl="0" w:tplc="BEBA96C0">
       <w:start w:val="1"/>
       <w:numFmt w:val="decimal"/>
       <w:lvlText w:val="%1."/>
@@ -5062,7 +5183,7 @@
         <w:ind w:left="360" w:hanging="300"/>
       </w:pPr>
     </w:lvl>
-    <w:lvl w:ilvl="1" w:tplc="E2046E9C" w:tentative="1">
+    <w:lvl w:ilvl="1" w:tplc="AF165528" w:tentative="1">
       <w:start w:val="1"/>
       <w:numFmt w:val="lowerLetter"/>
       <w:lvlText w:val="%2."/>
@@ -5071,47 +5192,47 @@
         <w:ind w:left="720" w:hanging="300"/>
       </w:pPr>
     </w:lvl>
-    <w:lvl w:ilvl="2" w:tplc="F6F60506">
+    <w:lvl w:ilvl="2" w:tplc="44C82714">
       <w:numFmt w:val="decimal"/>
       <w:lvlText w:val=""/>
       <w:lvlJc w:val="left"/>
     </w:lvl>
-    <w:lvl w:ilvl="3" w:tplc="18A49F8E">
+    <w:lvl w:ilvl="3" w:tplc="9F34404A">
       <w:numFmt w:val="decimal"/>
       <w:lvlText w:val=""/>
       <w:lvlJc w:val="left"/>
     </w:lvl>
-    <w:lvl w:ilvl="4" w:tplc="9A32D4E8">
+    <w:lvl w:ilvl="4" w:tplc="B436098E">
       <w:numFmt w:val="decimal"/>
       <w:lvlText w:val=""/>
       <w:lvlJc w:val="left"/>
     </w:lvl>
-    <w:lvl w:ilvl="5" w:tplc="6602BE10">
+    <w:lvl w:ilvl="5" w:tplc="C5B65486">
       <w:numFmt w:val="decimal"/>
       <w:lvlText w:val=""/>
       <w:lvlJc w:val="left"/>
     </w:lvl>
-    <w:lvl w:ilvl="6" w:tplc="F7B4576E">
+    <w:lvl w:ilvl="6" w:tplc="EF46E452">
       <w:numFmt w:val="decimal"/>
       <w:lvlText w:val=""/>
       <w:lvlJc w:val="left"/>
     </w:lvl>
-    <w:lvl w:ilvl="7" w:tplc="90C67044">
+    <w:lvl w:ilvl="7" w:tplc="B0FAF89E">
       <w:numFmt w:val="decimal"/>
       <w:lvlText w:val=""/>
       <w:lvlJc w:val="left"/>
     </w:lvl>
-    <w:lvl w:ilvl="8" w:tplc="3E0A67F6">
+    <w:lvl w:ilvl="8" w:tplc="4D4A93EA">
       <w:numFmt w:val="decimal"/>
       <w:lvlText w:val=""/>
       <w:lvlJc w:val="left"/>
     </w:lvl>
   </w:abstractNum>
   <w:abstractNum w:abstractNumId="1" w15:restartNumberingAfterBreak="0">
-    <w:nsid w:val="0A5755B8"/>
+    <w:nsid w:val="037B38DB"/>
     <w:multiLevelType w:val="hybridMultilevel"/>
-    <w:tmpl w:val="648A6E92"/>
-    <w:lvl w:ilvl="0" w:tplc="5BECC2EA">
+    <w:tmpl w:val="D0DC12CE"/>
+    <w:lvl w:ilvl="0" w:tplc="CB528AB2">
       <w:start w:val="1"/>
       <w:numFmt w:val="decimal"/>
       <w:lvlText w:val="%1."/>
@@ -5120,7 +5241,7 @@
         <w:ind w:left="360" w:hanging="300"/>
       </w:pPr>
     </w:lvl>
-    <w:lvl w:ilvl="1" w:tplc="0A54A0C8" w:tentative="1">
+    <w:lvl w:ilvl="1" w:tplc="79FE9CAA" w:tentative="1">
       <w:start w:val="1"/>
       <w:numFmt w:val="lowerLetter"/>
       <w:lvlText w:val="%2."/>
@@ -5129,47 +5250,47 @@
         <w:ind w:left="720" w:hanging="300"/>
       </w:pPr>
     </w:lvl>
-    <w:lvl w:ilvl="2" w:tplc="AB4ACEF8">
+    <w:lvl w:ilvl="2" w:tplc="8B000A14">
       <w:numFmt w:val="decimal"/>
       <w:lvlText w:val=""/>
       <w:lvlJc w:val="left"/>
     </w:lvl>
-    <w:lvl w:ilvl="3" w:tplc="92100A74">
+    <w:lvl w:ilvl="3" w:tplc="01380298">
       <w:numFmt w:val="decimal"/>
       <w:lvlText w:val=""/>
       <w:lvlJc w:val="left"/>
     </w:lvl>
-    <w:lvl w:ilvl="4" w:tplc="69FAFE6E">
+    <w:lvl w:ilvl="4" w:tplc="DA3A9C24">
       <w:numFmt w:val="decimal"/>
       <w:lvlText w:val=""/>
       <w:lvlJc w:val="left"/>
     </w:lvl>
-    <w:lvl w:ilvl="5" w:tplc="80A00A04">
+    <w:lvl w:ilvl="5" w:tplc="912A8B44">
       <w:numFmt w:val="decimal"/>
       <w:lvlText w:val=""/>
       <w:lvlJc w:val="left"/>
     </w:lvl>
-    <w:lvl w:ilvl="6" w:tplc="BA0E4A1C">
+    <w:lvl w:ilvl="6" w:tplc="26CCCEF0">
       <w:numFmt w:val="decimal"/>
       <w:lvlText w:val=""/>
       <w:lvlJc w:val="left"/>
     </w:lvl>
-    <w:lvl w:ilvl="7" w:tplc="8EA00FBA">
+    <w:lvl w:ilvl="7" w:tplc="526EDC60">
       <w:numFmt w:val="decimal"/>
       <w:lvlText w:val=""/>
       <w:lvlJc w:val="left"/>
     </w:lvl>
-    <w:lvl w:ilvl="8" w:tplc="C9FA36A0">
+    <w:lvl w:ilvl="8" w:tplc="DA685D74">
       <w:numFmt w:val="decimal"/>
       <w:lvlText w:val=""/>
       <w:lvlJc w:val="left"/>
     </w:lvl>
   </w:abstractNum>
   <w:abstractNum w:abstractNumId="2" w15:restartNumberingAfterBreak="0">
-    <w:nsid w:val="0D6475A6"/>
+    <w:nsid w:val="129D4B91"/>
     <w:multiLevelType w:val="hybridMultilevel"/>
-    <w:tmpl w:val="84787BD0"/>
-    <w:lvl w:ilvl="0" w:tplc="518A7822">
+    <w:tmpl w:val="916C4EF6"/>
+    <w:lvl w:ilvl="0" w:tplc="87707096">
       <w:start w:val="1"/>
       <w:numFmt w:val="decimal"/>
       <w:lvlText w:val="%1."/>
@@ -5178,7 +5299,7 @@
         <w:ind w:left="360" w:hanging="300"/>
       </w:pPr>
     </w:lvl>
-    <w:lvl w:ilvl="1" w:tplc="1BFA9CC2" w:tentative="1">
+    <w:lvl w:ilvl="1" w:tplc="911A021A" w:tentative="1">
       <w:start w:val="1"/>
       <w:numFmt w:val="lowerLetter"/>
       <w:lvlText w:val="%2."/>
@@ -5187,47 +5308,191 @@
         <w:ind w:left="720" w:hanging="300"/>
       </w:pPr>
     </w:lvl>
-    <w:lvl w:ilvl="2" w:tplc="64360118">
+    <w:lvl w:ilvl="2" w:tplc="04965FD4">
       <w:numFmt w:val="decimal"/>
       <w:lvlText w:val=""/>
       <w:lvlJc w:val="left"/>
     </w:lvl>
-    <w:lvl w:ilvl="3" w:tplc="6CAA0EA2">
+    <w:lvl w:ilvl="3" w:tplc="BC72EE84">
       <w:numFmt w:val="decimal"/>
       <w:lvlText w:val=""/>
       <w:lvlJc w:val="left"/>
     </w:lvl>
-    <w:lvl w:ilvl="4" w:tplc="DB668AA4">
+    <w:lvl w:ilvl="4" w:tplc="DE82AB7A">
       <w:numFmt w:val="decimal"/>
       <w:lvlText w:val=""/>
       <w:lvlJc w:val="left"/>
     </w:lvl>
-    <w:lvl w:ilvl="5" w:tplc="44829D64">
+    <w:lvl w:ilvl="5" w:tplc="D1CAC792">
       <w:numFmt w:val="decimal"/>
       <w:lvlText w:val=""/>
       <w:lvlJc w:val="left"/>
     </w:lvl>
-    <w:lvl w:ilvl="6" w:tplc="77A45C34">
+    <w:lvl w:ilvl="6" w:tplc="B89CCB1C">
       <w:numFmt w:val="decimal"/>
       <w:lvlText w:val=""/>
       <w:lvlJc w:val="left"/>
     </w:lvl>
-    <w:lvl w:ilvl="7" w:tplc="C50E612A">
+    <w:lvl w:ilvl="7" w:tplc="71A65EF0">
       <w:numFmt w:val="decimal"/>
       <w:lvlText w:val=""/>
       <w:lvlJc w:val="left"/>
     </w:lvl>
-    <w:lvl w:ilvl="8" w:tplc="FB20C392">
+    <w:lvl w:ilvl="8" w:tplc="B6E051E4">
       <w:numFmt w:val="decimal"/>
       <w:lvlText w:val=""/>
       <w:lvlJc w:val="left"/>
     </w:lvl>
   </w:abstractNum>
   <w:abstractNum w:abstractNumId="3" w15:restartNumberingAfterBreak="0">
-    <w:nsid w:val="216F5573"/>
+    <w:nsid w:val="2A5377E6"/>
     <w:multiLevelType w:val="hybridMultilevel"/>
-    <w:tmpl w:val="C1EC0830"/>
-    <w:lvl w:ilvl="0" w:tplc="8C4E06E2">
+    <w:tmpl w:val="0E1EE99E"/>
+    <w:lvl w:ilvl="0" w:tplc="DDB053B6" w:tentative="1">
+      <w:start w:val="1"/>
+      <w:numFmt w:val="bullet"/>
+      <w:lvlText w:val="●"/>
+      <w:lvlJc w:val="left"/>
+      <w:pPr>
+        <w:ind w:left="720" w:hanging="360"/>
+      </w:pPr>
+    </w:lvl>
+    <w:lvl w:ilvl="1" w:tplc="BEE624EA" w:tentative="1">
+      <w:start w:val="1"/>
+      <w:numFmt w:val="bullet"/>
+      <w:lvlText w:val="○"/>
+      <w:lvlJc w:val="left"/>
+      <w:pPr>
+        <w:ind w:left="1440" w:hanging="360"/>
+      </w:pPr>
+    </w:lvl>
+    <w:lvl w:ilvl="2" w:tplc="9D5C54BA" w:tentative="1">
+      <w:start w:val="1"/>
+      <w:numFmt w:val="bullet"/>
+      <w:lvlText w:val="■"/>
+      <w:lvlJc w:val="left"/>
+      <w:pPr>
+        <w:ind w:left="2160" w:hanging="360"/>
+      </w:pPr>
+    </w:lvl>
+    <w:lvl w:ilvl="3" w:tplc="F65CD400" w:tentative="1">
+      <w:start w:val="1"/>
+      <w:numFmt w:val="bullet"/>
+      <w:lvlText w:val="●"/>
+      <w:lvlJc w:val="left"/>
+      <w:pPr>
+        <w:ind w:left="2880" w:hanging="360"/>
+      </w:pPr>
+    </w:lvl>
+    <w:lvl w:ilvl="4" w:tplc="992A59F0" w:tentative="1">
+      <w:start w:val="1"/>
+      <w:numFmt w:val="bullet"/>
+      <w:lvlText w:val="○"/>
+      <w:lvlJc w:val="left"/>
+      <w:pPr>
+        <w:ind w:left="3600" w:hanging="360"/>
+      </w:pPr>
+    </w:lvl>
+    <w:lvl w:ilvl="5" w:tplc="DCEE334E" w:tentative="1">
+      <w:start w:val="1"/>
+      <w:numFmt w:val="bullet"/>
+      <w:lvlText w:val="■"/>
+      <w:lvlJc w:val="left"/>
+      <w:pPr>
+        <w:ind w:left="4320" w:hanging="360"/>
+      </w:pPr>
+    </w:lvl>
+    <w:lvl w:ilvl="6" w:tplc="BE48815E" w:tentative="1">
+      <w:start w:val="1"/>
+      <w:numFmt w:val="bullet"/>
+      <w:lvlText w:val="●"/>
+      <w:lvlJc w:val="left"/>
+      <w:pPr>
+        <w:ind w:left="5040" w:hanging="360"/>
+      </w:pPr>
+    </w:lvl>
+    <w:lvl w:ilvl="7" w:tplc="62502AC0" w:tentative="1">
+      <w:start w:val="1"/>
+      <w:numFmt w:val="bullet"/>
+      <w:lvlText w:val="●"/>
+      <w:lvlJc w:val="left"/>
+      <w:pPr>
+        <w:ind w:left="5760" w:hanging="360"/>
+      </w:pPr>
+    </w:lvl>
+    <w:lvl w:ilvl="8" w:tplc="914C8CBC" w:tentative="1">
+      <w:start w:val="1"/>
+      <w:numFmt w:val="bullet"/>
+      <w:lvlText w:val="●"/>
+      <w:lvlJc w:val="left"/>
+      <w:pPr>
+        <w:ind w:left="6480" w:hanging="360"/>
+      </w:pPr>
+    </w:lvl>
+  </w:abstractNum>
+  <w:abstractNum w:abstractNumId="4" w15:restartNumberingAfterBreak="0">
+    <w:nsid w:val="3C886621"/>
+    <w:multiLevelType w:val="hybridMultilevel"/>
+    <w:tmpl w:val="BF8A92CE"/>
+    <w:lvl w:ilvl="0" w:tplc="80C44DA6" w:tentative="1">
+      <w:start w:val="1"/>
+      <w:numFmt w:val="bullet"/>
+      <w:lvlText w:val="•"/>
+      <w:lvlJc w:val="left"/>
+      <w:pPr>
+        <w:ind w:left="360" w:hanging="260"/>
+      </w:pPr>
+    </w:lvl>
+    <w:lvl w:ilvl="1" w:tplc="308CD010" w:tentative="1">
+      <w:start w:val="1"/>
+      <w:numFmt w:val="bullet"/>
+      <w:lvlText w:val="–"/>
+      <w:lvlJc w:val="left"/>
+      <w:pPr>
+        <w:ind w:left="720" w:hanging="260"/>
+      </w:pPr>
+    </w:lvl>
+    <w:lvl w:ilvl="2" w:tplc="A90A72C0">
+      <w:numFmt w:val="decimal"/>
+      <w:lvlText w:val=""/>
+      <w:lvlJc w:val="left"/>
+    </w:lvl>
+    <w:lvl w:ilvl="3" w:tplc="9342B32E">
+      <w:numFmt w:val="decimal"/>
+      <w:lvlText w:val=""/>
+      <w:lvlJc w:val="left"/>
+    </w:lvl>
+    <w:lvl w:ilvl="4" w:tplc="81C833BA">
+      <w:numFmt w:val="decimal"/>
+      <w:lvlText w:val=""/>
+      <w:lvlJc w:val="left"/>
+    </w:lvl>
+    <w:lvl w:ilvl="5" w:tplc="C9B81D26">
+      <w:numFmt w:val="decimal"/>
+      <w:lvlText w:val=""/>
+      <w:lvlJc w:val="left"/>
+    </w:lvl>
+    <w:lvl w:ilvl="6" w:tplc="96A82DB4">
+      <w:numFmt w:val="decimal"/>
+      <w:lvlText w:val=""/>
+      <w:lvlJc w:val="left"/>
+    </w:lvl>
+    <w:lvl w:ilvl="7" w:tplc="A5B6E7FC">
+      <w:numFmt w:val="decimal"/>
+      <w:lvlText w:val=""/>
+      <w:lvlJc w:val="left"/>
+    </w:lvl>
+    <w:lvl w:ilvl="8" w:tplc="74C4029A">
+      <w:numFmt w:val="decimal"/>
+      <w:lvlText w:val=""/>
+      <w:lvlJc w:val="left"/>
+    </w:lvl>
+  </w:abstractNum>
+  <w:abstractNum w:abstractNumId="5" w15:restartNumberingAfterBreak="0">
+    <w:nsid w:val="3CE6150A"/>
+    <w:multiLevelType w:val="hybridMultilevel"/>
+    <w:tmpl w:val="CAC21376"/>
+    <w:lvl w:ilvl="0" w:tplc="F0BE4C52">
       <w:start w:val="1"/>
       <w:numFmt w:val="decimal"/>
       <w:lvlText w:val="%1."/>
@@ -5236,7 +5501,7 @@
         <w:ind w:left="360" w:hanging="300"/>
       </w:pPr>
     </w:lvl>
-    <w:lvl w:ilvl="1" w:tplc="87BE21F6" w:tentative="1">
+    <w:lvl w:ilvl="1" w:tplc="73D6707E" w:tentative="1">
       <w:start w:val="1"/>
       <w:numFmt w:val="lowerLetter"/>
       <w:lvlText w:val="%2."/>
@@ -5245,133 +5510,47 @@
         <w:ind w:left="720" w:hanging="300"/>
       </w:pPr>
     </w:lvl>
-    <w:lvl w:ilvl="2" w:tplc="3C04E2DA">
+    <w:lvl w:ilvl="2" w:tplc="0BEA6BD6">
       <w:numFmt w:val="decimal"/>
       <w:lvlText w:val=""/>
       <w:lvlJc w:val="left"/>
     </w:lvl>
-    <w:lvl w:ilvl="3" w:tplc="697652F4">
+    <w:lvl w:ilvl="3" w:tplc="65D29822">
       <w:numFmt w:val="decimal"/>
       <w:lvlText w:val=""/>
       <w:lvlJc w:val="left"/>
     </w:lvl>
-    <w:lvl w:ilvl="4" w:tplc="BDB2F394">
+    <w:lvl w:ilvl="4" w:tplc="004A5420">
       <w:numFmt w:val="decimal"/>
       <w:lvlText w:val=""/>
       <w:lvlJc w:val="left"/>
     </w:lvl>
-    <w:lvl w:ilvl="5" w:tplc="1FE4D9FA">
+    <w:lvl w:ilvl="5" w:tplc="C37E64E8">
       <w:numFmt w:val="decimal"/>
       <w:lvlText w:val=""/>
       <w:lvlJc w:val="left"/>
     </w:lvl>
-    <w:lvl w:ilvl="6" w:tplc="D5641D7A">
+    <w:lvl w:ilvl="6" w:tplc="B1B64908">
       <w:numFmt w:val="decimal"/>
       <w:lvlText w:val=""/>
       <w:lvlJc w:val="left"/>
     </w:lvl>
-    <w:lvl w:ilvl="7" w:tplc="5BBC8E78">
+    <w:lvl w:ilvl="7" w:tplc="48C63CDE">
       <w:numFmt w:val="decimal"/>
       <w:lvlText w:val=""/>
       <w:lvlJc w:val="left"/>
     </w:lvl>
-    <w:lvl w:ilvl="8" w:tplc="F8F80442">
+    <w:lvl w:ilvl="8" w:tplc="6208554A">
       <w:numFmt w:val="decimal"/>
       <w:lvlText w:val=""/>
       <w:lvlJc w:val="left"/>
     </w:lvl>
   </w:abstractNum>
-  <w:abstractNum w:abstractNumId="4" w15:restartNumberingAfterBreak="0">
-    <w:nsid w:val="497B2ADF"/>
+  <w:abstractNum w:abstractNumId="6" w15:restartNumberingAfterBreak="0">
+    <w:nsid w:val="474440C4"/>
     <w:multiLevelType w:val="hybridMultilevel"/>
-    <w:tmpl w:val="CF28EC02"/>
-    <w:lvl w:ilvl="0" w:tplc="A2ECA530" w:tentative="1">
-      <w:start w:val="1"/>
-      <w:numFmt w:val="bullet"/>
-      <w:lvlText w:val="●"/>
-      <w:lvlJc w:val="left"/>
-      <w:pPr>
-        <w:ind w:left="720" w:hanging="360"/>
-      </w:pPr>
-    </w:lvl>
-    <w:lvl w:ilvl="1" w:tplc="8BA0FEC2" w:tentative="1">
-      <w:start w:val="1"/>
-      <w:numFmt w:val="bullet"/>
-      <w:lvlText w:val="○"/>
-      <w:lvlJc w:val="left"/>
-      <w:pPr>
-        <w:ind w:left="1440" w:hanging="360"/>
-      </w:pPr>
-    </w:lvl>
-    <w:lvl w:ilvl="2" w:tplc="FB268CE6" w:tentative="1">
-      <w:start w:val="1"/>
-      <w:numFmt w:val="bullet"/>
-      <w:lvlText w:val="■"/>
-      <w:lvlJc w:val="left"/>
-      <w:pPr>
-        <w:ind w:left="2160" w:hanging="360"/>
-      </w:pPr>
-    </w:lvl>
-    <w:lvl w:ilvl="3" w:tplc="F7229E84" w:tentative="1">
-      <w:start w:val="1"/>
-      <w:numFmt w:val="bullet"/>
-      <w:lvlText w:val="●"/>
-      <w:lvlJc w:val="left"/>
-      <w:pPr>
-        <w:ind w:left="2880" w:hanging="360"/>
-      </w:pPr>
-    </w:lvl>
-    <w:lvl w:ilvl="4" w:tplc="A81EF3FA" w:tentative="1">
-      <w:start w:val="1"/>
-      <w:numFmt w:val="bullet"/>
-      <w:lvlText w:val="○"/>
-      <w:lvlJc w:val="left"/>
-      <w:pPr>
-        <w:ind w:left="3600" w:hanging="360"/>
-      </w:pPr>
-    </w:lvl>
-    <w:lvl w:ilvl="5" w:tplc="410279F0" w:tentative="1">
-      <w:start w:val="1"/>
-      <w:numFmt w:val="bullet"/>
-      <w:lvlText w:val="■"/>
-      <w:lvlJc w:val="left"/>
-      <w:pPr>
-        <w:ind w:left="4320" w:hanging="360"/>
-      </w:pPr>
-    </w:lvl>
-    <w:lvl w:ilvl="6" w:tplc="90C691BA" w:tentative="1">
-      <w:start w:val="1"/>
-      <w:numFmt w:val="bullet"/>
-      <w:lvlText w:val="●"/>
-      <w:lvlJc w:val="left"/>
-      <w:pPr>
-        <w:ind w:left="5040" w:hanging="360"/>
-      </w:pPr>
-    </w:lvl>
-    <w:lvl w:ilvl="7" w:tplc="00C29540" w:tentative="1">
-      <w:start w:val="1"/>
-      <w:numFmt w:val="bullet"/>
-      <w:lvlText w:val="●"/>
-      <w:lvlJc w:val="left"/>
-      <w:pPr>
-        <w:ind w:left="5760" w:hanging="360"/>
-      </w:pPr>
-    </w:lvl>
-    <w:lvl w:ilvl="8" w:tplc="63960BE6" w:tentative="1">
-      <w:start w:val="1"/>
-      <w:numFmt w:val="bullet"/>
-      <w:lvlText w:val="●"/>
-      <w:lvlJc w:val="left"/>
-      <w:pPr>
-        <w:ind w:left="6480" w:hanging="360"/>
-      </w:pPr>
-    </w:lvl>
-  </w:abstractNum>
-  <w:abstractNum w:abstractNumId="5" w15:restartNumberingAfterBreak="0">
-    <w:nsid w:val="6FA61524"/>
-    <w:multiLevelType w:val="hybridMultilevel"/>
-    <w:tmpl w:val="7E4C995A"/>
-    <w:lvl w:ilvl="0" w:tplc="84901C94">
+    <w:tmpl w:val="A5809D06"/>
+    <w:lvl w:ilvl="0" w:tplc="91CA91CA">
       <w:start w:val="1"/>
       <w:numFmt w:val="decimal"/>
       <w:lvlText w:val="%1."/>
@@ -5380,7 +5559,7 @@
         <w:ind w:left="360" w:hanging="300"/>
       </w:pPr>
     </w:lvl>
-    <w:lvl w:ilvl="1" w:tplc="9F700BE6" w:tentative="1">
+    <w:lvl w:ilvl="1" w:tplc="638EA230" w:tentative="1">
       <w:start w:val="1"/>
       <w:numFmt w:val="lowerLetter"/>
       <w:lvlText w:val="%2."/>
@@ -5389,105 +5568,47 @@
         <w:ind w:left="720" w:hanging="300"/>
       </w:pPr>
     </w:lvl>
-    <w:lvl w:ilvl="2" w:tplc="C2ACD2B6">
+    <w:lvl w:ilvl="2" w:tplc="8B76D748">
       <w:numFmt w:val="decimal"/>
       <w:lvlText w:val=""/>
       <w:lvlJc w:val="left"/>
     </w:lvl>
-    <w:lvl w:ilvl="3" w:tplc="47888096">
+    <w:lvl w:ilvl="3" w:tplc="69FA03E0">
       <w:numFmt w:val="decimal"/>
       <w:lvlText w:val=""/>
       <w:lvlJc w:val="left"/>
     </w:lvl>
-    <w:lvl w:ilvl="4" w:tplc="7E341FFA">
+    <w:lvl w:ilvl="4" w:tplc="03C04D2C">
       <w:numFmt w:val="decimal"/>
       <w:lvlText w:val=""/>
       <w:lvlJc w:val="left"/>
     </w:lvl>
-    <w:lvl w:ilvl="5" w:tplc="42483782">
+    <w:lvl w:ilvl="5" w:tplc="2350294C">
       <w:numFmt w:val="decimal"/>
       <w:lvlText w:val=""/>
       <w:lvlJc w:val="left"/>
     </w:lvl>
-    <w:lvl w:ilvl="6" w:tplc="FC481CF0">
+    <w:lvl w:ilvl="6" w:tplc="AFAA98A8">
       <w:numFmt w:val="decimal"/>
       <w:lvlText w:val=""/>
       <w:lvlJc w:val="left"/>
     </w:lvl>
-    <w:lvl w:ilvl="7" w:tplc="81587368">
+    <w:lvl w:ilvl="7" w:tplc="EF38B786">
       <w:numFmt w:val="decimal"/>
       <w:lvlText w:val=""/>
       <w:lvlJc w:val="left"/>
     </w:lvl>
-    <w:lvl w:ilvl="8" w:tplc="D3E47E40">
+    <w:lvl w:ilvl="8" w:tplc="2A30C3BC">
       <w:numFmt w:val="decimal"/>
       <w:lvlText w:val=""/>
       <w:lvlJc w:val="left"/>
     </w:lvl>
   </w:abstractNum>
-  <w:abstractNum w:abstractNumId="6" w15:restartNumberingAfterBreak="0">
-    <w:nsid w:val="719D7059"/>
+  <w:abstractNum w:abstractNumId="7" w15:restartNumberingAfterBreak="0">
+    <w:nsid w:val="54CB312C"/>
     <w:multiLevelType w:val="hybridMultilevel"/>
-    <w:tmpl w:val="897E120A"/>
-    <w:lvl w:ilvl="0" w:tplc="8B083652" w:tentative="1">
-      <w:start w:val="1"/>
-      <w:numFmt w:val="bullet"/>
-      <w:lvlText w:val="•"/>
-      <w:lvlJc w:val="left"/>
-      <w:pPr>
-        <w:ind w:left="360" w:hanging="260"/>
-      </w:pPr>
-    </w:lvl>
-    <w:lvl w:ilvl="1" w:tplc="5DD07B0C" w:tentative="1">
-      <w:start w:val="1"/>
-      <w:numFmt w:val="bullet"/>
-      <w:lvlText w:val="–"/>
-      <w:lvlJc w:val="left"/>
-      <w:pPr>
-        <w:ind w:left="720" w:hanging="260"/>
-      </w:pPr>
-    </w:lvl>
-    <w:lvl w:ilvl="2" w:tplc="DE66B202">
-      <w:numFmt w:val="decimal"/>
-      <w:lvlText w:val=""/>
-      <w:lvlJc w:val="left"/>
-    </w:lvl>
-    <w:lvl w:ilvl="3" w:tplc="849AAAE8">
-      <w:numFmt w:val="decimal"/>
-      <w:lvlText w:val=""/>
-      <w:lvlJc w:val="left"/>
-    </w:lvl>
-    <w:lvl w:ilvl="4" w:tplc="FE1660D6">
-      <w:numFmt w:val="decimal"/>
-      <w:lvlText w:val=""/>
-      <w:lvlJc w:val="left"/>
-    </w:lvl>
-    <w:lvl w:ilvl="5" w:tplc="5284E272">
-      <w:numFmt w:val="decimal"/>
-      <w:lvlText w:val=""/>
-      <w:lvlJc w:val="left"/>
-    </w:lvl>
-    <w:lvl w:ilvl="6" w:tplc="BC68810E">
-      <w:numFmt w:val="decimal"/>
-      <w:lvlText w:val=""/>
-      <w:lvlJc w:val="left"/>
-    </w:lvl>
-    <w:lvl w:ilvl="7" w:tplc="7728D576">
-      <w:numFmt w:val="decimal"/>
-      <w:lvlText w:val=""/>
-      <w:lvlJc w:val="left"/>
-    </w:lvl>
-    <w:lvl w:ilvl="8" w:tplc="96384CF6">
-      <w:numFmt w:val="decimal"/>
-      <w:lvlText w:val=""/>
-      <w:lvlJc w:val="left"/>
-    </w:lvl>
-  </w:abstractNum>
-  <w:abstractNum w:abstractNumId="7" w15:restartNumberingAfterBreak="0">
-    <w:nsid w:val="7D132425"/>
-    <w:multiLevelType w:val="hybridMultilevel"/>
-    <w:tmpl w:val="B3E865B4"/>
-    <w:lvl w:ilvl="0" w:tplc="1568BCCA">
+    <w:tmpl w:val="3E00DC10"/>
+    <w:lvl w:ilvl="0" w:tplc="F588F67C">
       <w:start w:val="1"/>
       <w:numFmt w:val="decimal"/>
       <w:lvlText w:val="%1."/>
@@ -5496,7 +5617,7 @@
         <w:ind w:left="360" w:hanging="300"/>
       </w:pPr>
     </w:lvl>
-    <w:lvl w:ilvl="1" w:tplc="0C74173E" w:tentative="1">
+    <w:lvl w:ilvl="1" w:tplc="8D8CBEE0" w:tentative="1">
       <w:start w:val="1"/>
       <w:numFmt w:val="lowerLetter"/>
       <w:lvlText w:val="%2."/>
@@ -5505,47 +5626,47 @@
         <w:ind w:left="720" w:hanging="300"/>
       </w:pPr>
     </w:lvl>
-    <w:lvl w:ilvl="2" w:tplc="144E5116">
+    <w:lvl w:ilvl="2" w:tplc="288CDD18">
       <w:numFmt w:val="decimal"/>
       <w:lvlText w:val=""/>
       <w:lvlJc w:val="left"/>
     </w:lvl>
-    <w:lvl w:ilvl="3" w:tplc="0D945A7C">
+    <w:lvl w:ilvl="3" w:tplc="7786E442">
       <w:numFmt w:val="decimal"/>
       <w:lvlText w:val=""/>
       <w:lvlJc w:val="left"/>
     </w:lvl>
-    <w:lvl w:ilvl="4" w:tplc="C1A694F8">
+    <w:lvl w:ilvl="4" w:tplc="47DE9C8E">
       <w:numFmt w:val="decimal"/>
       <w:lvlText w:val=""/>
       <w:lvlJc w:val="left"/>
     </w:lvl>
-    <w:lvl w:ilvl="5" w:tplc="7BBC744A">
+    <w:lvl w:ilvl="5" w:tplc="96BC36C4">
       <w:numFmt w:val="decimal"/>
       <w:lvlText w:val=""/>
       <w:lvlJc w:val="left"/>
     </w:lvl>
-    <w:lvl w:ilvl="6" w:tplc="9FD433E6">
+    <w:lvl w:ilvl="6" w:tplc="4E568C3A">
       <w:numFmt w:val="decimal"/>
       <w:lvlText w:val=""/>
       <w:lvlJc w:val="left"/>
     </w:lvl>
-    <w:lvl w:ilvl="7" w:tplc="662ACA54">
+    <w:lvl w:ilvl="7" w:tplc="07C8BEB8">
       <w:numFmt w:val="decimal"/>
       <w:lvlText w:val=""/>
       <w:lvlJc w:val="left"/>
     </w:lvl>
-    <w:lvl w:ilvl="8" w:tplc="8724EDD0">
+    <w:lvl w:ilvl="8" w:tplc="3D0EBB9A">
       <w:numFmt w:val="decimal"/>
       <w:lvlText w:val=""/>
       <w:lvlJc w:val="left"/>
     </w:lvl>
   </w:abstractNum>
   <w:abstractNum w:abstractNumId="8" w15:restartNumberingAfterBreak="0">
-    <w:nsid w:val="7F245AE6"/>
+    <w:nsid w:val="6288535B"/>
     <w:multiLevelType w:val="hybridMultilevel"/>
-    <w:tmpl w:val="E8F80BD0"/>
-    <w:lvl w:ilvl="0" w:tplc="A1A85BA6">
+    <w:tmpl w:val="11683B94"/>
+    <w:lvl w:ilvl="0" w:tplc="26BA1F76">
       <w:start w:val="1"/>
       <w:numFmt w:val="decimal"/>
       <w:lvlText w:val="%1."/>
@@ -5554,7 +5675,7 @@
         <w:ind w:left="360" w:hanging="300"/>
       </w:pPr>
     </w:lvl>
-    <w:lvl w:ilvl="1" w:tplc="6130C3C4" w:tentative="1">
+    <w:lvl w:ilvl="1" w:tplc="49465AC8" w:tentative="1">
       <w:start w:val="1"/>
       <w:numFmt w:val="lowerLetter"/>
       <w:lvlText w:val="%2."/>
@@ -5563,86 +5684,86 @@
         <w:ind w:left="720" w:hanging="300"/>
       </w:pPr>
     </w:lvl>
-    <w:lvl w:ilvl="2" w:tplc="AD10D318">
+    <w:lvl w:ilvl="2" w:tplc="147C6086">
       <w:numFmt w:val="decimal"/>
       <w:lvlText w:val=""/>
       <w:lvlJc w:val="left"/>
     </w:lvl>
-    <w:lvl w:ilvl="3" w:tplc="F9B07646">
+    <w:lvl w:ilvl="3" w:tplc="4EA0D032">
       <w:numFmt w:val="decimal"/>
       <w:lvlText w:val=""/>
       <w:lvlJc w:val="left"/>
     </w:lvl>
-    <w:lvl w:ilvl="4" w:tplc="D4B2572A">
+    <w:lvl w:ilvl="4" w:tplc="AA786416">
       <w:numFmt w:val="decimal"/>
       <w:lvlText w:val=""/>
       <w:lvlJc w:val="left"/>
     </w:lvl>
-    <w:lvl w:ilvl="5" w:tplc="789EB666">
+    <w:lvl w:ilvl="5" w:tplc="052E394A">
       <w:numFmt w:val="decimal"/>
       <w:lvlText w:val=""/>
       <w:lvlJc w:val="left"/>
     </w:lvl>
-    <w:lvl w:ilvl="6" w:tplc="FDC03458">
+    <w:lvl w:ilvl="6" w:tplc="523E6FF8">
       <w:numFmt w:val="decimal"/>
       <w:lvlText w:val=""/>
       <w:lvlJc w:val="left"/>
     </w:lvl>
-    <w:lvl w:ilvl="7" w:tplc="79844CB6">
+    <w:lvl w:ilvl="7" w:tplc="103A04D8">
       <w:numFmt w:val="decimal"/>
       <w:lvlText w:val=""/>
       <w:lvlJc w:val="left"/>
     </w:lvl>
-    <w:lvl w:ilvl="8" w:tplc="6EA087CA">
+    <w:lvl w:ilvl="8" w:tplc="0F5A2E9C">
       <w:numFmt w:val="decimal"/>
       <w:lvlText w:val=""/>
       <w:lvlJc w:val="left"/>
     </w:lvl>
   </w:abstractNum>
-  <w:num w:numId="1" w16cid:durableId="697663249">
-    <w:abstractNumId w:val="4"/>
+  <w:num w:numId="1" w16cid:durableId="877397201">
+    <w:abstractNumId w:val="3"/>
     <w:lvlOverride w:ilvl="0">
       <w:startOverride w:val="1"/>
     </w:lvlOverride>
   </w:num>
-  <w:num w:numId="2" w16cid:durableId="103309273">
+  <w:num w:numId="2" w16cid:durableId="585115592">
+    <w:abstractNumId w:val="0"/>
+    <w:lvlOverride w:ilvl="0">
+      <w:startOverride w:val="1"/>
+    </w:lvlOverride>
+  </w:num>
+  <w:num w:numId="3" w16cid:durableId="1190148088">
+    <w:abstractNumId w:val="6"/>
+    <w:lvlOverride w:ilvl="0">
+      <w:startOverride w:val="1"/>
+    </w:lvlOverride>
+  </w:num>
+  <w:num w:numId="4" w16cid:durableId="514615899">
+    <w:abstractNumId w:val="1"/>
+    <w:lvlOverride w:ilvl="0">
+      <w:startOverride w:val="1"/>
+    </w:lvlOverride>
+  </w:num>
+  <w:num w:numId="5" w16cid:durableId="1446460424">
+    <w:abstractNumId w:val="8"/>
+    <w:lvlOverride w:ilvl="0">
+      <w:startOverride w:val="1"/>
+    </w:lvlOverride>
+  </w:num>
+  <w:num w:numId="6" w16cid:durableId="1479885439">
     <w:abstractNumId w:val="2"/>
     <w:lvlOverride w:ilvl="0">
       <w:startOverride w:val="1"/>
     </w:lvlOverride>
   </w:num>
-  <w:num w:numId="3" w16cid:durableId="1683431361">
-    <w:abstractNumId w:val="7"/>
-    <w:lvlOverride w:ilvl="0">
-      <w:startOverride w:val="1"/>
-    </w:lvlOverride>
-  </w:num>
-  <w:num w:numId="4" w16cid:durableId="905845387">
+  <w:num w:numId="7" w16cid:durableId="22480219">
     <w:abstractNumId w:val="5"/>
     <w:lvlOverride w:ilvl="0">
       <w:startOverride w:val="1"/>
     </w:lvlOverride>
   </w:num>
-  <w:num w:numId="5" w16cid:durableId="711416772">
-    <w:abstractNumId w:val="1"/>
-    <w:lvlOverride w:ilvl="0">
-      <w:startOverride w:val="1"/>
-    </w:lvlOverride>
-  </w:num>
-  <w:num w:numId="6" w16cid:durableId="2025592378">
-    <w:abstractNumId w:val="3"/>
-    <w:lvlOverride w:ilvl="0">
-      <w:startOverride w:val="1"/>
-    </w:lvlOverride>
-  </w:num>
-  <w:num w:numId="7" w16cid:durableId="1903103268">
-    <w:abstractNumId w:val="8"/>
-    <w:lvlOverride w:ilvl="0">
-      <w:startOverride w:val="1"/>
-    </w:lvlOverride>
-  </w:num>
-  <w:num w:numId="8" w16cid:durableId="892932692">
-    <w:abstractNumId w:val="0"/>
+  <w:num w:numId="8" w16cid:durableId="2018264658">
+    <w:abstractNumId w:val="7"/>
     <w:lvlOverride w:ilvl="0">
       <w:startOverride w:val="1"/>
     </w:lvlOverride>
@@ -6323,7 +6444,7 @@
     <w:autoRedefine/>
     <w:uiPriority w:val="39"/>
     <w:unhideWhenUsed/>
-    <w:rsid w:val="00873E76"/>
+    <w:rsid w:val="00E36928"/>
     <w:pPr>
       <w:spacing w:after="100"/>
     </w:pPr>
